--- a/Documentation/SEDAP-Express ICD v1.4.8.docx
+++ b/Documentation/SEDAP-Express ICD v1.4.8.docx
@@ -743,7 +743,6 @@
         </w:rPr>
         <w:t xml:space="preserve">nnovative </w:t>
       </w:r>
-      <w:proofErr w:type="spellStart"/>
       <w:r>
         <w:rPr>
           <w:rFonts w:ascii="Roboto" w:hAnsi="Roboto" w:cs="Segoe UI"/>
@@ -775,7 +774,6 @@
         </w:rPr>
         <w:t>Y</w:t>
       </w:r>
-      <w:proofErr w:type="spellEnd"/>
     </w:p>
     <w:p>
       <w:pPr>
@@ -1167,7 +1165,6 @@
           <w:lang w:val="en-US"/>
         </w:rPr>
       </w:pPr>
-      <w:proofErr w:type="spellStart"/>
       <w:r>
         <w:rPr>
           <w:rFonts w:ascii="Roboto" w:hAnsi="Roboto" w:cs="Segoe UI"/>
@@ -1177,27 +1174,15 @@
         </w:rPr>
         <w:t>MockUp</w:t>
       </w:r>
-      <w:proofErr w:type="spellEnd"/>
-      <w:r>
-        <w:rPr>
-          <w:rFonts w:ascii="Roboto" w:hAnsi="Roboto" w:cs="Segoe UI"/>
-          <w:sz w:val="22"/>
-          <w:szCs w:val="22"/>
-          <w:lang w:val="en-US"/>
-        </w:rPr>
-        <w:t>/</w:t>
-      </w:r>
-      <w:proofErr w:type="spellStart"/>
-      <w:r>
-        <w:rPr>
-          <w:rFonts w:ascii="Roboto" w:hAnsi="Roboto" w:cs="Segoe UI"/>
-          <w:sz w:val="22"/>
-          <w:szCs w:val="22"/>
-          <w:lang w:val="en-US"/>
-        </w:rPr>
-        <w:t>TestTool</w:t>
-      </w:r>
-      <w:proofErr w:type="spellEnd"/>
+      <w:r>
+        <w:rPr>
+          <w:rFonts w:ascii="Roboto" w:hAnsi="Roboto" w:cs="Segoe UI"/>
+          <w:sz w:val="22"/>
+          <w:szCs w:val="22"/>
+          <w:lang w:val="en-US"/>
+        </w:rPr>
+        <w:t>/TestTool</w:t>
+      </w:r>
       <w:r>
         <w:rPr>
           <w:rFonts w:ascii="Roboto" w:hAnsi="Roboto" w:cs="Segoe UI"/>
@@ -1434,7 +1419,25 @@
           <w:szCs w:val="22"/>
           <w:lang w:val="en-US"/>
         </w:rPr>
-        <w:t>2019)</w:t>
+        <w:t>2019</w:t>
+      </w:r>
+      <w:r>
+        <w:rPr>
+          <w:rFonts w:ascii="Roboto" w:hAnsi="Roboto" w:cs="Segoe UI"/>
+          <w:sz w:val="22"/>
+          <w:szCs w:val="22"/>
+          <w:lang w:val="en-US"/>
+        </w:rPr>
+        <w:t>, exact 15 characters long</w:t>
+      </w:r>
+      <w:r>
+        <w:rPr>
+          <w:rFonts w:ascii="Roboto" w:hAnsi="Roboto" w:cs="Segoe UI"/>
+          <w:sz w:val="22"/>
+          <w:szCs w:val="22"/>
+          <w:lang w:val="en-US"/>
+        </w:rPr>
+        <w:t>)</w:t>
       </w:r>
     </w:p>
     <w:p>
@@ -2007,25 +2010,14 @@
         </w:rPr>
         <w:t>(Binary)Data which possibly contains a special character (</w:t>
       </w:r>
-      <w:proofErr w:type="gramStart"/>
-      <w:r>
-        <w:rPr>
-          <w:rFonts w:ascii="Roboto" w:hAnsi="Roboto" w:cs="Segoe UI"/>
-          <w:sz w:val="22"/>
-          <w:szCs w:val="22"/>
-          <w:lang w:val="en-US"/>
-        </w:rPr>
-        <w:t>e.g.</w:t>
-      </w:r>
-      <w:proofErr w:type="gramEnd"/>
-      <w:r>
-        <w:rPr>
-          <w:rFonts w:ascii="Roboto" w:hAnsi="Roboto" w:cs="Segoe UI"/>
-          <w:sz w:val="22"/>
-          <w:szCs w:val="22"/>
-          <w:lang w:val="en-US"/>
-        </w:rPr>
-        <w:t xml:space="preserve"> </w:t>
+      <w:r>
+        <w:rPr>
+          <w:rFonts w:ascii="Roboto" w:hAnsi="Roboto" w:cs="Segoe UI"/>
+          <w:sz w:val="22"/>
+          <w:szCs w:val="22"/>
+          <w:lang w:val="en-US"/>
+        </w:rPr>
+        <w:t xml:space="preserve">e.g. </w:t>
       </w:r>
       <w:r>
         <w:rPr>
@@ -2193,27 +2185,7 @@
           <w:szCs w:val="22"/>
           <w:lang w:val="en-US"/>
         </w:rPr>
-        <w:t>SEC/</w:t>
-      </w:r>
-      <w:proofErr w:type="spellStart"/>
-      <w:r>
-        <w:rPr>
-          <w:rFonts w:ascii="Roboto" w:hAnsi="Roboto" w:cs="Segoe UI"/>
-          <w:sz w:val="22"/>
-          <w:szCs w:val="22"/>
-          <w:lang w:val="en-US"/>
-        </w:rPr>
-        <w:t>MockUp</w:t>
-      </w:r>
-      <w:proofErr w:type="spellEnd"/>
-      <w:r>
-        <w:rPr>
-          <w:rFonts w:ascii="Roboto" w:hAnsi="Roboto" w:cs="Segoe UI"/>
-          <w:sz w:val="22"/>
-          <w:szCs w:val="22"/>
-          <w:lang w:val="en-US"/>
-        </w:rPr>
-        <w:t>/Applications can send and receive at any time</w:t>
+        <w:t>SEC/MockUp/Applications can send and receive at any time</w:t>
       </w:r>
     </w:p>
     <w:p>
@@ -2261,27 +2233,7 @@
           <w:szCs w:val="22"/>
           <w:lang w:val="en-US"/>
         </w:rPr>
-        <w:t>SEC/</w:t>
-      </w:r>
-      <w:proofErr w:type="spellStart"/>
-      <w:r>
-        <w:rPr>
-          <w:rFonts w:ascii="Roboto" w:hAnsi="Roboto" w:cs="Segoe UI"/>
-          <w:sz w:val="22"/>
-          <w:szCs w:val="22"/>
-          <w:lang w:val="en-US"/>
-        </w:rPr>
-        <w:t>MockUp</w:t>
-      </w:r>
-      <w:proofErr w:type="spellEnd"/>
-      <w:r>
-        <w:rPr>
-          <w:rFonts w:ascii="Roboto" w:hAnsi="Roboto" w:cs="Segoe UI"/>
-          <w:sz w:val="22"/>
-          <w:szCs w:val="22"/>
-          <w:lang w:val="en-US"/>
-        </w:rPr>
-        <w:t xml:space="preserve"> answers heartbeat also with a heartbeat message (see chapter IV.2.</w:t>
+        <w:t>SEC/MockUp answers heartbeat also with a heartbeat message (see chapter IV.2.</w:t>
       </w:r>
       <w:r>
         <w:rPr>
@@ -2669,7 +2621,6 @@
         </w:rPr>
         <w:t xml:space="preserve">For calculating the </w:t>
       </w:r>
-      <w:proofErr w:type="gramStart"/>
       <w:r>
         <w:rPr>
           <w:rFonts w:ascii="Roboto" w:hAnsi="Roboto" w:cs="Segoe UI"/>
@@ -2679,7 +2630,6 @@
         </w:rPr>
         <w:t>MAC</w:t>
       </w:r>
-      <w:proofErr w:type="gramEnd"/>
       <w:r>
         <w:rPr>
           <w:rFonts w:ascii="Roboto" w:hAnsi="Roboto" w:cs="Segoe UI"/>
@@ -3166,33 +3116,7 @@
           <w:szCs w:val="22"/>
           <w:lang w:val="en-US"/>
         </w:rPr>
-        <w:t xml:space="preserve">Sample (32Bit CMAC, </w:t>
-      </w:r>
-      <w:proofErr w:type="spellStart"/>
-      <w:proofErr w:type="gramStart"/>
-      <w:r>
-        <w:rPr>
-          <w:rFonts w:ascii="Roboto" w:hAnsi="Roboto" w:cs="Segoe UI"/>
-          <w:i/>
-          <w:iCs/>
-          <w:sz w:val="22"/>
-          <w:szCs w:val="22"/>
-          <w:lang w:val="en-US"/>
-        </w:rPr>
-        <w:t>Password:expressexpressex</w:t>
-      </w:r>
-      <w:proofErr w:type="spellEnd"/>
-      <w:proofErr w:type="gramEnd"/>
-      <w:r>
-        <w:rPr>
-          <w:rFonts w:ascii="Roboto" w:hAnsi="Roboto" w:cs="Segoe UI"/>
-          <w:i/>
-          <w:iCs/>
-          <w:sz w:val="22"/>
-          <w:szCs w:val="22"/>
-          <w:lang w:val="en-US"/>
-        </w:rPr>
-        <w:t>):</w:t>
+        <w:t>Sample (32Bit CMAC, Password:expressexpressex):</w:t>
       </w:r>
       <w:r>
         <w:rPr>
@@ -3395,27 +3319,7 @@
           <w:szCs w:val="22"/>
           <w:lang w:val="en-US"/>
         </w:rPr>
-        <w:t>CFB/</w:t>
-      </w:r>
-      <w:proofErr w:type="spellStart"/>
-      <w:r>
-        <w:rPr>
-          <w:rFonts w:ascii="Roboto" w:hAnsi="Roboto" w:cs="Segoe UI"/>
-          <w:sz w:val="22"/>
-          <w:szCs w:val="22"/>
-          <w:lang w:val="en-US"/>
-        </w:rPr>
-        <w:t>NoPadding</w:t>
-      </w:r>
-      <w:proofErr w:type="spellEnd"/>
-      <w:r>
-        <w:rPr>
-          <w:rFonts w:ascii="Roboto" w:hAnsi="Roboto" w:cs="Segoe UI"/>
-          <w:sz w:val="22"/>
-          <w:szCs w:val="22"/>
-          <w:lang w:val="en-US"/>
-        </w:rPr>
-        <w:t xml:space="preserve"> </w:t>
+        <w:t xml:space="preserve">CFB/NoPadding </w:t>
       </w:r>
       <w:r>
         <w:rPr>
@@ -3486,7 +3390,6 @@
         </w:rPr>
         <w:t>/</w:t>
       </w:r>
-      <w:proofErr w:type="spellStart"/>
       <w:r>
         <w:rPr>
           <w:rFonts w:ascii="Roboto" w:hAnsi="Roboto" w:cs="Segoe UI"/>
@@ -3496,7 +3399,6 @@
         </w:rPr>
         <w:t>NoPadding</w:t>
       </w:r>
-      <w:proofErr w:type="spellEnd"/>
       <w:r>
         <w:rPr>
           <w:rFonts w:ascii="Roboto" w:hAnsi="Roboto" w:cs="Segoe UI"/>
@@ -3811,47 +3713,7 @@
           <w:szCs w:val="22"/>
           <w:lang w:val="en-US"/>
         </w:rPr>
-        <w:t>OWNUNIT;5E;01952384BD8D;66A</w:t>
-      </w:r>
-      <w:proofErr w:type="gramStart"/>
-      <w:r>
-        <w:rPr>
-          <w:rFonts w:ascii="Roboto" w:hAnsi="Roboto" w:cs="Segoe UI"/>
-          <w:sz w:val="22"/>
-          <w:szCs w:val="22"/>
-          <w:lang w:val="en-US"/>
-        </w:rPr>
-        <w:t>3;R;;;</w:t>
-      </w:r>
-      <w:proofErr w:type="gramEnd"/>
-      <w:r>
-        <w:rPr>
-          <w:rFonts w:ascii="Roboto" w:hAnsi="Roboto" w:cs="Segoe UI"/>
-          <w:sz w:val="22"/>
-          <w:szCs w:val="22"/>
-          <w:lang w:val="en-US"/>
-        </w:rPr>
-        <w:t xml:space="preserve">53.32;8.11;0;5.5;21;22;;;FGS </w:t>
-      </w:r>
-      <w:proofErr w:type="spellStart"/>
-      <w:r>
-        <w:rPr>
-          <w:rFonts w:ascii="Roboto" w:hAnsi="Roboto" w:cs="Segoe UI"/>
-          <w:sz w:val="22"/>
-          <w:szCs w:val="22"/>
-          <w:lang w:val="en-US"/>
-        </w:rPr>
-        <w:t>Bayern;sfspclff</w:t>
-      </w:r>
-      <w:proofErr w:type="spellEnd"/>
-      <w:r>
-        <w:rPr>
-          <w:rFonts w:ascii="Roboto" w:hAnsi="Roboto" w:cs="Segoe UI"/>
-          <w:sz w:val="22"/>
-          <w:szCs w:val="22"/>
-          <w:lang w:val="en-US"/>
-        </w:rPr>
-        <w:t>-------</w:t>
+        <w:t>OWNUNIT;5E;01952384BD8D;66A3;R;;;53.32;8.11;0;5.5;21;22;;;FGS Bayern;sfspclff-------</w:t>
       </w:r>
     </w:p>
     <w:p>
@@ -3943,10 +3805,8 @@
           <w:szCs w:val="22"/>
           <w:lang w:val="en-US"/>
         </w:rPr>
-        <w:t xml:space="preserve">B, </w:t>
-      </w:r>
-      <w:proofErr w:type="spellStart"/>
-      <w:proofErr w:type="gramStart"/>
+        <w:t>B, Passwor</w:t>
+      </w:r>
       <w:r>
         <w:rPr>
           <w:rFonts w:ascii="Roboto" w:hAnsi="Roboto" w:cs="Segoe UI"/>
@@ -3956,7 +3816,7 @@
           <w:szCs w:val="22"/>
           <w:lang w:val="en-US"/>
         </w:rPr>
-        <w:t>Passwor</w:t>
+        <w:t>d</w:t>
       </w:r>
       <w:r>
         <w:rPr>
@@ -3967,31 +3827,7 @@
           <w:szCs w:val="22"/>
           <w:lang w:val="en-US"/>
         </w:rPr>
-        <w:t>d</w:t>
-      </w:r>
-      <w:r>
-        <w:rPr>
-          <w:rFonts w:ascii="Roboto" w:hAnsi="Roboto" w:cs="Segoe UI"/>
-          <w:i/>
-          <w:iCs/>
-          <w:sz w:val="22"/>
-          <w:szCs w:val="22"/>
-          <w:lang w:val="en-US"/>
-        </w:rPr>
-        <w:t>:expressexpressex</w:t>
-      </w:r>
-      <w:proofErr w:type="spellEnd"/>
-      <w:proofErr w:type="gramEnd"/>
-      <w:r>
-        <w:rPr>
-          <w:rFonts w:ascii="Roboto" w:hAnsi="Roboto" w:cs="Segoe UI"/>
-          <w:i/>
-          <w:iCs/>
-          <w:sz w:val="22"/>
-          <w:szCs w:val="22"/>
-          <w:lang w:val="en-US"/>
-        </w:rPr>
-        <w:t>):</w:t>
+        <w:t>:expressexpressex):</w:t>
       </w:r>
       <w:r>
         <w:rPr>
@@ -4492,25 +4328,14 @@
           <w:lang w:val="en-US"/>
         </w:rPr>
       </w:pPr>
-      <w:proofErr w:type="gramStart"/>
-      <w:r>
-        <w:rPr>
-          <w:rFonts w:ascii="Roboto" w:hAnsi="Roboto" w:cs="Segoe UI"/>
-          <w:sz w:val="22"/>
-          <w:szCs w:val="22"/>
-          <w:lang w:val="en-US"/>
-        </w:rPr>
-        <w:t>TEXT;D</w:t>
-      </w:r>
-      <w:proofErr w:type="gramEnd"/>
-      <w:r>
-        <w:rPr>
-          <w:rFonts w:ascii="Roboto" w:hAnsi="Roboto" w:cs="Segoe UI"/>
-          <w:sz w:val="22"/>
-          <w:szCs w:val="22"/>
-          <w:lang w:val="en-US"/>
-        </w:rPr>
-        <w:t>3;01952381E21B;324E;S;TRUE;;;;1;NONE;"This is an alert!"</w:t>
+      <w:r>
+        <w:rPr>
+          <w:rFonts w:ascii="Roboto" w:hAnsi="Roboto" w:cs="Segoe UI"/>
+          <w:sz w:val="22"/>
+          <w:szCs w:val="22"/>
+          <w:lang w:val="en-US"/>
+        </w:rPr>
+        <w:t>TEXT;D3;01952381E21B;324E;S;TRUE;;;;1;NONE;"This is an alert!"</w:t>
       </w:r>
       <w:r>
         <w:rPr>
@@ -4687,27 +4512,7 @@
           <w:szCs w:val="22"/>
           <w:lang w:val="en-US"/>
         </w:rPr>
-        <w:t xml:space="preserve"> you will find a </w:t>
-      </w:r>
-      <w:proofErr w:type="gramStart"/>
-      <w:r>
-        <w:rPr>
-          <w:rFonts w:ascii="Roboto" w:hAnsi="Roboto" w:cs="Segoe UI"/>
-          <w:sz w:val="22"/>
-          <w:szCs w:val="22"/>
-          <w:lang w:val="en-US"/>
-        </w:rPr>
-        <w:t>kinds of connections</w:t>
-      </w:r>
-      <w:proofErr w:type="gramEnd"/>
-      <w:r>
-        <w:rPr>
-          <w:rFonts w:ascii="Roboto" w:hAnsi="Roboto" w:cs="Segoe UI"/>
-          <w:sz w:val="22"/>
-          <w:szCs w:val="22"/>
-          <w:lang w:val="en-US"/>
-        </w:rPr>
-        <w:t xml:space="preserve"> which are available to exchange data with the UNIITY SEDAP-Express connector. The </w:t>
+        <w:t xml:space="preserve"> you will find a kinds of connections which are available to exchange data with the UNIITY SEDAP-Express connector. The </w:t>
       </w:r>
       <w:r>
         <w:rPr>
@@ -4840,7 +4645,6 @@
         </w:rPr>
         <w:t>/</w:t>
       </w:r>
-      <w:proofErr w:type="spellStart"/>
       <w:r>
         <w:rPr>
           <w:rFonts w:ascii="Roboto" w:hAnsi="Roboto" w:cs="Segoe UI"/>
@@ -4857,17 +4661,7 @@
           <w:szCs w:val="22"/>
           <w:lang w:val="en-US"/>
         </w:rPr>
-        <w:t>MockUp</w:t>
-      </w:r>
-      <w:proofErr w:type="spellEnd"/>
-      <w:r>
-        <w:rPr>
-          <w:rFonts w:ascii="Roboto" w:hAnsi="Roboto" w:cs="Segoe UI"/>
-          <w:sz w:val="22"/>
-          <w:szCs w:val="22"/>
-          <w:lang w:val="en-US"/>
-        </w:rPr>
-        <w:t xml:space="preserve"> </w:t>
+        <w:t xml:space="preserve">MockUp </w:t>
       </w:r>
       <w:r>
         <w:rPr>
@@ -5781,47 +5575,7 @@
           <w:szCs w:val="22"/>
           <w:lang w:val="en-US"/>
         </w:rPr>
-        <w:t>-X/&lt;</w:t>
-      </w:r>
-      <w:proofErr w:type="spellStart"/>
-      <w:r>
-        <w:rPr>
-          <w:rFonts w:ascii="Roboto" w:hAnsi="Roboto" w:cs="Segoe UI"/>
-          <w:sz w:val="22"/>
-          <w:szCs w:val="22"/>
-          <w:lang w:val="en-US"/>
-        </w:rPr>
-        <w:t>senderid</w:t>
-      </w:r>
-      <w:proofErr w:type="spellEnd"/>
-      <w:r>
-        <w:rPr>
-          <w:rFonts w:ascii="Roboto" w:hAnsi="Roboto" w:cs="Segoe UI"/>
-          <w:sz w:val="22"/>
-          <w:szCs w:val="22"/>
-          <w:lang w:val="en-US"/>
-        </w:rPr>
-        <w:t>&gt;/&lt;</w:t>
-      </w:r>
-      <w:proofErr w:type="spellStart"/>
-      <w:r>
-        <w:rPr>
-          <w:rFonts w:ascii="Roboto" w:hAnsi="Roboto" w:cs="Segoe UI"/>
-          <w:sz w:val="22"/>
-          <w:szCs w:val="22"/>
-          <w:lang w:val="en-US"/>
-        </w:rPr>
-        <w:t>messagetype</w:t>
-      </w:r>
-      <w:proofErr w:type="spellEnd"/>
-      <w:r>
-        <w:rPr>
-          <w:rFonts w:ascii="Roboto" w:hAnsi="Roboto" w:cs="Segoe UI"/>
-          <w:sz w:val="22"/>
-          <w:szCs w:val="22"/>
-          <w:lang w:val="en-US"/>
-        </w:rPr>
-        <w:t>&gt;</w:t>
+        <w:t>-X/&lt;senderid&gt;/&lt;messagetype&gt;</w:t>
       </w:r>
     </w:p>
     <w:p>
@@ -5973,7 +5727,6 @@
         </w:rPr>
         <w:t xml:space="preserve">Deflate or </w:t>
       </w:r>
-      <w:proofErr w:type="spellStart"/>
       <w:r>
         <w:rPr>
           <w:rFonts w:ascii="Roboto" w:hAnsi="Roboto" w:cs="Segoe UI"/>
@@ -5990,17 +5743,7 @@
           <w:szCs w:val="22"/>
           <w:lang w:val="en-US"/>
         </w:rPr>
-        <w:t>ip</w:t>
-      </w:r>
-      <w:proofErr w:type="spellEnd"/>
-      <w:r>
-        <w:rPr>
-          <w:rFonts w:ascii="Roboto" w:hAnsi="Roboto" w:cs="Segoe UI"/>
-          <w:sz w:val="22"/>
-          <w:szCs w:val="22"/>
-          <w:lang w:val="en-US"/>
-        </w:rPr>
-        <w:t xml:space="preserve"> compression should be supported </w:t>
+        <w:t xml:space="preserve">ip compression should be supported </w:t>
       </w:r>
     </w:p>
     <w:p>
@@ -7190,27 +6933,7 @@
                 <w:szCs w:val="22"/>
                 <w:lang w:val="en-US"/>
               </w:rPr>
-              <w:t xml:space="preserve">, </w:t>
-            </w:r>
-            <w:proofErr w:type="gramStart"/>
-            <w:r>
-              <w:rPr>
-                <w:rFonts w:ascii="Roboto" w:hAnsi="Roboto" w:cs="Segoe UI"/>
-                <w:sz w:val="22"/>
-                <w:szCs w:val="22"/>
-                <w:lang w:val="en-US"/>
-              </w:rPr>
-              <w:t>e.g.</w:t>
-            </w:r>
-            <w:proofErr w:type="gramEnd"/>
-            <w:r>
-              <w:rPr>
-                <w:rFonts w:ascii="Roboto" w:hAnsi="Roboto" w:cs="Segoe UI"/>
-                <w:sz w:val="22"/>
-                <w:szCs w:val="22"/>
-                <w:lang w:val="en-US"/>
-              </w:rPr>
-              <w:t xml:space="preserve"> “OKRA”</w:t>
+              <w:t>, e.g. “OKRA”</w:t>
             </w:r>
             <w:r>
               <w:rPr>
@@ -8014,7 +7737,6 @@
           <w:lang w:val="en-US"/>
         </w:rPr>
       </w:pPr>
-      <w:proofErr w:type="spellStart"/>
       <w:r>
         <w:rPr>
           <w:rFonts w:ascii="Roboto" w:hAnsi="Roboto" w:cs="Segoe UI"/>
@@ -8024,19 +7746,7 @@
           <w:szCs w:val="22"/>
           <w:lang w:val="en-US"/>
         </w:rPr>
-        <w:t>Protobuf</w:t>
-      </w:r>
-      <w:proofErr w:type="spellEnd"/>
-      <w:r>
-        <w:rPr>
-          <w:rFonts w:ascii="Roboto" w:hAnsi="Roboto" w:cs="Segoe UI"/>
-          <w:b/>
-          <w:bCs/>
-          <w:sz w:val="22"/>
-          <w:szCs w:val="22"/>
-          <w:lang w:val="en-US"/>
-        </w:rPr>
-        <w:t xml:space="preserve"> connection</w:t>
+        <w:t>Protobuf connection</w:t>
       </w:r>
     </w:p>
     <w:p>
@@ -8325,7 +8035,6 @@
         </w:rPr>
         <w:t xml:space="preserve"> </w:t>
       </w:r>
-      <w:proofErr w:type="spellStart"/>
       <w:r>
         <w:rPr>
           <w:rFonts w:ascii="Roboto" w:hAnsi="Roboto" w:cs="Segoe UI"/>
@@ -8335,7 +8044,6 @@
         </w:rPr>
         <w:t>the</w:t>
       </w:r>
-      <w:proofErr w:type="spellEnd"/>
       <w:r>
         <w:rPr>
           <w:rFonts w:ascii="Roboto" w:hAnsi="Roboto" w:cs="Segoe UI"/>
@@ -8997,17 +8705,7 @@
           <w:szCs w:val="22"/>
           <w:lang w:val="en-US"/>
         </w:rPr>
-        <w:t>(M</w:t>
-      </w:r>
-      <w:proofErr w:type="gramStart"/>
-      <w:r>
-        <w:rPr>
-          <w:rFonts w:ascii="Roboto" w:hAnsi="Roboto" w:cs="Segoe UI"/>
-          <w:sz w:val="22"/>
-          <w:szCs w:val="22"/>
-          <w:lang w:val="en-US"/>
-        </w:rPr>
-        <w:t>?)</w:t>
+        <w:t>(M?)</w:t>
       </w:r>
       <w:r>
         <w:rPr>
@@ -9025,17 +8723,7 @@
           <w:szCs w:val="22"/>
           <w:lang w:val="en-US"/>
         </w:rPr>
-        <w:t>&lt;</w:t>
-      </w:r>
-      <w:proofErr w:type="gramEnd"/>
-      <w:r>
-        <w:rPr>
-          <w:rFonts w:ascii="Roboto" w:hAnsi="Roboto" w:cs="Segoe UI"/>
-          <w:sz w:val="22"/>
-          <w:szCs w:val="22"/>
-          <w:lang w:val="en-US"/>
-        </w:rPr>
-        <w:t>Classification&gt;</w:t>
+        <w:t>&lt;Classification&gt;</w:t>
       </w:r>
       <w:r>
         <w:rPr>
@@ -9729,17 +9417,7 @@
           <w:szCs w:val="22"/>
           <w:lang w:val="en-US"/>
         </w:rPr>
-        <w:t>0191C643A8</w:t>
-      </w:r>
-      <w:proofErr w:type="gramStart"/>
-      <w:r>
-        <w:rPr>
-          <w:rFonts w:ascii="Roboto" w:hAnsi="Roboto" w:cs="Segoe UI"/>
-          <w:sz w:val="22"/>
-          <w:szCs w:val="22"/>
-          <w:lang w:val="en-US"/>
-        </w:rPr>
-        <w:t>AF</w:t>
+        <w:t>0191C643A8AF</w:t>
       </w:r>
       <w:r>
         <w:rPr>
@@ -9759,35 +9437,14 @@
         </w:rPr>
         <w:t>DRONEONE</w:t>
       </w:r>
-      <w:proofErr w:type="gramEnd"/>
-      <w:r>
-        <w:rPr>
-          <w:rFonts w:ascii="Roboto" w:hAnsi="Roboto" w:cs="Segoe UI"/>
-          <w:sz w:val="22"/>
-          <w:szCs w:val="22"/>
-          <w:lang w:val="en-US"/>
-        </w:rPr>
-        <w:t xml:space="preserve">;R;;;53.32;8.11;0;5.5;21;22;;;FGS </w:t>
-      </w:r>
-      <w:proofErr w:type="spellStart"/>
-      <w:r>
-        <w:rPr>
-          <w:rFonts w:ascii="Roboto" w:hAnsi="Roboto" w:cs="Segoe UI"/>
-          <w:sz w:val="22"/>
-          <w:szCs w:val="22"/>
-          <w:lang w:val="en-US"/>
-        </w:rPr>
-        <w:t>Bayern;SFSPCLFF</w:t>
-      </w:r>
-      <w:proofErr w:type="spellEnd"/>
-      <w:r>
-        <w:rPr>
-          <w:rFonts w:ascii="Roboto" w:hAnsi="Roboto" w:cs="Segoe UI"/>
-          <w:sz w:val="22"/>
-          <w:szCs w:val="22"/>
-          <w:lang w:val="en-US"/>
-        </w:rPr>
-        <w:t>------</w:t>
+      <w:r>
+        <w:rPr>
+          <w:rFonts w:ascii="Roboto" w:hAnsi="Roboto" w:cs="Segoe UI"/>
+          <w:sz w:val="22"/>
+          <w:szCs w:val="22"/>
+          <w:lang w:val="en-US"/>
+        </w:rPr>
+        <w:t>;R;;;53.32;8.11;0;5.5;21;22;;;FGS Bayern;SFSPCLFF------</w:t>
       </w:r>
       <w:r>
         <w:rPr>
@@ -9866,27 +9523,7 @@
           <w:szCs w:val="22"/>
           <w:lang w:val="en-US"/>
         </w:rPr>
-        <w:t>;22</w:t>
-      </w:r>
-      <w:proofErr w:type="gramStart"/>
-      <w:r>
-        <w:rPr>
-          <w:rFonts w:ascii="Roboto" w:hAnsi="Roboto" w:cs="Segoe UI"/>
-          <w:sz w:val="22"/>
-          <w:szCs w:val="22"/>
-          <w:lang w:val="en-US"/>
-        </w:rPr>
-        <w:t>AA;U</w:t>
-      </w:r>
-      <w:proofErr w:type="gramEnd"/>
-      <w:r>
-        <w:rPr>
-          <w:rFonts w:ascii="Roboto" w:hAnsi="Roboto" w:cs="Segoe UI"/>
-          <w:sz w:val="22"/>
-          <w:szCs w:val="22"/>
-          <w:lang w:val="en-US"/>
-        </w:rPr>
-        <w:t>;FALSE;4389F10D;77.88;-10.12;5577.0;33.44;55.66;1.1;-2.2;3.3;Ownunit;SFGPIB----H----</w:t>
+        <w:t>;22AA;U;FALSE;4389F10D;77.88;-10.12;5577.0;33.44;55.66;1.1;-2.2;3.3;Ownunit;SFGPIB----H----</w:t>
       </w:r>
     </w:p>
     <w:p>
@@ -11180,7 +10817,6 @@
         </w:rPr>
         <w:t>&lt;</w:t>
       </w:r>
-      <w:proofErr w:type="spellStart"/>
       <w:r>
         <w:rPr>
           <w:rFonts w:ascii="Roboto" w:hAnsi="Roboto" w:cs="Segoe UI"/>
@@ -11190,7 +10826,6 @@
         </w:rPr>
         <w:t>MediaData</w:t>
       </w:r>
-      <w:proofErr w:type="spellEnd"/>
       <w:r>
         <w:rPr>
           <w:rFonts w:ascii="Roboto" w:hAnsi="Roboto" w:cs="Segoe UI"/>
@@ -11256,7 +10891,6 @@
                 <w:lang w:val="en-US"/>
               </w:rPr>
             </w:pPr>
-            <w:proofErr w:type="spellStart"/>
             <w:r>
               <w:rPr>
                 <w:rFonts w:ascii="Roboto" w:hAnsi="Roboto" w:cs="Segoe UI"/>
@@ -11275,7 +10909,6 @@
               </w:rPr>
               <w:t>ontactID</w:t>
             </w:r>
-            <w:proofErr w:type="spellEnd"/>
           </w:p>
         </w:tc>
         <w:tc>
@@ -11417,7 +11050,6 @@
                 <w:lang w:val="en-US"/>
               </w:rPr>
             </w:pPr>
-            <w:proofErr w:type="spellStart"/>
             <w:r>
               <w:rPr>
                 <w:rFonts w:ascii="Roboto" w:hAnsi="Roboto" w:cs="Segoe UI"/>
@@ -11436,7 +11068,6 @@
               </w:rPr>
               <w:t>eleteFlag</w:t>
             </w:r>
-            <w:proofErr w:type="spellEnd"/>
           </w:p>
         </w:tc>
         <w:tc>
@@ -12237,6 +11868,15 @@
               </w:rPr>
               <w:t>International Civil Aviation Organization</w:t>
             </w:r>
+            <w:r>
+              <w:rPr>
+                <w:rFonts w:ascii="Roboto" w:hAnsi="Roboto" w:cs="Segoe UI"/>
+                <w:sz w:val="22"/>
+                <w:szCs w:val="22"/>
+                <w:lang w:val="en-US"/>
+              </w:rPr>
+              <w:t>, 24Bit/3Byte</w:t>
+            </w:r>
           </w:p>
         </w:tc>
       </w:tr>
@@ -12255,7 +11895,6 @@
                 <w:lang w:val="en-US"/>
               </w:rPr>
             </w:pPr>
-            <w:proofErr w:type="spellStart"/>
             <w:r>
               <w:rPr>
                 <w:rFonts w:ascii="Roboto" w:hAnsi="Roboto" w:cs="Segoe UI"/>
@@ -12265,7 +11904,6 @@
               </w:rPr>
               <w:t>MediaData</w:t>
             </w:r>
-            <w:proofErr w:type="spellEnd"/>
           </w:p>
         </w:tc>
         <w:tc>
@@ -12413,17 +12051,7 @@
                 <w:szCs w:val="22"/>
                 <w:lang w:val="en-US"/>
               </w:rPr>
-              <w:t xml:space="preserve">AV, </w:t>
-            </w:r>
-            <w:proofErr w:type="gramStart"/>
-            <w:r>
-              <w:rPr>
-                <w:rFonts w:ascii="Roboto" w:hAnsi="Roboto" w:cs="Segoe UI"/>
-                <w:sz w:val="22"/>
-                <w:szCs w:val="22"/>
-                <w:lang w:val="en-US"/>
-              </w:rPr>
-              <w:t xml:space="preserve">etc. </w:t>
+              <w:t xml:space="preserve">AV, etc. </w:t>
             </w:r>
             <w:r>
               <w:rPr>
@@ -12434,7 +12062,6 @@
               </w:rPr>
               <w:t>)</w:t>
             </w:r>
-            <w:proofErr w:type="gramEnd"/>
             <w:r>
               <w:rPr>
                 <w:rFonts w:ascii="Roboto" w:hAnsi="Roboto" w:cs="Segoe UI"/>
@@ -12716,56 +12343,16 @@
           <w:szCs w:val="22"/>
           <w:lang w:val="en-US"/>
         </w:rPr>
-        <w:t>;83C</w:t>
-      </w:r>
-      <w:proofErr w:type="gramStart"/>
-      <w:r>
-        <w:rPr>
-          <w:rFonts w:ascii="Roboto" w:hAnsi="Roboto" w:cs="Segoe UI"/>
-          <w:sz w:val="22"/>
-          <w:szCs w:val="22"/>
-          <w:lang w:val="en-US"/>
-        </w:rPr>
-        <w:t>5</w:t>
-      </w:r>
-      <w:r>
-        <w:rPr>
-          <w:rFonts w:ascii="Roboto" w:hAnsi="Roboto" w:cs="Segoe UI"/>
-          <w:sz w:val="22"/>
-          <w:szCs w:val="22"/>
-          <w:lang w:val="en-US"/>
-        </w:rPr>
-        <w:t>;R;;;</w:t>
-      </w:r>
-      <w:proofErr w:type="gramEnd"/>
-      <w:r>
-        <w:rPr>
-          <w:rFonts w:ascii="Roboto" w:hAnsi="Roboto" w:cs="Segoe UI"/>
-          <w:sz w:val="22"/>
-          <w:szCs w:val="22"/>
-          <w:lang w:val="en-US"/>
-        </w:rPr>
-        <w:t xml:space="preserve">100;FALSE;53.32;8.11;0;;;;120;275;;;;;;;FGS </w:t>
-      </w:r>
-      <w:proofErr w:type="spellStart"/>
-      <w:r>
-        <w:rPr>
-          <w:rFonts w:ascii="Roboto" w:hAnsi="Roboto" w:cs="Segoe UI"/>
-          <w:sz w:val="22"/>
-          <w:szCs w:val="22"/>
-          <w:lang w:val="en-US"/>
-        </w:rPr>
-        <w:t>Bayern;AR;SFSPCLFF</w:t>
-      </w:r>
-      <w:proofErr w:type="spellEnd"/>
-      <w:r>
-        <w:rPr>
-          <w:rFonts w:ascii="Roboto" w:hAnsi="Roboto" w:cs="Segoe UI"/>
-          <w:sz w:val="22"/>
-          <w:szCs w:val="22"/>
-          <w:lang w:val="en-US"/>
-        </w:rPr>
-        <w:t>---</w:t>
+        <w:t>;83C5</w:t>
+      </w:r>
+      <w:r>
+        <w:rPr>
+          <w:rFonts w:ascii="Roboto" w:hAnsi="Roboto" w:cs="Segoe UI"/>
+          <w:sz w:val="22"/>
+          <w:szCs w:val="22"/>
+          <w:lang w:val="en-US"/>
+        </w:rPr>
+        <w:t>;R;;;100;FALSE;53.32;8.11;0;;;;120;275;;;;;;;FGS Bayern;AR;SFSPCLFF---</w:t>
       </w:r>
       <w:r>
         <w:rPr>
@@ -12783,27 +12370,7 @@
           <w:szCs w:val="22"/>
           <w:lang w:val="en-US"/>
         </w:rPr>
-        <w:t>---;;;;</w:t>
-      </w:r>
-      <w:proofErr w:type="spellStart"/>
-      <w:r>
-        <w:rPr>
-          <w:rFonts w:ascii="Roboto" w:hAnsi="Roboto" w:cs="Segoe UI"/>
-          <w:sz w:val="22"/>
-          <w:szCs w:val="22"/>
-          <w:lang w:val="en-US"/>
-        </w:rPr>
-        <w:t>VXNlIENIMjI</w:t>
-      </w:r>
-      <w:proofErr w:type="spellEnd"/>
-      <w:r>
-        <w:rPr>
-          <w:rFonts w:ascii="Roboto" w:hAnsi="Roboto" w:cs="Segoe UI"/>
-          <w:sz w:val="22"/>
-          <w:szCs w:val="22"/>
-          <w:lang w:val="en-US"/>
-        </w:rPr>
-        <w:t>=</w:t>
+        <w:t>---;;;;VXNlIENIMjI=</w:t>
       </w:r>
     </w:p>
     <w:p>
@@ -12864,27 +12431,7 @@
           <w:szCs w:val="22"/>
           <w:lang w:val="en-US"/>
         </w:rPr>
-        <w:t>;83C</w:t>
-      </w:r>
-      <w:proofErr w:type="gramStart"/>
-      <w:r>
-        <w:rPr>
-          <w:rFonts w:ascii="Roboto" w:hAnsi="Roboto" w:cs="Segoe UI"/>
-          <w:sz w:val="22"/>
-          <w:szCs w:val="22"/>
-          <w:lang w:val="en-US"/>
-        </w:rPr>
-        <w:t>5;U;;;</w:t>
-      </w:r>
-      <w:proofErr w:type="gramEnd"/>
-      <w:r>
-        <w:rPr>
-          <w:rFonts w:ascii="Roboto" w:hAnsi="Roboto" w:cs="Segoe UI"/>
-          <w:sz w:val="22"/>
-          <w:szCs w:val="22"/>
-          <w:lang w:val="en-US"/>
-        </w:rPr>
-        <w:t>101;;36.32;12.11;2000;;;;44;;;;;;;;Unknown;O;;221333201;;;UG9zcyBOZXRoZXJsYW5kcw==</w:t>
+        <w:t>;83C5;U;;;101;;36.32;12.11;2000;;;;44;;;;;;;;Unknown;O;;221333201;;;UG9zcyBOZXRoZXJsYW5kcw==</w:t>
       </w:r>
       <w:r>
         <w:rPr>
@@ -13063,27 +12610,7 @@
           <w:szCs w:val="22"/>
           <w:lang w:val="en-US"/>
         </w:rPr>
-        <w:t>(geographical) point (</w:t>
-      </w:r>
-      <w:proofErr w:type="gramStart"/>
-      <w:r>
-        <w:rPr>
-          <w:rFonts w:ascii="Roboto" w:hAnsi="Roboto" w:cs="Segoe UI"/>
-          <w:sz w:val="22"/>
-          <w:szCs w:val="22"/>
-          <w:lang w:val="en-US"/>
-        </w:rPr>
-        <w:t>e.g.</w:t>
-      </w:r>
-      <w:proofErr w:type="gramEnd"/>
-      <w:r>
-        <w:rPr>
-          <w:rFonts w:ascii="Roboto" w:hAnsi="Roboto" w:cs="Segoe UI"/>
-          <w:sz w:val="22"/>
-          <w:szCs w:val="22"/>
-          <w:lang w:val="en-US"/>
-        </w:rPr>
-        <w:t xml:space="preserve"> a </w:t>
+        <w:t xml:space="preserve">(geographical) point (e.g. a </w:t>
       </w:r>
       <w:r>
         <w:rPr>
@@ -13304,19 +12831,8 @@
           <w:szCs w:val="22"/>
           <w:lang w:val="en-US"/>
         </w:rPr>
-        <w:t>&lt;</w:t>
-      </w:r>
-      <w:proofErr w:type="spellStart"/>
-      <w:r>
-        <w:rPr>
-          <w:rFonts w:ascii="Roboto" w:hAnsi="Roboto" w:cs="Segoe UI"/>
-          <w:sz w:val="22"/>
-          <w:szCs w:val="22"/>
-          <w:lang w:val="en-US"/>
-        </w:rPr>
-        <w:t>MediaData</w:t>
-      </w:r>
-      <w:proofErr w:type="spellEnd"/>
+        <w:t>&lt;MediaData</w:t>
+      </w:r>
       <w:r>
         <w:rPr>
           <w:rFonts w:ascii="Roboto" w:hAnsi="Roboto" w:cs="Segoe UI"/>
@@ -13373,7 +12889,6 @@
                 <w:lang w:val="en-US"/>
               </w:rPr>
             </w:pPr>
-            <w:proofErr w:type="spellStart"/>
             <w:r>
               <w:rPr>
                 <w:rFonts w:ascii="Roboto" w:hAnsi="Roboto" w:cs="Segoe UI"/>
@@ -13392,7 +12907,6 @@
               </w:rPr>
               <w:t>ID</w:t>
             </w:r>
-            <w:proofErr w:type="spellEnd"/>
           </w:p>
         </w:tc>
         <w:tc>
@@ -13489,7 +13003,6 @@
                 <w:lang w:val="en-US"/>
               </w:rPr>
             </w:pPr>
-            <w:proofErr w:type="spellStart"/>
             <w:r>
               <w:rPr>
                 <w:rFonts w:ascii="Roboto" w:hAnsi="Roboto" w:cs="Segoe UI"/>
@@ -13499,7 +13012,6 @@
               </w:rPr>
               <w:t>DeleteFlag</w:t>
             </w:r>
-            <w:proofErr w:type="spellEnd"/>
           </w:p>
         </w:tc>
         <w:tc>
@@ -13854,7 +13366,6 @@
                 <w:lang w:val="en-US"/>
               </w:rPr>
             </w:pPr>
-            <w:proofErr w:type="spellStart"/>
             <w:r>
               <w:rPr>
                 <w:rFonts w:ascii="Roboto" w:hAnsi="Roboto" w:cs="Segoe UI"/>
@@ -13864,7 +13375,6 @@
               </w:rPr>
               <w:t>MediaData</w:t>
             </w:r>
-            <w:proofErr w:type="spellEnd"/>
           </w:p>
         </w:tc>
         <w:tc>
@@ -13958,19 +13468,8 @@
                 <w:szCs w:val="22"/>
                 <w:lang w:val="en-US"/>
               </w:rPr>
-              <w:t xml:space="preserve">, MP4, TS, WAV, </w:t>
-            </w:r>
-            <w:proofErr w:type="gramStart"/>
-            <w:r>
-              <w:rPr>
-                <w:rFonts w:ascii="Roboto" w:hAnsi="Roboto" w:cs="Segoe UI"/>
-                <w:sz w:val="22"/>
-                <w:szCs w:val="22"/>
-                <w:lang w:val="en-US"/>
-              </w:rPr>
-              <w:t>etc. )</w:t>
-            </w:r>
-            <w:proofErr w:type="gramEnd"/>
+              <w:t>, MP4, TS, WAV, etc. )</w:t>
+            </w:r>
             <w:r>
               <w:rPr>
                 <w:rFonts w:ascii="Roboto" w:hAnsi="Roboto" w:cs="Segoe UI"/>
@@ -14050,17 +13549,7 @@
                 <w:szCs w:val="22"/>
                 <w:lang w:val="en-US"/>
               </w:rPr>
-              <w:t xml:space="preserve">Graphics are </w:t>
-            </w:r>
-            <w:proofErr w:type="spellStart"/>
-            <w:r>
-              <w:rPr>
-                <w:rFonts w:ascii="Roboto" w:hAnsi="Roboto" w:cs="Segoe UI"/>
-                <w:sz w:val="22"/>
-                <w:szCs w:val="22"/>
-                <w:lang w:val="en-US"/>
-              </w:rPr>
-              <w:t>current</w:t>
+              <w:t>Graphics are current</w:t>
             </w:r>
             <w:r>
               <w:rPr>
@@ -14071,7 +13560,6 @@
               </w:rPr>
               <w:t>Comment</w:t>
             </w:r>
-            <w:proofErr w:type="spellEnd"/>
           </w:p>
         </w:tc>
         <w:tc>
@@ -14187,27 +13675,7 @@
           <w:szCs w:val="22"/>
           <w:lang w:val="en-US"/>
         </w:rPr>
-        <w:t>POINT;6A;0013E45956BE;59</w:t>
-      </w:r>
-      <w:proofErr w:type="gramStart"/>
-      <w:r>
-        <w:rPr>
-          <w:rFonts w:ascii="Roboto" w:hAnsi="Roboto" w:cs="Segoe UI"/>
-          <w:sz w:val="22"/>
-          <w:szCs w:val="22"/>
-          <w:lang w:val="en-US"/>
-        </w:rPr>
-        <w:t>CE;U;;</w:t>
-      </w:r>
-      <w:proofErr w:type="gramEnd"/>
-      <w:r>
-        <w:rPr>
-          <w:rFonts w:ascii="Roboto" w:hAnsi="Roboto" w:cs="Segoe UI"/>
-          <w:sz w:val="22"/>
-          <w:szCs w:val="22"/>
-          <w:lang w:val="en-US"/>
-        </w:rPr>
-        <w:t>FFAA327B;1000;FALSE;;;;1</w:t>
+        <w:t>POINT;6A;0013E45956BE;59CE;U;;FFAA327B;1000;FALSE;;;;1</w:t>
       </w:r>
       <w:r>
         <w:rPr>
@@ -14279,27 +13747,7 @@
           <w:szCs w:val="22"/>
           <w:lang w:val="en-US"/>
         </w:rPr>
-        <w:t xml:space="preserve">;;;;;;;Person in </w:t>
-      </w:r>
-      <w:proofErr w:type="spellStart"/>
-      <w:r>
-        <w:rPr>
-          <w:rFonts w:ascii="Roboto" w:hAnsi="Roboto" w:cs="Segoe UI"/>
-          <w:sz w:val="22"/>
-          <w:szCs w:val="22"/>
-          <w:lang w:val="en-US"/>
-        </w:rPr>
-        <w:t>water;gfopep</w:t>
-      </w:r>
-      <w:proofErr w:type="spellEnd"/>
-      <w:r>
-        <w:rPr>
-          <w:rFonts w:ascii="Roboto" w:hAnsi="Roboto" w:cs="Segoe UI"/>
-          <w:sz w:val="22"/>
-          <w:szCs w:val="22"/>
-          <w:lang w:val="en-US"/>
-        </w:rPr>
-        <w:t>---------</w:t>
+        <w:t>;;;;;;;Person in water;gfopep---------</w:t>
       </w:r>
     </w:p>
     <w:p>
@@ -14331,47 +13779,7 @@
           <w:szCs w:val="22"/>
           <w:lang w:val="en-US"/>
         </w:rPr>
-        <w:t>POINT;5E;0000661D4410;66A</w:t>
-      </w:r>
-      <w:proofErr w:type="gramStart"/>
-      <w:r>
-        <w:rPr>
-          <w:rFonts w:ascii="Roboto" w:hAnsi="Roboto" w:cs="Segoe UI"/>
-          <w:sz w:val="22"/>
-          <w:szCs w:val="22"/>
-          <w:lang w:val="en-US"/>
-        </w:rPr>
-        <w:t>3;R;;;</w:t>
-      </w:r>
-      <w:proofErr w:type="gramEnd"/>
-      <w:r>
-        <w:rPr>
-          <w:rFonts w:ascii="Roboto" w:hAnsi="Roboto" w:cs="Segoe UI"/>
-          <w:sz w:val="22"/>
-          <w:szCs w:val="22"/>
-          <w:lang w:val="en-US"/>
-        </w:rPr>
-        <w:t xml:space="preserve">100;FALSE;53.32;8.11;0;;;;120;275;;;;;;;Target </w:t>
-      </w:r>
-      <w:proofErr w:type="spellStart"/>
-      <w:r>
-        <w:rPr>
-          <w:rFonts w:ascii="Roboto" w:hAnsi="Roboto" w:cs="Segoe UI"/>
-          <w:sz w:val="22"/>
-          <w:szCs w:val="22"/>
-          <w:lang w:val="en-US"/>
-        </w:rPr>
-        <w:t>Alpha;gffppt</w:t>
-      </w:r>
-      <w:proofErr w:type="spellEnd"/>
-      <w:r>
-        <w:rPr>
-          <w:rFonts w:ascii="Roboto" w:hAnsi="Roboto" w:cs="Segoe UI"/>
-          <w:sz w:val="22"/>
-          <w:szCs w:val="22"/>
-          <w:lang w:val="en-US"/>
-        </w:rPr>
-        <w:t>---------;;VGFyZ2V0IHBvaW50</w:t>
+        <w:t>POINT;5E;0000661D4410;66A3;R;;;100;FALSE;53.32;8.11;0;;;;120;275;;;;;;;Target Alpha;gffppt---------;;VGFyZ2V0IHBvaW50</w:t>
       </w:r>
     </w:p>
     <w:p>
@@ -14766,27 +14174,7 @@
           <w:szCs w:val="22"/>
           <w:lang w:val="en-US"/>
         </w:rPr>
-        <w:t>&lt;</w:t>
-      </w:r>
-      <w:proofErr w:type="spellStart"/>
-      <w:r>
-        <w:rPr>
-          <w:rFonts w:ascii="Roboto" w:hAnsi="Roboto" w:cs="Segoe UI"/>
-          <w:sz w:val="22"/>
-          <w:szCs w:val="22"/>
-          <w:lang w:val="en-US"/>
-        </w:rPr>
-        <w:t>EmissionID</w:t>
-      </w:r>
-      <w:proofErr w:type="spellEnd"/>
-      <w:r>
-        <w:rPr>
-          <w:rFonts w:ascii="Roboto" w:hAnsi="Roboto" w:cs="Segoe UI"/>
-          <w:sz w:val="22"/>
-          <w:szCs w:val="22"/>
-          <w:lang w:val="en-US"/>
-        </w:rPr>
-        <w:t>&gt;</w:t>
+        <w:t>&lt;EmissionID&gt;</w:t>
       </w:r>
       <w:r>
         <w:rPr>
@@ -14804,27 +14192,7 @@
           <w:szCs w:val="22"/>
           <w:lang w:val="en-US"/>
         </w:rPr>
-        <w:t>;&lt;</w:t>
-      </w:r>
-      <w:proofErr w:type="spellStart"/>
-      <w:r>
-        <w:rPr>
-          <w:rFonts w:ascii="Roboto" w:hAnsi="Roboto" w:cs="Segoe UI"/>
-          <w:sz w:val="22"/>
-          <w:szCs w:val="22"/>
-          <w:lang w:val="en-US"/>
-        </w:rPr>
-        <w:t>DeleteFlag</w:t>
-      </w:r>
-      <w:proofErr w:type="spellEnd"/>
-      <w:r>
-        <w:rPr>
-          <w:rFonts w:ascii="Roboto" w:hAnsi="Roboto" w:cs="Segoe UI"/>
-          <w:sz w:val="22"/>
-          <w:szCs w:val="22"/>
-          <w:lang w:val="en-US"/>
-        </w:rPr>
-        <w:t>&gt;;</w:t>
+        <w:t>;&lt;DeleteFlag&gt;;</w:t>
       </w:r>
     </w:p>
     <w:p>
@@ -14863,36 +14231,16 @@
           <w:szCs w:val="22"/>
           <w:lang w:val="en-US"/>
         </w:rPr>
-        <w:t>Latitude&gt;[</w:t>
-      </w:r>
-      <w:proofErr w:type="gramStart"/>
-      <w:r>
-        <w:rPr>
-          <w:rFonts w:ascii="Roboto" w:hAnsi="Roboto" w:cs="Segoe UI"/>
-          <w:sz w:val="22"/>
-          <w:szCs w:val="22"/>
-          <w:lang w:val="en-US"/>
-        </w:rPr>
-        <w:t>°]</w:t>
-      </w:r>
-      <w:r>
-        <w:rPr>
-          <w:rFonts w:ascii="Roboto" w:hAnsi="Roboto" w:cs="Segoe UI"/>
-          <w:sz w:val="22"/>
-          <w:szCs w:val="22"/>
-          <w:lang w:val="en-US"/>
-        </w:rPr>
-        <w:t>(</w:t>
-      </w:r>
-      <w:proofErr w:type="gramEnd"/>
-      <w:r>
-        <w:rPr>
-          <w:rFonts w:ascii="Roboto" w:hAnsi="Roboto" w:cs="Segoe UI"/>
-          <w:sz w:val="22"/>
-          <w:szCs w:val="22"/>
-          <w:lang w:val="en-US"/>
-        </w:rPr>
-        <w:t>M)</w:t>
+        <w:t>Latitude&gt;[°]</w:t>
+      </w:r>
+      <w:r>
+        <w:rPr>
+          <w:rFonts w:ascii="Roboto" w:hAnsi="Roboto" w:cs="Segoe UI"/>
+          <w:sz w:val="22"/>
+          <w:szCs w:val="22"/>
+          <w:lang w:val="en-US"/>
+        </w:rPr>
+        <w:t>(M)</w:t>
       </w:r>
       <w:r>
         <w:rPr>
@@ -15000,67 +14348,7 @@
           <w:szCs w:val="22"/>
           <w:lang w:val="en-US"/>
         </w:rPr>
-        <w:t>&lt;</w:t>
-      </w:r>
-      <w:proofErr w:type="spellStart"/>
-      <w:r>
-        <w:rPr>
-          <w:rFonts w:ascii="Roboto" w:hAnsi="Roboto" w:cs="Segoe UI"/>
-          <w:sz w:val="22"/>
-          <w:szCs w:val="22"/>
-          <w:lang w:val="en-US"/>
-        </w:rPr>
-        <w:t>EmitterLatitude</w:t>
-      </w:r>
-      <w:proofErr w:type="spellEnd"/>
-      <w:r>
-        <w:rPr>
-          <w:rFonts w:ascii="Roboto" w:hAnsi="Roboto" w:cs="Segoe UI"/>
-          <w:sz w:val="22"/>
-          <w:szCs w:val="22"/>
-          <w:lang w:val="en-US"/>
-        </w:rPr>
-        <w:t>&gt;[°];&lt;</w:t>
-      </w:r>
-      <w:proofErr w:type="spellStart"/>
-      <w:r>
-        <w:rPr>
-          <w:rFonts w:ascii="Roboto" w:hAnsi="Roboto" w:cs="Segoe UI"/>
-          <w:sz w:val="22"/>
-          <w:szCs w:val="22"/>
-          <w:lang w:val="en-US"/>
-        </w:rPr>
-        <w:t>EmitterLongitude</w:t>
-      </w:r>
-      <w:proofErr w:type="spellEnd"/>
-      <w:r>
-        <w:rPr>
-          <w:rFonts w:ascii="Roboto" w:hAnsi="Roboto" w:cs="Segoe UI"/>
-          <w:sz w:val="22"/>
-          <w:szCs w:val="22"/>
-          <w:lang w:val="en-US"/>
-        </w:rPr>
-        <w:t>&gt;[°];&lt;</w:t>
-      </w:r>
-      <w:proofErr w:type="spellStart"/>
-      <w:r>
-        <w:rPr>
-          <w:rFonts w:ascii="Roboto" w:hAnsi="Roboto" w:cs="Segoe UI"/>
-          <w:sz w:val="22"/>
-          <w:szCs w:val="22"/>
-          <w:lang w:val="en-US"/>
-        </w:rPr>
-        <w:t>EmitterAltitude</w:t>
-      </w:r>
-      <w:proofErr w:type="spellEnd"/>
-      <w:r>
-        <w:rPr>
-          <w:rFonts w:ascii="Roboto" w:hAnsi="Roboto" w:cs="Segoe UI"/>
-          <w:sz w:val="22"/>
-          <w:szCs w:val="22"/>
-          <w:lang w:val="en-US"/>
-        </w:rPr>
-        <w:t>&gt;[m</w:t>
+        <w:t>&lt;EmitterLatitude&gt;[°];&lt;EmitterLongitude&gt;[°];&lt;EmitterAltitude&gt;[m</w:t>
       </w:r>
       <w:r>
         <w:rPr>
@@ -15231,27 +14519,7 @@
           <w:szCs w:val="22"/>
           <w:lang w:val="en-US"/>
         </w:rPr>
-        <w:t>&lt;</w:t>
-      </w:r>
-      <w:proofErr w:type="spellStart"/>
-      <w:r>
-        <w:rPr>
-          <w:rFonts w:ascii="Roboto" w:hAnsi="Roboto" w:cs="Segoe UI"/>
-          <w:sz w:val="22"/>
-          <w:szCs w:val="22"/>
-          <w:lang w:val="en-US"/>
-        </w:rPr>
-        <w:t>SpotNumber</w:t>
-      </w:r>
-      <w:proofErr w:type="spellEnd"/>
-      <w:r>
-        <w:rPr>
-          <w:rFonts w:ascii="Roboto" w:hAnsi="Roboto" w:cs="Segoe UI"/>
-          <w:sz w:val="22"/>
-          <w:szCs w:val="22"/>
-          <w:lang w:val="en-US"/>
-        </w:rPr>
-        <w:t>&gt;;</w:t>
+        <w:t>&lt;SpotNumber&gt;;</w:t>
       </w:r>
       <w:r>
         <w:rPr>
@@ -15318,7 +14586,6 @@
                 <w:lang w:val="en-US"/>
               </w:rPr>
             </w:pPr>
-            <w:proofErr w:type="spellStart"/>
             <w:r>
               <w:rPr>
                 <w:rFonts w:ascii="Roboto" w:hAnsi="Roboto" w:cs="Segoe UI"/>
@@ -15328,7 +14595,6 @@
               </w:rPr>
               <w:t>EmissionID</w:t>
             </w:r>
-            <w:proofErr w:type="spellEnd"/>
           </w:p>
         </w:tc>
         <w:tc>
@@ -15453,7 +14719,6 @@
                 <w:lang w:val="en-US"/>
               </w:rPr>
             </w:pPr>
-            <w:proofErr w:type="spellStart"/>
             <w:r>
               <w:rPr>
                 <w:rFonts w:ascii="Roboto" w:hAnsi="Roboto" w:cs="Segoe UI"/>
@@ -15463,7 +14728,6 @@
               </w:rPr>
               <w:t>DeleteFlag</w:t>
             </w:r>
-            <w:proofErr w:type="spellEnd"/>
           </w:p>
         </w:tc>
         <w:tc>
@@ -15603,7 +14867,6 @@
                 <w:lang w:val="en-US"/>
               </w:rPr>
             </w:pPr>
-            <w:proofErr w:type="spellStart"/>
             <w:r>
               <w:rPr>
                 <w:rFonts w:ascii="Roboto" w:hAnsi="Roboto" w:cs="Segoe UI"/>
@@ -15613,7 +14876,6 @@
               </w:rPr>
               <w:t>FreqAgility</w:t>
             </w:r>
-            <w:proofErr w:type="spellEnd"/>
           </w:p>
         </w:tc>
         <w:tc>
@@ -16127,7 +15389,6 @@
                 <w:lang w:val="en-US"/>
               </w:rPr>
             </w:pPr>
-            <w:proofErr w:type="spellStart"/>
             <w:r>
               <w:rPr>
                 <w:rFonts w:ascii="Roboto" w:hAnsi="Roboto" w:cs="Segoe UI"/>
@@ -16137,7 +15398,6 @@
               </w:rPr>
               <w:t>PRFAgility</w:t>
             </w:r>
-            <w:proofErr w:type="spellEnd"/>
           </w:p>
         </w:tc>
         <w:tc>
@@ -16441,7 +15701,6 @@
                 <w:lang w:val="en-US"/>
               </w:rPr>
             </w:pPr>
-            <w:proofErr w:type="spellStart"/>
             <w:r>
               <w:rPr>
                 <w:rFonts w:ascii="Roboto" w:hAnsi="Roboto"/>
@@ -16451,7 +15710,6 @@
               </w:rPr>
               <w:t>Wobbulated</w:t>
             </w:r>
-            <w:proofErr w:type="spellEnd"/>
           </w:p>
         </w:tc>
       </w:tr>
@@ -18438,7 +17696,6 @@
               </w:rPr>
               <w:t xml:space="preserve">ACOUSTIC </w:t>
             </w:r>
-            <w:proofErr w:type="spellStart"/>
             <w:r>
               <w:rPr>
                 <w:rFonts w:ascii="Roboto" w:hAnsi="Roboto"/>
@@ -18446,17 +17703,7 @@
                 <w:szCs w:val="22"/>
                 <w:lang w:val="en-US"/>
               </w:rPr>
-              <w:t>Sono</w:t>
-            </w:r>
-            <w:proofErr w:type="spellEnd"/>
-            <w:r>
-              <w:rPr>
-                <w:rFonts w:ascii="Roboto" w:hAnsi="Roboto"/>
-                <w:sz w:val="22"/>
-                <w:szCs w:val="22"/>
-                <w:lang w:val="en-US"/>
-              </w:rPr>
-              <w:t xml:space="preserve"> </w:t>
+              <w:t xml:space="preserve">Sono </w:t>
             </w:r>
             <w:r>
               <w:rPr>
@@ -19819,27 +19066,16 @@
           <w:szCs w:val="22"/>
           <w:lang w:val="en-US"/>
         </w:rPr>
-        <w:t>EMISSION;5E;0195238E15AD;66A</w:t>
-      </w:r>
-      <w:proofErr w:type="gramStart"/>
-      <w:r>
-        <w:rPr>
-          <w:rFonts w:ascii="Roboto" w:hAnsi="Roboto" w:cs="Segoe UI"/>
-          <w:sz w:val="22"/>
-          <w:szCs w:val="22"/>
-          <w:lang w:val="en-US"/>
-        </w:rPr>
-        <w:t>3;R;;;</w:t>
-      </w:r>
-      <w:proofErr w:type="gramEnd"/>
-      <w:r>
-        <w:rPr>
-          <w:rFonts w:ascii="Roboto" w:hAnsi="Roboto" w:cs="Segoe UI"/>
-          <w:sz w:val="22"/>
-          <w:szCs w:val="22"/>
-          <w:lang w:val="en-US"/>
-        </w:rPr>
-        <w:t>100;;53.32;8.11;0;;;;20;8725000.0#8735000.0;20000;3;0;2;6;10233;;SA-8</w:t>
+        <w:t>EMISSION;5E;0195238E15AD;66A3;R;;;100;;53.32;8.11;0;;;;20;8725000.0#8735000.0;20000;3;0;2;6;10233;;</w:t>
+      </w:r>
+      <w:r>
+        <w:rPr>
+          <w:rFonts w:ascii="Roboto" w:hAnsi="Roboto" w:cs="Segoe UI"/>
+          <w:sz w:val="22"/>
+          <w:szCs w:val="22"/>
+          <w:lang w:val="en-US"/>
+        </w:rPr>
+        <w:t>U0EtOA==</w:t>
       </w:r>
     </w:p>
     <w:p>
@@ -19871,27 +19107,7 @@
           <w:szCs w:val="22"/>
           <w:lang w:val="en-US"/>
         </w:rPr>
-        <w:t>EMISSION;5F;0195238E25AD;66A</w:t>
-      </w:r>
-      <w:proofErr w:type="gramStart"/>
-      <w:r>
-        <w:rPr>
-          <w:rFonts w:ascii="Roboto" w:hAnsi="Roboto" w:cs="Segoe UI"/>
-          <w:sz w:val="22"/>
-          <w:szCs w:val="22"/>
-          <w:lang w:val="en-US"/>
-        </w:rPr>
-        <w:t>3;R;;;</w:t>
-      </w:r>
-      <w:proofErr w:type="gramEnd"/>
-      <w:r>
-        <w:rPr>
-          <w:rFonts w:ascii="Roboto" w:hAnsi="Roboto" w:cs="Segoe UI"/>
-          <w:sz w:val="22"/>
-          <w:szCs w:val="22"/>
-          <w:lang w:val="en-US"/>
-        </w:rPr>
-        <w:t>101;;54.86;9.32;0;52.12;9.8;50;233;25725.0;4000;1;5;2;0;;sngpesr--------</w:t>
+        <w:t>EMISSION;5F;0195238E25AD;66A3;R;;;101;;54.86;9.32;0;52.12;9.8;50;233;25725.0;4000;1;5;2;0;;sngpesr--------</w:t>
       </w:r>
       <w:r>
         <w:rPr>
@@ -20255,19 +19471,8 @@
           <w:szCs w:val="22"/>
           <w:lang w:val="en-US"/>
         </w:rPr>
-        <w:t>peedThroughWater&gt;[m/</w:t>
-      </w:r>
-      <w:proofErr w:type="gramStart"/>
-      <w:r>
-        <w:rPr>
-          <w:rFonts w:ascii="Roboto" w:hAnsi="Roboto" w:cs="Segoe UI"/>
-          <w:sz w:val="22"/>
-          <w:szCs w:val="22"/>
-          <w:lang w:val="en-US"/>
-        </w:rPr>
-        <w:t>s];&lt;</w:t>
-      </w:r>
-      <w:proofErr w:type="gramEnd"/>
+        <w:t>peedThroughWater&gt;[m/s];&lt;</w:t>
+      </w:r>
       <w:r>
         <w:rPr>
           <w:rFonts w:ascii="Roboto" w:hAnsi="Roboto" w:cs="Segoe UI"/>
@@ -20556,7 +19761,6 @@
         </w:rPr>
         <w:t>isibility&gt;[km];&lt;</w:t>
       </w:r>
-      <w:proofErr w:type="spellStart"/>
       <w:r>
         <w:rPr>
           <w:rFonts w:ascii="Roboto" w:hAnsi="Roboto" w:cs="Segoe UI"/>
@@ -20573,19 +19777,8 @@
           <w:szCs w:val="22"/>
           <w:lang w:val="en-US"/>
         </w:rPr>
-        <w:t>loudHeight</w:t>
-      </w:r>
-      <w:proofErr w:type="spellEnd"/>
-      <w:r>
-        <w:rPr>
-          <w:rFonts w:ascii="Roboto" w:hAnsi="Roboto" w:cs="Segoe UI"/>
-          <w:sz w:val="22"/>
-          <w:szCs w:val="22"/>
-          <w:lang w:val="en-US"/>
-        </w:rPr>
-        <w:t>&gt;[m];&lt;</w:t>
-      </w:r>
-      <w:proofErr w:type="spellStart"/>
+        <w:t>loudHeight&gt;[m];&lt;</w:t>
+      </w:r>
       <w:r>
         <w:rPr>
           <w:rFonts w:ascii="Roboto" w:hAnsi="Roboto" w:cs="Segoe UI"/>
@@ -20602,17 +19795,7 @@
           <w:szCs w:val="22"/>
           <w:lang w:val="en-US"/>
         </w:rPr>
-        <w:t>loudCover</w:t>
-      </w:r>
-      <w:proofErr w:type="spellEnd"/>
-      <w:r>
-        <w:rPr>
-          <w:rFonts w:ascii="Roboto" w:hAnsi="Roboto" w:cs="Segoe UI"/>
-          <w:sz w:val="22"/>
-          <w:szCs w:val="22"/>
-          <w:lang w:val="en-US"/>
-        </w:rPr>
-        <w:t>&gt;[%]</w:t>
+        <w:t>loudCover&gt;[%]</w:t>
       </w:r>
       <w:r>
         <w:rPr>
@@ -20733,17 +19916,7 @@
           <w:szCs w:val="22"/>
           <w:lang w:val="en-US"/>
         </w:rPr>
-        <w:t>74</w:t>
-      </w:r>
-      <w:proofErr w:type="gramStart"/>
-      <w:r>
-        <w:rPr>
-          <w:rFonts w:ascii="Roboto" w:hAnsi="Roboto" w:cs="Segoe UI"/>
-          <w:sz w:val="22"/>
-          <w:szCs w:val="22"/>
-          <w:lang w:val="en-US"/>
-        </w:rPr>
-        <w:t>BE;</w:t>
+        <w:t>74BE;</w:t>
       </w:r>
       <w:r>
         <w:rPr>
@@ -20772,7 +19945,6 @@
         </w:rPr>
         <w:t>;</w:t>
       </w:r>
-      <w:proofErr w:type="gramEnd"/>
       <w:r>
         <w:rPr>
           <w:rFonts w:ascii="Roboto" w:hAnsi="Roboto" w:cs="Segoe UI"/>
@@ -20924,27 +20096,7 @@
           <w:szCs w:val="22"/>
           <w:lang w:val="en-US"/>
         </w:rPr>
-        <w:t xml:space="preserve"> </w:t>
-      </w:r>
-      <w:proofErr w:type="gramStart"/>
-      <w:r>
-        <w:rPr>
-          <w:rFonts w:ascii="Roboto" w:hAnsi="Roboto" w:cs="Segoe UI"/>
-          <w:sz w:val="22"/>
-          <w:szCs w:val="22"/>
-          <w:lang w:val="en-US"/>
-        </w:rPr>
-        <w:t>METEO;;</w:t>
-      </w:r>
-      <w:proofErr w:type="gramEnd"/>
-      <w:r>
-        <w:rPr>
-          <w:rFonts w:ascii="Roboto" w:hAnsi="Roboto" w:cs="Segoe UI"/>
-          <w:sz w:val="22"/>
-          <w:szCs w:val="22"/>
-          <w:lang w:val="en-US"/>
-        </w:rPr>
-        <w:t>0195238E25AD;;U;;;</w:t>
+        <w:t xml:space="preserve"> METEO;;0195238E25AD;;U;;;</w:t>
       </w:r>
       <w:r>
         <w:rPr>
@@ -21246,7 +20398,6 @@
         </w:rPr>
         <w:t xml:space="preserve"> If the text possibly contains special characters (</w:t>
       </w:r>
-      <w:proofErr w:type="gramStart"/>
       <w:r>
         <w:rPr>
           <w:rFonts w:ascii="Roboto" w:hAnsi="Roboto" w:cs="Segoe UI"/>
@@ -21256,7 +20407,6 @@
         </w:rPr>
         <w:t>e.g.</w:t>
       </w:r>
-      <w:proofErr w:type="gramEnd"/>
       <w:r>
         <w:rPr>
           <w:rFonts w:ascii="Roboto" w:hAnsi="Roboto" w:cs="Segoe UI"/>
@@ -21653,17 +20803,7 @@
           <w:szCs w:val="22"/>
           <w:lang w:val="en-US"/>
         </w:rPr>
-        <w:t>(M</w:t>
-      </w:r>
-      <w:proofErr w:type="gramStart"/>
-      <w:r>
-        <w:rPr>
-          <w:rFonts w:ascii="Roboto" w:hAnsi="Roboto" w:cs="Segoe UI"/>
-          <w:sz w:val="22"/>
-          <w:szCs w:val="22"/>
-          <w:lang w:val="en-US"/>
-        </w:rPr>
-        <w:t>)</w:t>
+        <w:t>(M)</w:t>
       </w:r>
       <w:r>
         <w:rPr>
@@ -21674,7 +20814,6 @@
         </w:rPr>
         <w:t>;Reference</w:t>
       </w:r>
-      <w:proofErr w:type="gramEnd"/>
     </w:p>
     <w:p>
       <w:pPr>
@@ -22661,19 +21800,17 @@
           <w:szCs w:val="22"/>
           <w:lang w:val="en-US"/>
         </w:rPr>
-        <w:t>;324</w:t>
-      </w:r>
-      <w:proofErr w:type="gramStart"/>
-      <w:r>
-        <w:rPr>
-          <w:rFonts w:ascii="Roboto" w:hAnsi="Roboto" w:cs="Segoe UI"/>
-          <w:sz w:val="22"/>
-          <w:szCs w:val="22"/>
-          <w:lang w:val="en-US"/>
-        </w:rPr>
-        <w:t>E;S</w:t>
-      </w:r>
-      <w:proofErr w:type="gramEnd"/>
+        <w:t>;324E;S;</w:t>
+      </w:r>
+      <w:r>
+        <w:rPr>
+          <w:rFonts w:ascii="Roboto" w:hAnsi="Roboto" w:cs="Segoe UI"/>
+          <w:sz w:val="22"/>
+          <w:szCs w:val="22"/>
+          <w:lang w:val="en-US"/>
+        </w:rPr>
+        <w:t>TRUE;</w:t>
+      </w:r>
       <w:r>
         <w:rPr>
           <w:rFonts w:ascii="Roboto" w:hAnsi="Roboto" w:cs="Segoe UI"/>
@@ -22690,15 +21827,6 @@
           <w:szCs w:val="22"/>
           <w:lang w:val="en-US"/>
         </w:rPr>
-        <w:t>TRUE;</w:t>
-      </w:r>
-      <w:r>
-        <w:rPr>
-          <w:rFonts w:ascii="Roboto" w:hAnsi="Roboto" w:cs="Segoe UI"/>
-          <w:sz w:val="22"/>
-          <w:szCs w:val="22"/>
-          <w:lang w:val="en-US"/>
-        </w:rPr>
         <w:t>;</w:t>
       </w:r>
       <w:r>
@@ -22708,7 +21836,7 @@
           <w:szCs w:val="22"/>
           <w:lang w:val="en-US"/>
         </w:rPr>
-        <w:t>;</w:t>
+        <w:t>0</w:t>
       </w:r>
       <w:r>
         <w:rPr>
@@ -22832,17 +21960,7 @@
           <w:szCs w:val="22"/>
           <w:lang w:val="en-US"/>
         </w:rPr>
-        <w:t>;324</w:t>
-      </w:r>
-      <w:proofErr w:type="gramStart"/>
-      <w:r>
-        <w:rPr>
-          <w:rFonts w:ascii="Roboto" w:hAnsi="Roboto" w:cs="Segoe UI"/>
-          <w:sz w:val="22"/>
-          <w:szCs w:val="22"/>
-          <w:lang w:val="en-US"/>
-        </w:rPr>
-        <w:t>E;</w:t>
+        <w:t>;324E;</w:t>
       </w:r>
       <w:r>
         <w:rPr>
@@ -22853,7 +21971,6 @@
         </w:rPr>
         <w:t>C</w:t>
       </w:r>
-      <w:proofErr w:type="gramEnd"/>
       <w:r>
         <w:rPr>
           <w:rFonts w:ascii="Roboto" w:hAnsi="Roboto" w:cs="Segoe UI"/>
@@ -22889,6 +22006,15 @@
           <w:lang w:val="en-US"/>
         </w:rPr>
         <w:t>;</w:t>
+      </w:r>
+      <w:r>
+        <w:rPr>
+          <w:rFonts w:ascii="Roboto" w:hAnsi="Roboto" w:cs="Segoe UI"/>
+          <w:sz w:val="22"/>
+          <w:szCs w:val="22"/>
+          <w:lang w:val="en-US"/>
+        </w:rPr>
+        <w:t>0</w:t>
       </w:r>
       <w:r>
         <w:rPr>
@@ -23003,17 +22129,7 @@
           <w:szCs w:val="22"/>
           <w:lang w:val="en-US"/>
         </w:rPr>
-        <w:t>;324</w:t>
-      </w:r>
-      <w:proofErr w:type="gramStart"/>
-      <w:r>
-        <w:rPr>
-          <w:rFonts w:ascii="Roboto" w:hAnsi="Roboto" w:cs="Segoe UI"/>
-          <w:sz w:val="22"/>
-          <w:szCs w:val="22"/>
-          <w:lang w:val="en-US"/>
-        </w:rPr>
-        <w:t>E;</w:t>
+        <w:t>;324E;</w:t>
       </w:r>
       <w:r>
         <w:rPr>
@@ -23060,7 +22176,15 @@
         </w:rPr>
         <w:t>;</w:t>
       </w:r>
-      <w:proofErr w:type="gramEnd"/>
+      <w:r>
+        <w:rPr>
+          <w:rFonts w:ascii="Roboto" w:hAnsi="Roboto" w:cs="Segoe UI"/>
+          <w:sz w:val="22"/>
+          <w:szCs w:val="22"/>
+          <w:lang w:val="en-US"/>
+        </w:rPr>
+        <w:t>0</w:t>
+      </w:r>
       <w:r>
         <w:rPr>
           <w:rFonts w:ascii="Roboto" w:hAnsi="Roboto" w:cs="Segoe UI"/>
@@ -23174,17 +22298,7 @@
           <w:szCs w:val="22"/>
           <w:lang w:val="en-US"/>
         </w:rPr>
-        <w:t>;324</w:t>
-      </w:r>
-      <w:proofErr w:type="gramStart"/>
-      <w:r>
-        <w:rPr>
-          <w:rFonts w:ascii="Roboto" w:hAnsi="Roboto" w:cs="Segoe UI"/>
-          <w:sz w:val="22"/>
-          <w:szCs w:val="22"/>
-          <w:lang w:val="en-US"/>
-        </w:rPr>
-        <w:t>E;</w:t>
+        <w:t>;324E;</w:t>
       </w:r>
       <w:r>
         <w:rPr>
@@ -23222,7 +22336,6 @@
         </w:rPr>
         <w:t>;</w:t>
       </w:r>
-      <w:proofErr w:type="gramEnd"/>
       <w:r>
         <w:rPr>
           <w:rFonts w:ascii="Roboto" w:hAnsi="Roboto" w:cs="Segoe UI"/>
@@ -23240,6 +22353,15 @@
           <w:lang w:val="en-US"/>
         </w:rPr>
         <w:t>;</w:t>
+      </w:r>
+      <w:r>
+        <w:rPr>
+          <w:rFonts w:ascii="Roboto" w:hAnsi="Roboto" w:cs="Segoe UI"/>
+          <w:sz w:val="22"/>
+          <w:szCs w:val="22"/>
+          <w:lang w:val="en-US"/>
+        </w:rPr>
+        <w:t>0</w:t>
       </w:r>
       <w:r>
         <w:rPr>
@@ -23413,27 +22535,7 @@
           <w:szCs w:val="22"/>
           <w:lang w:val="en-US"/>
         </w:rPr>
-        <w:t xml:space="preserve">Please note, that in lists (# symbol, </w:t>
-      </w:r>
-      <w:proofErr w:type="gramStart"/>
-      <w:r>
-        <w:rPr>
-          <w:rFonts w:ascii="Roboto" w:hAnsi="Roboto" w:cs="Segoe UI"/>
-          <w:sz w:val="22"/>
-          <w:szCs w:val="22"/>
-          <w:lang w:val="en-US"/>
-        </w:rPr>
-        <w:t>e.g.</w:t>
-      </w:r>
-      <w:proofErr w:type="gramEnd"/>
-      <w:r>
-        <w:rPr>
-          <w:rFonts w:ascii="Roboto" w:hAnsi="Roboto" w:cs="Segoe UI"/>
-          <w:sz w:val="22"/>
-          <w:szCs w:val="22"/>
-          <w:lang w:val="en-US"/>
-        </w:rPr>
-        <w:t xml:space="preserve"> Path) the elements like latitude and longitude within an list element are separated by “,” and not by “;”.</w:t>
+        <w:t>Please note, that in lists (# symbol, e.g. Path) the elements like latitude and longitude within an list element are separated by “,” and not by “;”.</w:t>
       </w:r>
     </w:p>
     <w:p>
@@ -23549,23 +22651,7 @@
           <w:rFonts w:ascii="Roboto" w:hAnsi="Roboto" w:cs="Segoe UI"/>
           <w:lang w:val="en-US"/>
         </w:rPr>
-        <w:t xml:space="preserve">&lt;Annotation&gt;;&lt;additional </w:t>
-      </w:r>
-      <w:proofErr w:type="spellStart"/>
-      <w:r>
-        <w:rPr>
-          <w:rFonts w:ascii="Roboto" w:hAnsi="Roboto" w:cs="Segoe UI"/>
-          <w:lang w:val="en-US"/>
-        </w:rPr>
-        <w:t>GraphicType</w:t>
-      </w:r>
-      <w:proofErr w:type="spellEnd"/>
-      <w:r>
-        <w:rPr>
-          <w:rFonts w:ascii="Roboto" w:hAnsi="Roboto" w:cs="Segoe UI"/>
-          <w:lang w:val="en-US"/>
-        </w:rPr>
-        <w:t>-dependent parameters&gt;*</w:t>
+        <w:t>&lt;Annotation&gt;;&lt;additional GraphicType-dependent parameters&gt;*</w:t>
       </w:r>
     </w:p>
     <w:tbl>
@@ -23604,7 +22690,6 @@
                 <w:lang w:val="en-US"/>
               </w:rPr>
             </w:pPr>
-            <w:proofErr w:type="spellStart"/>
             <w:r>
               <w:rPr>
                 <w:rFonts w:ascii="Roboto" w:hAnsi="Roboto" w:cs="Segoe UI"/>
@@ -23623,7 +22708,6 @@
               </w:rPr>
               <w:t>ID</w:t>
             </w:r>
-            <w:proofErr w:type="spellEnd"/>
           </w:p>
         </w:tc>
         <w:tc>
@@ -23729,7 +22813,6 @@
                 <w:lang w:val="en-US"/>
               </w:rPr>
             </w:pPr>
-            <w:proofErr w:type="spellStart"/>
             <w:r>
               <w:rPr>
                 <w:rFonts w:ascii="Roboto" w:hAnsi="Roboto" w:cs="Segoe UI"/>
@@ -23739,7 +22822,6 @@
               </w:rPr>
               <w:t>DeleteFlag</w:t>
             </w:r>
-            <w:proofErr w:type="spellEnd"/>
           </w:p>
         </w:tc>
         <w:tc>
@@ -23888,7 +22970,6 @@
                 <w:lang w:val="en-US"/>
               </w:rPr>
             </w:pPr>
-            <w:proofErr w:type="spellStart"/>
             <w:r>
               <w:rPr>
                 <w:rFonts w:ascii="Roboto" w:hAnsi="Roboto" w:cs="Segoe UI"/>
@@ -23898,7 +22979,6 @@
               </w:rPr>
               <w:t>GraphicType</w:t>
             </w:r>
-            <w:proofErr w:type="spellEnd"/>
           </w:p>
         </w:tc>
         <w:tc>
@@ -23948,27 +23028,7 @@
                 <w:szCs w:val="22"/>
                 <w:lang w:val="en-US"/>
               </w:rPr>
-              <w:t>Point: &lt;Latitude&gt;[</w:t>
-            </w:r>
-            <w:proofErr w:type="gramStart"/>
-            <w:r>
-              <w:rPr>
-                <w:rFonts w:ascii="Roboto" w:hAnsi="Roboto" w:cs="Segoe UI"/>
-                <w:sz w:val="22"/>
-                <w:szCs w:val="22"/>
-                <w:lang w:val="en-US"/>
-              </w:rPr>
-              <w:t>°];&lt;</w:t>
-            </w:r>
-            <w:proofErr w:type="gramEnd"/>
-            <w:r>
-              <w:rPr>
-                <w:rFonts w:ascii="Roboto" w:hAnsi="Roboto" w:cs="Segoe UI"/>
-                <w:sz w:val="22"/>
-                <w:szCs w:val="22"/>
-                <w:lang w:val="en-US"/>
-              </w:rPr>
-              <w:t>Longitude&gt;[°];&lt;Altitude&gt;[m]</w:t>
+              <w:t>Point: &lt;Latitude&gt;[°];&lt;Longitude&gt;[°];&lt;Altitude&gt;[m]</w:t>
             </w:r>
           </w:p>
         </w:tc>
@@ -24038,27 +23098,7 @@
                 <w:szCs w:val="22"/>
                 <w:lang w:val="en-US"/>
               </w:rPr>
-              <w:t>Path: &lt;Latitude&gt;[°</w:t>
-            </w:r>
-            <w:proofErr w:type="gramStart"/>
-            <w:r>
-              <w:rPr>
-                <w:rFonts w:ascii="Roboto" w:hAnsi="Roboto" w:cs="Segoe UI"/>
-                <w:sz w:val="22"/>
-                <w:szCs w:val="22"/>
-                <w:lang w:val="en-US"/>
-              </w:rPr>
-              <w:t>],&lt;</w:t>
-            </w:r>
-            <w:proofErr w:type="gramEnd"/>
-            <w:r>
-              <w:rPr>
-                <w:rFonts w:ascii="Roboto" w:hAnsi="Roboto" w:cs="Segoe UI"/>
-                <w:sz w:val="22"/>
-                <w:szCs w:val="22"/>
-                <w:lang w:val="en-US"/>
-              </w:rPr>
-              <w:t>Longitude&gt;[°],&lt;Altitude&gt;[m]# …</w:t>
+              <w:t>Path: &lt;Latitude&gt;[°],&lt;Longitude&gt;[°],&lt;Altitude&gt;[m]# …</w:t>
             </w:r>
           </w:p>
         </w:tc>
@@ -24136,27 +23176,7 @@
                 <w:szCs w:val="22"/>
                 <w:lang w:val="en-US"/>
               </w:rPr>
-              <w:t>Polygon: &lt;Latitude&gt;[°</w:t>
-            </w:r>
-            <w:proofErr w:type="gramStart"/>
-            <w:r>
-              <w:rPr>
-                <w:rFonts w:ascii="Roboto" w:hAnsi="Roboto" w:cs="Segoe UI"/>
-                <w:sz w:val="22"/>
-                <w:szCs w:val="22"/>
-                <w:lang w:val="en-US"/>
-              </w:rPr>
-              <w:t>],&lt;</w:t>
-            </w:r>
-            <w:proofErr w:type="gramEnd"/>
-            <w:r>
-              <w:rPr>
-                <w:rFonts w:ascii="Roboto" w:hAnsi="Roboto" w:cs="Segoe UI"/>
-                <w:sz w:val="22"/>
-                <w:szCs w:val="22"/>
-                <w:lang w:val="en-US"/>
-              </w:rPr>
-              <w:t>Longitude&gt;[°],&lt;Altitude&gt;[m]# …</w:t>
+              <w:t>Polygon: &lt;Latitude&gt;[°],&lt;Longitude&gt;[°],&lt;Altitude&gt;[m]# …</w:t>
             </w:r>
           </w:p>
         </w:tc>
@@ -24252,27 +23272,7 @@
                 <w:szCs w:val="22"/>
                 <w:lang w:val="en-US"/>
               </w:rPr>
-              <w:t>Latitude&gt;[°</w:t>
-            </w:r>
-            <w:proofErr w:type="gramStart"/>
-            <w:r>
-              <w:rPr>
-                <w:rFonts w:ascii="Roboto" w:hAnsi="Roboto" w:cs="Segoe UI"/>
-                <w:sz w:val="22"/>
-                <w:szCs w:val="22"/>
-                <w:lang w:val="en-US"/>
-              </w:rPr>
-              <w:t>],&lt;</w:t>
-            </w:r>
-            <w:proofErr w:type="gramEnd"/>
-            <w:r>
-              <w:rPr>
-                <w:rFonts w:ascii="Roboto" w:hAnsi="Roboto" w:cs="Segoe UI"/>
-                <w:sz w:val="22"/>
-                <w:szCs w:val="22"/>
-                <w:lang w:val="en-US"/>
-              </w:rPr>
-              <w:t>Longitude&gt;[°],&lt;Altitude&gt;[m]</w:t>
+              <w:t>Latitude&gt;[°],&lt;Longitude&gt;[°],&lt;Altitude&gt;[m]</w:t>
             </w:r>
             <w:r>
               <w:rPr>
@@ -24413,27 +23413,7 @@
                 <w:szCs w:val="22"/>
                 <w:lang w:val="en-US"/>
               </w:rPr>
-              <w:t>Square: &lt;Latitude&gt;[</w:t>
-            </w:r>
-            <w:proofErr w:type="gramStart"/>
-            <w:r>
-              <w:rPr>
-                <w:rFonts w:ascii="Roboto" w:hAnsi="Roboto" w:cs="Segoe UI"/>
-                <w:sz w:val="22"/>
-                <w:szCs w:val="22"/>
-                <w:lang w:val="en-US"/>
-              </w:rPr>
-              <w:t>°];&lt;</w:t>
-            </w:r>
-            <w:proofErr w:type="gramEnd"/>
-            <w:r>
-              <w:rPr>
-                <w:rFonts w:ascii="Roboto" w:hAnsi="Roboto" w:cs="Segoe UI"/>
-                <w:sz w:val="22"/>
-                <w:szCs w:val="22"/>
-                <w:lang w:val="en-US"/>
-              </w:rPr>
-              <w:t>Longitude&gt;[°];&lt;Altitude&gt;[m];</w:t>
+              <w:t>Square: &lt;Latitude&gt;[°];&lt;Longitude&gt;[°];&lt;Altitude&gt;[m];</w:t>
             </w:r>
             <w:r>
               <w:rPr>
@@ -24567,7 +23547,6 @@
               </w:rPr>
               <w:t>Circle: &lt;</w:t>
             </w:r>
-            <w:proofErr w:type="spellStart"/>
             <w:r>
               <w:rPr>
                 <w:rFonts w:ascii="Roboto" w:hAnsi="Roboto" w:cs="Segoe UI"/>
@@ -24584,30 +23563,8 @@
                 <w:szCs w:val="22"/>
                 <w:lang w:val="en-US"/>
               </w:rPr>
-              <w:t>Latitude</w:t>
-            </w:r>
-            <w:proofErr w:type="spellEnd"/>
-            <w:r>
-              <w:rPr>
-                <w:rFonts w:ascii="Roboto" w:hAnsi="Roboto" w:cs="Segoe UI"/>
-                <w:sz w:val="22"/>
-                <w:szCs w:val="22"/>
-                <w:lang w:val="en-US"/>
-              </w:rPr>
-              <w:t>&gt;[</w:t>
-            </w:r>
-            <w:proofErr w:type="gramStart"/>
-            <w:r>
-              <w:rPr>
-                <w:rFonts w:ascii="Roboto" w:hAnsi="Roboto" w:cs="Segoe UI"/>
-                <w:sz w:val="22"/>
-                <w:szCs w:val="22"/>
-                <w:lang w:val="en-US"/>
-              </w:rPr>
-              <w:t>°];&lt;</w:t>
-            </w:r>
-            <w:proofErr w:type="spellStart"/>
-            <w:proofErr w:type="gramEnd"/>
+              <w:t>Latitude&gt;[°];&lt;</w:t>
+            </w:r>
             <w:r>
               <w:rPr>
                 <w:rFonts w:ascii="Roboto" w:hAnsi="Roboto" w:cs="Segoe UI"/>
@@ -24624,19 +23581,8 @@
                 <w:szCs w:val="22"/>
                 <w:lang w:val="en-US"/>
               </w:rPr>
-              <w:t>Longitude</w:t>
-            </w:r>
-            <w:proofErr w:type="spellEnd"/>
-            <w:r>
-              <w:rPr>
-                <w:rFonts w:ascii="Roboto" w:hAnsi="Roboto" w:cs="Segoe UI"/>
-                <w:sz w:val="22"/>
-                <w:szCs w:val="22"/>
-                <w:lang w:val="en-US"/>
-              </w:rPr>
-              <w:t>&gt;[°];&lt;</w:t>
-            </w:r>
-            <w:proofErr w:type="spellStart"/>
+              <w:t>Longitude&gt;[°];&lt;</w:t>
+            </w:r>
             <w:r>
               <w:rPr>
                 <w:rFonts w:ascii="Roboto" w:hAnsi="Roboto" w:cs="Segoe UI"/>
@@ -24653,17 +23599,7 @@
                 <w:szCs w:val="22"/>
                 <w:lang w:val="en-US"/>
               </w:rPr>
-              <w:t>Altitude</w:t>
-            </w:r>
-            <w:proofErr w:type="spellEnd"/>
-            <w:r>
-              <w:rPr>
-                <w:rFonts w:ascii="Roboto" w:hAnsi="Roboto" w:cs="Segoe UI"/>
-                <w:sz w:val="22"/>
-                <w:szCs w:val="22"/>
-                <w:lang w:val="en-US"/>
-              </w:rPr>
-              <w:t>&gt;[m]</w:t>
+              <w:t>Altitude&gt;[m]</w:t>
             </w:r>
             <w:r>
               <w:rPr>
@@ -24708,27 +23644,7 @@
                 <w:szCs w:val="22"/>
                 <w:lang w:val="en-US"/>
               </w:rPr>
-              <w:t>&lt;</w:t>
-            </w:r>
-            <w:proofErr w:type="spellStart"/>
-            <w:r>
-              <w:rPr>
-                <w:rFonts w:ascii="Roboto" w:hAnsi="Roboto" w:cs="Segoe UI"/>
-                <w:sz w:val="22"/>
-                <w:szCs w:val="22"/>
-                <w:lang w:val="en-US"/>
-              </w:rPr>
-              <w:t>StartAngle</w:t>
-            </w:r>
-            <w:proofErr w:type="spellEnd"/>
-            <w:r>
-              <w:rPr>
-                <w:rFonts w:ascii="Roboto" w:hAnsi="Roboto" w:cs="Segoe UI"/>
-                <w:sz w:val="22"/>
-                <w:szCs w:val="22"/>
-                <w:lang w:val="en-US"/>
-              </w:rPr>
-              <w:t>&gt;</w:t>
+              <w:t>&lt;StartAngle&gt;</w:t>
             </w:r>
             <w:r>
               <w:rPr>
@@ -24746,27 +23662,7 @@
                 <w:szCs w:val="22"/>
                 <w:lang w:val="en-US"/>
               </w:rPr>
-              <w:t>;&lt;</w:t>
-            </w:r>
-            <w:proofErr w:type="spellStart"/>
-            <w:r>
-              <w:rPr>
-                <w:rFonts w:ascii="Roboto" w:hAnsi="Roboto" w:cs="Segoe UI"/>
-                <w:sz w:val="22"/>
-                <w:szCs w:val="22"/>
-                <w:lang w:val="en-US"/>
-              </w:rPr>
-              <w:t>EndAngle</w:t>
-            </w:r>
-            <w:proofErr w:type="spellEnd"/>
-            <w:r>
-              <w:rPr>
-                <w:rFonts w:ascii="Roboto" w:hAnsi="Roboto" w:cs="Segoe UI"/>
-                <w:sz w:val="22"/>
-                <w:szCs w:val="22"/>
-                <w:lang w:val="en-US"/>
-              </w:rPr>
-              <w:t>&gt;</w:t>
+              <w:t>;&lt;EndAngle&gt;</w:t>
             </w:r>
             <w:r>
               <w:rPr>
@@ -24871,78 +23767,7 @@
                 <w:szCs w:val="22"/>
                 <w:lang w:val="en-US"/>
               </w:rPr>
-              <w:t>&lt;</w:t>
-            </w:r>
-            <w:proofErr w:type="spellStart"/>
-            <w:r>
-              <w:rPr>
-                <w:rFonts w:ascii="Roboto" w:hAnsi="Roboto" w:cs="Segoe UI"/>
-                <w:sz w:val="22"/>
-                <w:szCs w:val="22"/>
-                <w:lang w:val="en-US"/>
-              </w:rPr>
-              <w:t>CenterLatitude</w:t>
-            </w:r>
-            <w:proofErr w:type="spellEnd"/>
-            <w:r>
-              <w:rPr>
-                <w:rFonts w:ascii="Roboto" w:hAnsi="Roboto" w:cs="Segoe UI"/>
-                <w:sz w:val="22"/>
-                <w:szCs w:val="22"/>
-                <w:lang w:val="en-US"/>
-              </w:rPr>
-              <w:t>&gt;[</w:t>
-            </w:r>
-            <w:proofErr w:type="gramStart"/>
-            <w:r>
-              <w:rPr>
-                <w:rFonts w:ascii="Roboto" w:hAnsi="Roboto" w:cs="Segoe UI"/>
-                <w:sz w:val="22"/>
-                <w:szCs w:val="22"/>
-                <w:lang w:val="en-US"/>
-              </w:rPr>
-              <w:t>°];&lt;</w:t>
-            </w:r>
-            <w:proofErr w:type="spellStart"/>
-            <w:proofErr w:type="gramEnd"/>
-            <w:r>
-              <w:rPr>
-                <w:rFonts w:ascii="Roboto" w:hAnsi="Roboto" w:cs="Segoe UI"/>
-                <w:sz w:val="22"/>
-                <w:szCs w:val="22"/>
-                <w:lang w:val="en-US"/>
-              </w:rPr>
-              <w:t>CenterLongitude</w:t>
-            </w:r>
-            <w:proofErr w:type="spellEnd"/>
-            <w:r>
-              <w:rPr>
-                <w:rFonts w:ascii="Roboto" w:hAnsi="Roboto" w:cs="Segoe UI"/>
-                <w:sz w:val="22"/>
-                <w:szCs w:val="22"/>
-                <w:lang w:val="en-US"/>
-              </w:rPr>
-              <w:t>&gt;[°];&lt;</w:t>
-            </w:r>
-            <w:proofErr w:type="spellStart"/>
-            <w:r>
-              <w:rPr>
-                <w:rFonts w:ascii="Roboto" w:hAnsi="Roboto" w:cs="Segoe UI"/>
-                <w:sz w:val="22"/>
-                <w:szCs w:val="22"/>
-                <w:lang w:val="en-US"/>
-              </w:rPr>
-              <w:t>CenterAltitude</w:t>
-            </w:r>
-            <w:proofErr w:type="spellEnd"/>
-            <w:r>
-              <w:rPr>
-                <w:rFonts w:ascii="Roboto" w:hAnsi="Roboto" w:cs="Segoe UI"/>
-                <w:sz w:val="22"/>
-                <w:szCs w:val="22"/>
-                <w:lang w:val="en-US"/>
-              </w:rPr>
-              <w:t>&gt;[m]</w:t>
+              <w:t>&lt;CenterLatitude&gt;[°];&lt;CenterLongitude&gt;[°];&lt;CenterAltitude&gt;[m]</w:t>
             </w:r>
             <w:r>
               <w:rPr>
@@ -24969,47 +23794,7 @@
                 <w:szCs w:val="22"/>
                 <w:lang w:val="en-US"/>
               </w:rPr>
-              <w:t>&lt;</w:t>
-            </w:r>
-            <w:proofErr w:type="spellStart"/>
-            <w:r>
-              <w:rPr>
-                <w:rFonts w:ascii="Roboto" w:hAnsi="Roboto" w:cs="Segoe UI"/>
-                <w:sz w:val="22"/>
-                <w:szCs w:val="22"/>
-                <w:lang w:val="en-US"/>
-              </w:rPr>
-              <w:t>RadiusX</w:t>
-            </w:r>
-            <w:proofErr w:type="spellEnd"/>
-            <w:r>
-              <w:rPr>
-                <w:rFonts w:ascii="Roboto" w:hAnsi="Roboto" w:cs="Segoe UI"/>
-                <w:sz w:val="22"/>
-                <w:szCs w:val="22"/>
-                <w:lang w:val="en-US"/>
-              </w:rPr>
-              <w:t>&gt;[m];&lt;</w:t>
-            </w:r>
-            <w:proofErr w:type="spellStart"/>
-            <w:r>
-              <w:rPr>
-                <w:rFonts w:ascii="Roboto" w:hAnsi="Roboto" w:cs="Segoe UI"/>
-                <w:sz w:val="22"/>
-                <w:szCs w:val="22"/>
-                <w:lang w:val="en-US"/>
-              </w:rPr>
-              <w:t>RadiusY</w:t>
-            </w:r>
-            <w:proofErr w:type="spellEnd"/>
-            <w:r>
-              <w:rPr>
-                <w:rFonts w:ascii="Roboto" w:hAnsi="Roboto" w:cs="Segoe UI"/>
-                <w:sz w:val="22"/>
-                <w:szCs w:val="22"/>
-                <w:lang w:val="en-US"/>
-              </w:rPr>
-              <w:t>&gt;[m]</w:t>
+              <w:t>&lt;RadiusX&gt;[m];&lt;RadiusY&gt;[m]</w:t>
             </w:r>
             <w:r>
               <w:rPr>
@@ -25141,27 +23926,7 @@
                 <w:szCs w:val="22"/>
                 <w:lang w:val="en-US"/>
               </w:rPr>
-              <w:t>Block: &lt;Latitude&gt;[</w:t>
-            </w:r>
-            <w:proofErr w:type="gramStart"/>
-            <w:r>
-              <w:rPr>
-                <w:rFonts w:ascii="Roboto" w:hAnsi="Roboto" w:cs="Segoe UI"/>
-                <w:sz w:val="22"/>
-                <w:szCs w:val="22"/>
-                <w:lang w:val="en-US"/>
-              </w:rPr>
-              <w:t>°];&lt;</w:t>
-            </w:r>
-            <w:proofErr w:type="gramEnd"/>
-            <w:r>
-              <w:rPr>
-                <w:rFonts w:ascii="Roboto" w:hAnsi="Roboto" w:cs="Segoe UI"/>
-                <w:sz w:val="22"/>
-                <w:szCs w:val="22"/>
-                <w:lang w:val="en-US"/>
-              </w:rPr>
-              <w:t>Longitude&gt;[°];&lt;Altitude&gt;[m];</w:t>
+              <w:t>Block: &lt;Latitude&gt;[°];&lt;Longitude&gt;[°];&lt;Altitude&gt;[m];</w:t>
             </w:r>
             <w:r>
               <w:rPr>
@@ -25242,17 +24007,7 @@
                 <w:szCs w:val="22"/>
                 <w:lang w:val="en-US"/>
               </w:rPr>
-              <w:t>&lt;</w:t>
-            </w:r>
-            <w:proofErr w:type="spellStart"/>
-            <w:r>
-              <w:rPr>
-                <w:rFonts w:ascii="Roboto" w:hAnsi="Roboto" w:cs="Segoe UI"/>
-                <w:sz w:val="22"/>
-                <w:szCs w:val="22"/>
-                <w:lang w:val="en-US"/>
-              </w:rPr>
-              <w:t>R</w:t>
+              <w:t>&lt;R</w:t>
             </w:r>
             <w:r>
               <w:rPr>
@@ -25270,17 +24025,7 @@
                 <w:szCs w:val="22"/>
                 <w:lang w:val="en-US"/>
               </w:rPr>
-              <w:t>X</w:t>
-            </w:r>
-            <w:proofErr w:type="spellEnd"/>
-            <w:r>
-              <w:rPr>
-                <w:rFonts w:ascii="Roboto" w:hAnsi="Roboto" w:cs="Segoe UI"/>
-                <w:sz w:val="22"/>
-                <w:szCs w:val="22"/>
-                <w:lang w:val="en-US"/>
-              </w:rPr>
-              <w:t>&gt;[</w:t>
+              <w:t>X&gt;[</w:t>
             </w:r>
             <w:r>
               <w:rPr>
@@ -25298,17 +24043,7 @@
                 <w:szCs w:val="22"/>
                 <w:lang w:val="en-US"/>
               </w:rPr>
-              <w:t>];&lt;</w:t>
-            </w:r>
-            <w:proofErr w:type="spellStart"/>
-            <w:r>
-              <w:rPr>
-                <w:rFonts w:ascii="Roboto" w:hAnsi="Roboto" w:cs="Segoe UI"/>
-                <w:sz w:val="22"/>
-                <w:szCs w:val="22"/>
-                <w:lang w:val="en-US"/>
-              </w:rPr>
-              <w:t>R</w:t>
+              <w:t>];&lt;R</w:t>
             </w:r>
             <w:r>
               <w:rPr>
@@ -25326,17 +24061,7 @@
                 <w:szCs w:val="22"/>
                 <w:lang w:val="en-US"/>
               </w:rPr>
-              <w:t>Y</w:t>
-            </w:r>
-            <w:proofErr w:type="spellEnd"/>
-            <w:r>
-              <w:rPr>
-                <w:rFonts w:ascii="Roboto" w:hAnsi="Roboto" w:cs="Segoe UI"/>
-                <w:sz w:val="22"/>
-                <w:szCs w:val="22"/>
-                <w:lang w:val="en-US"/>
-              </w:rPr>
-              <w:t>&gt;[</w:t>
+              <w:t>Y&gt;[</w:t>
             </w:r>
             <w:r>
               <w:rPr>
@@ -25354,17 +24079,7 @@
                 <w:szCs w:val="22"/>
                 <w:lang w:val="en-US"/>
               </w:rPr>
-              <w:t>];&lt;</w:t>
-            </w:r>
-            <w:proofErr w:type="spellStart"/>
-            <w:r>
-              <w:rPr>
-                <w:rFonts w:ascii="Roboto" w:hAnsi="Roboto" w:cs="Segoe UI"/>
-                <w:sz w:val="22"/>
-                <w:szCs w:val="22"/>
-                <w:lang w:val="en-US"/>
-              </w:rPr>
-              <w:t>R</w:t>
+              <w:t>];&lt;R</w:t>
             </w:r>
             <w:r>
               <w:rPr>
@@ -25382,17 +24097,7 @@
                 <w:szCs w:val="22"/>
                 <w:lang w:val="en-US"/>
               </w:rPr>
-              <w:t>Z</w:t>
-            </w:r>
-            <w:proofErr w:type="spellEnd"/>
-            <w:r>
-              <w:rPr>
-                <w:rFonts w:ascii="Roboto" w:hAnsi="Roboto" w:cs="Segoe UI"/>
-                <w:sz w:val="22"/>
-                <w:szCs w:val="22"/>
-                <w:lang w:val="en-US"/>
-              </w:rPr>
-              <w:t>&gt;[</w:t>
+              <w:t>Z&gt;[</w:t>
             </w:r>
             <w:r>
               <w:rPr>
@@ -25488,27 +24193,7 @@
                 <w:szCs w:val="22"/>
                 <w:lang w:val="en-US"/>
               </w:rPr>
-              <w:t>Sphere: &lt;Latitude&gt;[</w:t>
-            </w:r>
-            <w:proofErr w:type="gramStart"/>
-            <w:r>
-              <w:rPr>
-                <w:rFonts w:ascii="Roboto" w:hAnsi="Roboto" w:cs="Segoe UI"/>
-                <w:sz w:val="22"/>
-                <w:szCs w:val="22"/>
-                <w:lang w:val="en-US"/>
-              </w:rPr>
-              <w:t>°];&lt;</w:t>
-            </w:r>
-            <w:proofErr w:type="gramEnd"/>
-            <w:r>
-              <w:rPr>
-                <w:rFonts w:ascii="Roboto" w:hAnsi="Roboto" w:cs="Segoe UI"/>
-                <w:sz w:val="22"/>
-                <w:szCs w:val="22"/>
-                <w:lang w:val="en-US"/>
-              </w:rPr>
-              <w:t>Longitude&gt;[°];&lt;Altitude&gt;[m];</w:t>
+              <w:t>Sphere: &lt;Latitude&gt;[°];&lt;Longitude&gt;[°];&lt;Altitude&gt;[m];</w:t>
             </w:r>
             <w:r>
               <w:rPr>
@@ -25622,78 +24307,7 @@
                 <w:szCs w:val="22"/>
                 <w:lang w:val="en-US"/>
               </w:rPr>
-              <w:t>Ellipsoid: &lt;</w:t>
-            </w:r>
-            <w:proofErr w:type="spellStart"/>
-            <w:r>
-              <w:rPr>
-                <w:rFonts w:ascii="Roboto" w:hAnsi="Roboto" w:cs="Segoe UI"/>
-                <w:sz w:val="22"/>
-                <w:szCs w:val="22"/>
-                <w:lang w:val="en-US"/>
-              </w:rPr>
-              <w:t>CenterLatitude</w:t>
-            </w:r>
-            <w:proofErr w:type="spellEnd"/>
-            <w:r>
-              <w:rPr>
-                <w:rFonts w:ascii="Roboto" w:hAnsi="Roboto" w:cs="Segoe UI"/>
-                <w:sz w:val="22"/>
-                <w:szCs w:val="22"/>
-                <w:lang w:val="en-US"/>
-              </w:rPr>
-              <w:t>&gt;[</w:t>
-            </w:r>
-            <w:proofErr w:type="gramStart"/>
-            <w:r>
-              <w:rPr>
-                <w:rFonts w:ascii="Roboto" w:hAnsi="Roboto" w:cs="Segoe UI"/>
-                <w:sz w:val="22"/>
-                <w:szCs w:val="22"/>
-                <w:lang w:val="en-US"/>
-              </w:rPr>
-              <w:t>°];&lt;</w:t>
-            </w:r>
-            <w:proofErr w:type="spellStart"/>
-            <w:proofErr w:type="gramEnd"/>
-            <w:r>
-              <w:rPr>
-                <w:rFonts w:ascii="Roboto" w:hAnsi="Roboto" w:cs="Segoe UI"/>
-                <w:sz w:val="22"/>
-                <w:szCs w:val="22"/>
-                <w:lang w:val="en-US"/>
-              </w:rPr>
-              <w:t>CenterLongitude</w:t>
-            </w:r>
-            <w:proofErr w:type="spellEnd"/>
-            <w:r>
-              <w:rPr>
-                <w:rFonts w:ascii="Roboto" w:hAnsi="Roboto" w:cs="Segoe UI"/>
-                <w:sz w:val="22"/>
-                <w:szCs w:val="22"/>
-                <w:lang w:val="en-US"/>
-              </w:rPr>
-              <w:t>&gt;[°];&lt;</w:t>
-            </w:r>
-            <w:proofErr w:type="spellStart"/>
-            <w:r>
-              <w:rPr>
-                <w:rFonts w:ascii="Roboto" w:hAnsi="Roboto" w:cs="Segoe UI"/>
-                <w:sz w:val="22"/>
-                <w:szCs w:val="22"/>
-                <w:lang w:val="en-US"/>
-              </w:rPr>
-              <w:t>CenterAltitude</w:t>
-            </w:r>
-            <w:proofErr w:type="spellEnd"/>
-            <w:r>
-              <w:rPr>
-                <w:rFonts w:ascii="Roboto" w:hAnsi="Roboto" w:cs="Segoe UI"/>
-                <w:sz w:val="22"/>
-                <w:szCs w:val="22"/>
-                <w:lang w:val="en-US"/>
-              </w:rPr>
-              <w:t>&gt;[m];</w:t>
+              <w:t>Ellipsoid: &lt;CenterLatitude&gt;[°];&lt;CenterLongitude&gt;[°];&lt;CenterAltitude&gt;[m];</w:t>
             </w:r>
             <w:r>
               <w:rPr>
@@ -25891,7 +24505,6 @@
                 <w:lang w:val="en-US"/>
               </w:rPr>
             </w:pPr>
-            <w:proofErr w:type="spellStart"/>
             <w:r>
               <w:rPr>
                 <w:rFonts w:ascii="Roboto" w:hAnsi="Roboto" w:cs="Segoe UI"/>
@@ -25901,35 +24514,14 @@
               </w:rPr>
               <w:t>SensorFieldOfView</w:t>
             </w:r>
-            <w:proofErr w:type="spellEnd"/>
-            <w:r>
-              <w:rPr>
-                <w:rFonts w:ascii="Roboto" w:hAnsi="Roboto" w:cs="Segoe UI"/>
-                <w:sz w:val="22"/>
-                <w:szCs w:val="22"/>
-                <w:lang w:val="en-US"/>
-              </w:rPr>
-              <w:t>: &lt;Azimuth&gt;[</w:t>
-            </w:r>
-            <w:proofErr w:type="gramStart"/>
-            <w:r>
-              <w:rPr>
-                <w:rFonts w:ascii="Roboto" w:hAnsi="Roboto" w:cs="Segoe UI"/>
-                <w:sz w:val="22"/>
-                <w:szCs w:val="22"/>
-                <w:lang w:val="en-US"/>
-              </w:rPr>
-              <w:t>°];&lt;</w:t>
-            </w:r>
-            <w:proofErr w:type="gramEnd"/>
-            <w:r>
-              <w:rPr>
-                <w:rFonts w:ascii="Roboto" w:hAnsi="Roboto" w:cs="Segoe UI"/>
-                <w:sz w:val="22"/>
-                <w:szCs w:val="22"/>
-                <w:lang w:val="en-US"/>
-              </w:rPr>
-              <w:t>Elevation&gt;[°];&lt;</w:t>
+            <w:r>
+              <w:rPr>
+                <w:rFonts w:ascii="Roboto" w:hAnsi="Roboto" w:cs="Segoe UI"/>
+                <w:sz w:val="22"/>
+                <w:szCs w:val="22"/>
+                <w:lang w:val="en-US"/>
+              </w:rPr>
+              <w:t>: &lt;Azimuth&gt;[°];&lt;Elevation&gt;[°];&lt;</w:t>
             </w:r>
             <w:r>
               <w:rPr>
@@ -26000,7 +24592,6 @@
                 <w:lang w:val="en-US"/>
               </w:rPr>
             </w:pPr>
-            <w:proofErr w:type="spellStart"/>
             <w:r>
               <w:rPr>
                 <w:rFonts w:ascii="Roboto" w:hAnsi="Roboto" w:cs="Segoe UI"/>
@@ -26017,37 +24608,7 @@
                 <w:szCs w:val="22"/>
                 <w:lang w:val="en-US"/>
               </w:rPr>
-              <w:t>FieldOfFire</w:t>
-            </w:r>
-            <w:proofErr w:type="spellEnd"/>
-            <w:r>
-              <w:rPr>
-                <w:rFonts w:ascii="Roboto" w:hAnsi="Roboto" w:cs="Segoe UI"/>
-                <w:sz w:val="22"/>
-                <w:szCs w:val="22"/>
-                <w:lang w:val="en-US"/>
-              </w:rPr>
-              <w:t>: &lt;Azimuth&gt;[</w:t>
-            </w:r>
-            <w:proofErr w:type="gramStart"/>
-            <w:r>
-              <w:rPr>
-                <w:rFonts w:ascii="Roboto" w:hAnsi="Roboto" w:cs="Segoe UI"/>
-                <w:sz w:val="22"/>
-                <w:szCs w:val="22"/>
-                <w:lang w:val="en-US"/>
-              </w:rPr>
-              <w:t>°];&lt;</w:t>
-            </w:r>
-            <w:proofErr w:type="gramEnd"/>
-            <w:r>
-              <w:rPr>
-                <w:rFonts w:ascii="Roboto" w:hAnsi="Roboto" w:cs="Segoe UI"/>
-                <w:sz w:val="22"/>
-                <w:szCs w:val="22"/>
-                <w:lang w:val="en-US"/>
-              </w:rPr>
-              <w:t>Elevation&gt;[°];&lt;</w:t>
+              <w:t>FieldOfFire: &lt;Azimuth&gt;[°];&lt;Elevation&gt;[°];&lt;</w:t>
             </w:r>
             <w:r>
               <w:rPr>
@@ -26076,7 +24637,6 @@
                 <w:lang w:val="en-US"/>
               </w:rPr>
             </w:pPr>
-            <w:proofErr w:type="spellStart"/>
             <w:r>
               <w:rPr>
                 <w:rFonts w:ascii="Roboto" w:hAnsi="Roboto" w:cs="Segoe UI"/>
@@ -26086,7 +24646,6 @@
               </w:rPr>
               <w:t>LineWidth</w:t>
             </w:r>
-            <w:proofErr w:type="spellEnd"/>
           </w:p>
         </w:tc>
         <w:tc>
@@ -26156,7 +24715,6 @@
                 <w:lang w:val="en-US"/>
               </w:rPr>
             </w:pPr>
-            <w:proofErr w:type="spellStart"/>
             <w:r>
               <w:rPr>
                 <w:rFonts w:ascii="Roboto" w:hAnsi="Roboto" w:cs="Segoe UI"/>
@@ -26166,7 +24724,6 @@
               </w:rPr>
               <w:t>LineColor</w:t>
             </w:r>
-            <w:proofErr w:type="spellEnd"/>
           </w:p>
         </w:tc>
         <w:tc>
@@ -26236,7 +24793,6 @@
                 <w:lang w:val="en-US"/>
               </w:rPr>
             </w:pPr>
-            <w:proofErr w:type="spellStart"/>
             <w:r>
               <w:rPr>
                 <w:rFonts w:ascii="Roboto" w:hAnsi="Roboto" w:cs="Segoe UI"/>
@@ -26246,7 +24802,6 @@
               </w:rPr>
               <w:t>FillColor</w:t>
             </w:r>
-            <w:proofErr w:type="spellEnd"/>
           </w:p>
         </w:tc>
         <w:tc>
@@ -26334,7 +24889,6 @@
                 <w:lang w:val="en-US"/>
               </w:rPr>
             </w:pPr>
-            <w:proofErr w:type="spellStart"/>
             <w:r>
               <w:rPr>
                 <w:rFonts w:ascii="Roboto" w:hAnsi="Roboto" w:cs="Segoe UI"/>
@@ -26345,7 +24899,6 @@
               <w:lastRenderedPageBreak/>
               <w:t>TextColor</w:t>
             </w:r>
-            <w:proofErr w:type="spellEnd"/>
           </w:p>
         </w:tc>
         <w:tc>
@@ -26470,52 +25023,24 @@
                 <w:sz w:val="22"/>
                 <w:szCs w:val="22"/>
               </w:rPr>
-              <w:t xml:space="preserve">Text </w:t>
-            </w:r>
-            <w:proofErr w:type="spellStart"/>
+              <w:t xml:space="preserve">Text is </w:t>
+            </w:r>
             <w:r>
               <w:rPr>
                 <w:rFonts w:ascii="Roboto" w:hAnsi="Roboto"/>
                 <w:sz w:val="22"/>
                 <w:szCs w:val="22"/>
               </w:rPr>
-              <w:t>is</w:t>
-            </w:r>
-            <w:proofErr w:type="spellEnd"/>
+              <w:t>BASE64</w:t>
+            </w:r>
             <w:r>
               <w:rPr>
                 <w:rFonts w:ascii="Roboto" w:hAnsi="Roboto"/>
                 <w:sz w:val="22"/>
                 <w:szCs w:val="22"/>
               </w:rPr>
-              <w:t xml:space="preserve"> </w:t>
-            </w:r>
-            <w:r>
-              <w:rPr>
-                <w:rFonts w:ascii="Roboto" w:hAnsi="Roboto"/>
-                <w:sz w:val="22"/>
-                <w:szCs w:val="22"/>
-              </w:rPr>
-              <w:t>BASE64</w:t>
-            </w:r>
-            <w:r>
-              <w:rPr>
-                <w:rFonts w:ascii="Roboto" w:hAnsi="Roboto"/>
-                <w:sz w:val="22"/>
-                <w:szCs w:val="22"/>
-              </w:rPr>
-              <w:t xml:space="preserve"> </w:t>
-            </w:r>
-            <w:proofErr w:type="spellStart"/>
-            <w:r>
-              <w:rPr>
-                <w:rFonts w:ascii="Roboto" w:hAnsi="Roboto"/>
-                <w:sz w:val="22"/>
-                <w:szCs w:val="22"/>
-              </w:rPr>
-              <w:t>encoded</w:t>
-            </w:r>
-            <w:proofErr w:type="spellEnd"/>
+              <w:t xml:space="preserve"> encoded</w:t>
+            </w:r>
           </w:p>
         </w:tc>
       </w:tr>
@@ -26581,36 +25106,8 @@
                 <w:sz w:val="22"/>
                 <w:szCs w:val="22"/>
               </w:rPr>
-              <w:t xml:space="preserve">Text </w:t>
-            </w:r>
-            <w:proofErr w:type="spellStart"/>
-            <w:r>
-              <w:rPr>
-                <w:rFonts w:ascii="Roboto" w:hAnsi="Roboto"/>
-                <w:sz w:val="22"/>
-                <w:szCs w:val="22"/>
-              </w:rPr>
-              <w:t>is</w:t>
-            </w:r>
-            <w:proofErr w:type="spellEnd"/>
-            <w:r>
-              <w:rPr>
-                <w:rFonts w:ascii="Roboto" w:hAnsi="Roboto"/>
-                <w:sz w:val="22"/>
-                <w:szCs w:val="22"/>
-              </w:rPr>
-              <w:t xml:space="preserve"> not </w:t>
-            </w:r>
-            <w:proofErr w:type="spellStart"/>
-            <w:r>
-              <w:rPr>
-                <w:rFonts w:ascii="Roboto" w:hAnsi="Roboto"/>
-                <w:sz w:val="22"/>
-                <w:szCs w:val="22"/>
-              </w:rPr>
-              <w:t>encoded</w:t>
-            </w:r>
-            <w:proofErr w:type="spellEnd"/>
+              <w:t>Text is not encoded</w:t>
+            </w:r>
           </w:p>
         </w:tc>
       </w:tr>
@@ -26745,27 +25242,7 @@
           <w:szCs w:val="22"/>
           <w:lang w:val="en-US"/>
         </w:rPr>
-        <w:t>GRAPHIC;79;0195238E35AD;910</w:t>
-      </w:r>
-      <w:proofErr w:type="gramStart"/>
-      <w:r>
-        <w:rPr>
-          <w:rFonts w:ascii="Roboto" w:hAnsi="Roboto" w:cs="Segoe UI"/>
-          <w:sz w:val="22"/>
-          <w:szCs w:val="22"/>
-          <w:lang w:val="en-US"/>
-        </w:rPr>
-        <w:t>E;U;;;</w:t>
-      </w:r>
-      <w:proofErr w:type="gramEnd"/>
-      <w:r>
-        <w:rPr>
-          <w:rFonts w:ascii="Roboto" w:hAnsi="Roboto" w:cs="Segoe UI"/>
-          <w:sz w:val="22"/>
-          <w:szCs w:val="22"/>
-          <w:lang w:val="en-US"/>
-        </w:rPr>
-        <w:t>FFDA;;</w:t>
+        <w:t>GRAPHIC;79;0195238E35AD;910E;U;;;FFDA;;</w:t>
       </w:r>
       <w:r>
         <w:rPr>
@@ -26815,27 +25292,7 @@
           <w:szCs w:val="22"/>
           <w:lang w:val="en-US"/>
         </w:rPr>
-        <w:t>GRAPHIC;78;0195238E45AD;910</w:t>
-      </w:r>
-      <w:proofErr w:type="gramStart"/>
-      <w:r>
-        <w:rPr>
-          <w:rFonts w:ascii="Roboto" w:hAnsi="Roboto" w:cs="Segoe UI"/>
-          <w:sz w:val="22"/>
-          <w:szCs w:val="22"/>
-          <w:lang w:val="en-US"/>
-        </w:rPr>
-        <w:t>E;U;;;</w:t>
-      </w:r>
-      <w:proofErr w:type="gramEnd"/>
-      <w:r>
-        <w:rPr>
-          <w:rFonts w:ascii="Roboto" w:hAnsi="Roboto" w:cs="Segoe UI"/>
-          <w:sz w:val="22"/>
-          <w:szCs w:val="22"/>
-          <w:lang w:val="en-US"/>
-        </w:rPr>
-        <w:t>A327;;</w:t>
+        <w:t>GRAPHIC;78;0195238E45AD;910E;U;;;A327;;</w:t>
       </w:r>
       <w:r>
         <w:rPr>
@@ -26992,54 +25449,259 @@
           <w:szCs w:val="22"/>
           <w:lang w:val="en-US"/>
         </w:rPr>
+        <w:t xml:space="preserve"> platform. The same also applies in particular for the generic </w:t>
+      </w:r>
+      <w:r>
+        <w:rPr>
+          <w:rFonts w:ascii="Roboto" w:hAnsi="Roboto" w:cs="Segoe UI"/>
+          <w:sz w:val="22"/>
+          <w:szCs w:val="22"/>
+          <w:lang w:val="en-US"/>
+        </w:rPr>
+        <w:t>action</w:t>
+      </w:r>
+      <w:r>
+        <w:rPr>
+          <w:rFonts w:ascii="Roboto" w:hAnsi="Roboto" w:cs="Segoe UI"/>
+          <w:sz w:val="22"/>
+          <w:szCs w:val="22"/>
+          <w:lang w:val="en-US"/>
+        </w:rPr>
+        <w:t xml:space="preserve"> and any additional parameters</w:t>
+      </w:r>
+      <w:r>
+        <w:rPr>
+          <w:rFonts w:ascii="Roboto" w:hAnsi="Roboto" w:cs="Segoe UI"/>
+          <w:sz w:val="22"/>
+          <w:szCs w:val="22"/>
+          <w:lang w:val="en-US"/>
+        </w:rPr>
+        <w:t xml:space="preserve"> for it</w:t>
+      </w:r>
+      <w:r>
+        <w:rPr>
+          <w:rFonts w:ascii="Roboto" w:hAnsi="Roboto" w:cs="Segoe UI"/>
+          <w:sz w:val="22"/>
+          <w:szCs w:val="22"/>
+          <w:lang w:val="en-US"/>
+        </w:rPr>
+        <w:t>.</w:t>
+      </w:r>
+      <w:r>
+        <w:rPr>
+          <w:rFonts w:ascii="Roboto" w:hAnsi="Roboto" w:cs="Segoe UI"/>
+          <w:sz w:val="22"/>
+          <w:szCs w:val="22"/>
+          <w:lang w:val="en-US"/>
+        </w:rPr>
+        <w:t xml:space="preserve"> Time stamps are optional and in milliseconds. If no time stamp is given, it’s interpreted as instantly.</w:t>
+      </w:r>
+      <w:r>
+        <w:rPr>
+          <w:rFonts w:ascii="Roboto" w:hAnsi="Roboto" w:cs="Segoe UI"/>
+          <w:sz w:val="22"/>
+          <w:szCs w:val="22"/>
+          <w:lang w:val="en-US"/>
+        </w:rPr>
+        <w:t xml:space="preserve"> Of course, you cannot use the generic SEDAP</w:t>
+      </w:r>
+      <w:r>
+        <w:rPr>
+          <w:rFonts w:ascii="Roboto" w:hAnsi="Roboto" w:cs="Segoe UI"/>
+          <w:sz w:val="22"/>
+          <w:szCs w:val="22"/>
+          <w:lang w:val="en-US"/>
+        </w:rPr>
+        <w:t>-</w:t>
+      </w:r>
+      <w:r>
+        <w:rPr>
+          <w:rFonts w:ascii="Roboto" w:hAnsi="Roboto" w:cs="Segoe UI"/>
+          <w:sz w:val="22"/>
+          <w:szCs w:val="22"/>
+          <w:lang w:val="en-US"/>
+        </w:rPr>
+        <w:t>Express connector in these cases, but must implement a specific and user-defined connector.</w:t>
+      </w:r>
+      <w:r>
+        <w:rPr>
+          <w:rFonts w:ascii="Roboto" w:hAnsi="Roboto" w:cs="Segoe UI"/>
+          <w:sz w:val="22"/>
+          <w:szCs w:val="22"/>
+          <w:lang w:val="en-US"/>
+        </w:rPr>
+        <w:t xml:space="preserve"> Unix times stamps have to be written as hexadecimal string.</w:t>
+      </w:r>
+      <w:r>
+        <w:rPr>
+          <w:rFonts w:ascii="Roboto" w:hAnsi="Roboto" w:cs="Segoe UI"/>
+          <w:sz w:val="22"/>
+          <w:szCs w:val="22"/>
+          <w:lang w:val="en-US"/>
+        </w:rPr>
         <w:t xml:space="preserve"> </w:t>
       </w:r>
-      <w:proofErr w:type="gramStart"/>
-      <w:r>
-        <w:rPr>
-          <w:rFonts w:ascii="Roboto" w:hAnsi="Roboto" w:cs="Segoe UI"/>
-          <w:sz w:val="22"/>
-          <w:szCs w:val="22"/>
-          <w:lang w:val="en-US"/>
-        </w:rPr>
-        <w:t>platform.</w:t>
-      </w:r>
-      <w:proofErr w:type="gramEnd"/>
-      <w:r>
-        <w:rPr>
-          <w:rFonts w:ascii="Roboto" w:hAnsi="Roboto" w:cs="Segoe UI"/>
-          <w:sz w:val="22"/>
-          <w:szCs w:val="22"/>
-          <w:lang w:val="en-US"/>
-        </w:rPr>
-        <w:t xml:space="preserve"> The same also applies in particular for the generic </w:t>
-      </w:r>
-      <w:r>
-        <w:rPr>
-          <w:rFonts w:ascii="Roboto" w:hAnsi="Roboto" w:cs="Segoe UI"/>
-          <w:sz w:val="22"/>
-          <w:szCs w:val="22"/>
-          <w:lang w:val="en-US"/>
-        </w:rPr>
-        <w:t>action</w:t>
-      </w:r>
-      <w:r>
-        <w:rPr>
-          <w:rFonts w:ascii="Roboto" w:hAnsi="Roboto" w:cs="Segoe UI"/>
-          <w:sz w:val="22"/>
-          <w:szCs w:val="22"/>
-          <w:lang w:val="en-US"/>
-        </w:rPr>
-        <w:t xml:space="preserve"> and any additional parameters</w:t>
-      </w:r>
-      <w:r>
-        <w:rPr>
-          <w:rFonts w:ascii="Roboto" w:hAnsi="Roboto" w:cs="Segoe UI"/>
-          <w:sz w:val="22"/>
-          <w:szCs w:val="22"/>
-          <w:lang w:val="en-US"/>
-        </w:rPr>
-        <w:t xml:space="preserve"> for it</w:t>
+      <w:r>
+        <w:rPr>
+          <w:rFonts w:ascii="Roboto" w:hAnsi="Roboto" w:cs="Segoe UI"/>
+          <w:sz w:val="22"/>
+          <w:szCs w:val="22"/>
+          <w:lang w:val="en-US"/>
+        </w:rPr>
+        <w:t xml:space="preserve">If the vehicle shall follow </w:t>
+      </w:r>
+      <w:r>
+        <w:rPr>
+          <w:rFonts w:ascii="Roboto" w:hAnsi="Roboto" w:cs="Segoe UI"/>
+          <w:sz w:val="22"/>
+          <w:szCs w:val="22"/>
+          <w:lang w:val="en-US"/>
+        </w:rPr>
+        <w:t xml:space="preserve">or engage </w:t>
+      </w:r>
+      <w:r>
+        <w:rPr>
+          <w:rFonts w:ascii="Roboto" w:hAnsi="Roboto" w:cs="Segoe UI"/>
+          <w:sz w:val="22"/>
+          <w:szCs w:val="22"/>
+          <w:lang w:val="en-US"/>
+        </w:rPr>
+        <w:t xml:space="preserve">a </w:t>
+      </w:r>
+      <w:r>
+        <w:rPr>
+          <w:rFonts w:ascii="Roboto" w:hAnsi="Roboto" w:cs="Segoe UI"/>
+          <w:sz w:val="22"/>
+          <w:szCs w:val="22"/>
+          <w:lang w:val="en-US"/>
+        </w:rPr>
+        <w:t xml:space="preserve">e.g. </w:t>
+      </w:r>
+      <w:r>
+        <w:rPr>
+          <w:rFonts w:ascii="Roboto" w:hAnsi="Roboto" w:cs="Segoe UI"/>
+          <w:sz w:val="22"/>
+          <w:szCs w:val="22"/>
+          <w:lang w:val="en-US"/>
+        </w:rPr>
+        <w:t>contact, the position of this contact has to be transmitted frequently using the CONTACT message.</w:t>
+      </w:r>
+      <w:r>
+        <w:rPr>
+          <w:rFonts w:ascii="Roboto" w:hAnsi="Roboto" w:cs="Segoe UI"/>
+          <w:sz w:val="22"/>
+          <w:szCs w:val="22"/>
+          <w:lang w:val="en-US"/>
+        </w:rPr>
+        <w:t xml:space="preserve"> </w:t>
+      </w:r>
+      <w:r>
+        <w:rPr>
+          <w:rFonts w:ascii="Roboto" w:hAnsi="Roboto" w:cs="Segoe UI"/>
+          <w:sz w:val="22"/>
+          <w:szCs w:val="22"/>
+          <w:lang w:val="en-US"/>
+        </w:rPr>
+        <w:t>D</w:t>
+      </w:r>
+      <w:r>
+        <w:rPr>
+          <w:rFonts w:ascii="Roboto" w:hAnsi="Roboto" w:cs="Segoe UI"/>
+          <w:sz w:val="22"/>
+          <w:szCs w:val="22"/>
+          <w:lang w:val="en-US"/>
+        </w:rPr>
+        <w:t xml:space="preserve">epth is equivalent to </w:t>
+      </w:r>
+      <w:r>
+        <w:rPr>
+          <w:rFonts w:ascii="Roboto" w:hAnsi="Roboto" w:cs="Segoe UI"/>
+          <w:sz w:val="22"/>
+          <w:szCs w:val="22"/>
+          <w:lang w:val="en-US"/>
+        </w:rPr>
+        <w:t>a</w:t>
+      </w:r>
+      <w:r>
+        <w:rPr>
+          <w:rFonts w:ascii="Roboto" w:hAnsi="Roboto" w:cs="Segoe UI"/>
+          <w:sz w:val="22"/>
+          <w:szCs w:val="22"/>
+          <w:lang w:val="en-US"/>
+        </w:rPr>
+        <w:t>ltitude</w:t>
+      </w:r>
+      <w:r>
+        <w:rPr>
+          <w:rFonts w:ascii="Roboto" w:hAnsi="Roboto" w:cs="Segoe UI"/>
+          <w:sz w:val="22"/>
+          <w:szCs w:val="22"/>
+          <w:lang w:val="en-US"/>
+        </w:rPr>
+        <w:t xml:space="preserve"> when commanding submersible </w:t>
+      </w:r>
+      <w:r>
+        <w:rPr>
+          <w:rFonts w:ascii="Roboto" w:hAnsi="Roboto" w:cs="Segoe UI"/>
+          <w:sz w:val="22"/>
+          <w:szCs w:val="22"/>
+          <w:lang w:val="en-US"/>
+        </w:rPr>
+        <w:t>vehicles</w:t>
+      </w:r>
+      <w:r>
+        <w:rPr>
+          <w:rFonts w:ascii="Roboto" w:hAnsi="Roboto" w:cs="Segoe UI"/>
+          <w:sz w:val="22"/>
+          <w:szCs w:val="22"/>
+          <w:lang w:val="en-US"/>
+        </w:rPr>
+        <w:t xml:space="preserve"> and always a positive value.</w:t>
+      </w:r>
+      <w:r>
+        <w:rPr>
+          <w:rFonts w:ascii="Roboto" w:hAnsi="Roboto" w:cs="Segoe UI"/>
+          <w:sz w:val="22"/>
+          <w:szCs w:val="22"/>
+          <w:lang w:val="en-US"/>
+        </w:rPr>
+        <w:t xml:space="preserve"> </w:t>
+      </w:r>
+      <w:r>
+        <w:rPr>
+          <w:rFonts w:ascii="Roboto" w:hAnsi="Roboto" w:cs="Segoe UI"/>
+          <w:sz w:val="22"/>
+          <w:szCs w:val="22"/>
+          <w:lang w:val="en-US"/>
+        </w:rPr>
+        <w:t>The camera modes have the following meanings: DL = Daylight, IR = Infrared, and LI = Light Intensifier</w:t>
+      </w:r>
+      <w:r>
+        <w:rPr>
+          <w:rFonts w:ascii="Roboto" w:hAnsi="Roboto" w:cs="Segoe UI"/>
+          <w:sz w:val="22"/>
+          <w:szCs w:val="22"/>
+          <w:lang w:val="en-US"/>
+        </w:rPr>
+        <w:t xml:space="preserve">. </w:t>
+      </w:r>
+      <w:r>
+        <w:rPr>
+          <w:rFonts w:ascii="Roboto" w:hAnsi="Roboto" w:cs="Segoe UI"/>
+          <w:sz w:val="22"/>
+          <w:szCs w:val="22"/>
+          <w:lang w:val="en-US"/>
+        </w:rPr>
+        <w:t xml:space="preserve">As an exception, the “CmdId” field is not required for the “cancel all” command </w:t>
+      </w:r>
+      <w:r>
+        <w:rPr>
+          <w:rFonts w:ascii="Roboto" w:hAnsi="Roboto" w:cs="Segoe UI"/>
+          <w:sz w:val="22"/>
+          <w:szCs w:val="22"/>
+          <w:lang w:val="en-US"/>
+        </w:rPr>
+        <w:t>flag</w:t>
       </w:r>
       <w:r>
         <w:rPr>
@@ -27049,215 +25711,6 @@
           <w:lang w:val="en-US"/>
         </w:rPr>
         <w:t>.</w:t>
-      </w:r>
-      <w:r>
-        <w:rPr>
-          <w:rFonts w:ascii="Roboto" w:hAnsi="Roboto" w:cs="Segoe UI"/>
-          <w:sz w:val="22"/>
-          <w:szCs w:val="22"/>
-          <w:lang w:val="en-US"/>
-        </w:rPr>
-        <w:t xml:space="preserve"> Time stamps are optional and in milliseconds. If no time stamp is given, it’s interpreted as instantly.</w:t>
-      </w:r>
-      <w:r>
-        <w:rPr>
-          <w:rFonts w:ascii="Roboto" w:hAnsi="Roboto" w:cs="Segoe UI"/>
-          <w:sz w:val="22"/>
-          <w:szCs w:val="22"/>
-          <w:lang w:val="en-US"/>
-        </w:rPr>
-        <w:t xml:space="preserve"> Of course, you cannot use the generic SEDAP</w:t>
-      </w:r>
-      <w:r>
-        <w:rPr>
-          <w:rFonts w:ascii="Roboto" w:hAnsi="Roboto" w:cs="Segoe UI"/>
-          <w:sz w:val="22"/>
-          <w:szCs w:val="22"/>
-          <w:lang w:val="en-US"/>
-        </w:rPr>
-        <w:t>-</w:t>
-      </w:r>
-      <w:r>
-        <w:rPr>
-          <w:rFonts w:ascii="Roboto" w:hAnsi="Roboto" w:cs="Segoe UI"/>
-          <w:sz w:val="22"/>
-          <w:szCs w:val="22"/>
-          <w:lang w:val="en-US"/>
-        </w:rPr>
-        <w:t>Express connector in these cases, but must implement a specific and user-defined connector.</w:t>
-      </w:r>
-      <w:r>
-        <w:rPr>
-          <w:rFonts w:ascii="Roboto" w:hAnsi="Roboto" w:cs="Segoe UI"/>
-          <w:sz w:val="22"/>
-          <w:szCs w:val="22"/>
-          <w:lang w:val="en-US"/>
-        </w:rPr>
-        <w:t xml:space="preserve"> Unix times stamps have to be written as hexadecimal string.</w:t>
-      </w:r>
-      <w:r>
-        <w:rPr>
-          <w:rFonts w:ascii="Roboto" w:hAnsi="Roboto" w:cs="Segoe UI"/>
-          <w:sz w:val="22"/>
-          <w:szCs w:val="22"/>
-          <w:lang w:val="en-US"/>
-        </w:rPr>
-        <w:t xml:space="preserve"> </w:t>
-      </w:r>
-      <w:r>
-        <w:rPr>
-          <w:rFonts w:ascii="Roboto" w:hAnsi="Roboto" w:cs="Segoe UI"/>
-          <w:sz w:val="22"/>
-          <w:szCs w:val="22"/>
-          <w:lang w:val="en-US"/>
-        </w:rPr>
-        <w:t xml:space="preserve">If the vehicle shall follow </w:t>
-      </w:r>
-      <w:r>
-        <w:rPr>
-          <w:rFonts w:ascii="Roboto" w:hAnsi="Roboto" w:cs="Segoe UI"/>
-          <w:sz w:val="22"/>
-          <w:szCs w:val="22"/>
-          <w:lang w:val="en-US"/>
-        </w:rPr>
-        <w:t xml:space="preserve">or engage </w:t>
-      </w:r>
-      <w:r>
-        <w:rPr>
-          <w:rFonts w:ascii="Roboto" w:hAnsi="Roboto" w:cs="Segoe UI"/>
-          <w:sz w:val="22"/>
-          <w:szCs w:val="22"/>
-          <w:lang w:val="en-US"/>
-        </w:rPr>
-        <w:t xml:space="preserve">a </w:t>
-      </w:r>
-      <w:proofErr w:type="gramStart"/>
-      <w:r>
-        <w:rPr>
-          <w:rFonts w:ascii="Roboto" w:hAnsi="Roboto" w:cs="Segoe UI"/>
-          <w:sz w:val="22"/>
-          <w:szCs w:val="22"/>
-          <w:lang w:val="en-US"/>
-        </w:rPr>
-        <w:t>e.g.</w:t>
-      </w:r>
-      <w:proofErr w:type="gramEnd"/>
-      <w:r>
-        <w:rPr>
-          <w:rFonts w:ascii="Roboto" w:hAnsi="Roboto" w:cs="Segoe UI"/>
-          <w:sz w:val="22"/>
-          <w:szCs w:val="22"/>
-          <w:lang w:val="en-US"/>
-        </w:rPr>
-        <w:t xml:space="preserve"> </w:t>
-      </w:r>
-      <w:r>
-        <w:rPr>
-          <w:rFonts w:ascii="Roboto" w:hAnsi="Roboto" w:cs="Segoe UI"/>
-          <w:sz w:val="22"/>
-          <w:szCs w:val="22"/>
-          <w:lang w:val="en-US"/>
-        </w:rPr>
-        <w:t>contact, the position of this contact has to be transmitted frequently using the CONTACT message.</w:t>
-      </w:r>
-      <w:r>
-        <w:rPr>
-          <w:rFonts w:ascii="Roboto" w:hAnsi="Roboto" w:cs="Segoe UI"/>
-          <w:sz w:val="22"/>
-          <w:szCs w:val="22"/>
-          <w:lang w:val="en-US"/>
-        </w:rPr>
-        <w:t xml:space="preserve"> </w:t>
-      </w:r>
-      <w:r>
-        <w:rPr>
-          <w:rFonts w:ascii="Roboto" w:hAnsi="Roboto" w:cs="Segoe UI"/>
-          <w:sz w:val="22"/>
-          <w:szCs w:val="22"/>
-          <w:lang w:val="en-US"/>
-        </w:rPr>
-        <w:t>D</w:t>
-      </w:r>
-      <w:r>
-        <w:rPr>
-          <w:rFonts w:ascii="Roboto" w:hAnsi="Roboto" w:cs="Segoe UI"/>
-          <w:sz w:val="22"/>
-          <w:szCs w:val="22"/>
-          <w:lang w:val="en-US"/>
-        </w:rPr>
-        <w:t xml:space="preserve">epth is equivalent to </w:t>
-      </w:r>
-      <w:r>
-        <w:rPr>
-          <w:rFonts w:ascii="Roboto" w:hAnsi="Roboto" w:cs="Segoe UI"/>
-          <w:sz w:val="22"/>
-          <w:szCs w:val="22"/>
-          <w:lang w:val="en-US"/>
-        </w:rPr>
-        <w:t>a</w:t>
-      </w:r>
-      <w:r>
-        <w:rPr>
-          <w:rFonts w:ascii="Roboto" w:hAnsi="Roboto" w:cs="Segoe UI"/>
-          <w:sz w:val="22"/>
-          <w:szCs w:val="22"/>
-          <w:lang w:val="en-US"/>
-        </w:rPr>
-        <w:t>ltitude</w:t>
-      </w:r>
-      <w:r>
-        <w:rPr>
-          <w:rFonts w:ascii="Roboto" w:hAnsi="Roboto" w:cs="Segoe UI"/>
-          <w:sz w:val="22"/>
-          <w:szCs w:val="22"/>
-          <w:lang w:val="en-US"/>
-        </w:rPr>
-        <w:t xml:space="preserve"> when commanding submersible </w:t>
-      </w:r>
-      <w:r>
-        <w:rPr>
-          <w:rFonts w:ascii="Roboto" w:hAnsi="Roboto" w:cs="Segoe UI"/>
-          <w:sz w:val="22"/>
-          <w:szCs w:val="22"/>
-          <w:lang w:val="en-US"/>
-        </w:rPr>
-        <w:t>vehicles</w:t>
-      </w:r>
-      <w:r>
-        <w:rPr>
-          <w:rFonts w:ascii="Roboto" w:hAnsi="Roboto" w:cs="Segoe UI"/>
-          <w:sz w:val="22"/>
-          <w:szCs w:val="22"/>
-          <w:lang w:val="en-US"/>
-        </w:rPr>
-        <w:t xml:space="preserve"> and always a positive value.</w:t>
-      </w:r>
-      <w:r>
-        <w:rPr>
-          <w:rFonts w:ascii="Roboto" w:hAnsi="Roboto" w:cs="Segoe UI"/>
-          <w:sz w:val="22"/>
-          <w:szCs w:val="22"/>
-          <w:lang w:val="en-US"/>
-        </w:rPr>
-        <w:t xml:space="preserve"> </w:t>
-      </w:r>
-      <w:r>
-        <w:rPr>
-          <w:rFonts w:ascii="Roboto" w:hAnsi="Roboto" w:cs="Segoe UI"/>
-          <w:sz w:val="22"/>
-          <w:szCs w:val="22"/>
-          <w:lang w:val="en-US"/>
-        </w:rPr>
-        <w:t>The camera modes have the following meanings: DL = Daylight, IR = Infrared, and LI = Light Intensifier</w:t>
-      </w:r>
-      <w:r>
-        <w:rPr>
-          <w:rFonts w:ascii="Roboto" w:hAnsi="Roboto" w:cs="Segoe UI"/>
-          <w:sz w:val="22"/>
-          <w:szCs w:val="22"/>
-          <w:lang w:val="en-US"/>
-        </w:rPr>
-        <w:t xml:space="preserve">. </w:t>
       </w:r>
     </w:p>
     <w:p>
@@ -27557,17 +26010,7 @@
           <w:szCs w:val="22"/>
           <w:lang w:val="en-US"/>
         </w:rPr>
-        <w:t xml:space="preserve">;&lt;additional </w:t>
-      </w:r>
-      <w:proofErr w:type="spellStart"/>
-      <w:r>
-        <w:rPr>
-          <w:rFonts w:ascii="Roboto" w:hAnsi="Roboto" w:cs="Segoe UI"/>
-          <w:sz w:val="22"/>
-          <w:szCs w:val="22"/>
-          <w:lang w:val="en-US"/>
-        </w:rPr>
-        <w:t>c</w:t>
+        <w:t>;&lt;additional c</w:t>
       </w:r>
       <w:r>
         <w:rPr>
@@ -27587,7 +26030,6 @@
         </w:rPr>
         <w:t>dType</w:t>
       </w:r>
-      <w:proofErr w:type="spellEnd"/>
       <w:r>
         <w:rPr>
           <w:rFonts w:ascii="Roboto" w:hAnsi="Roboto" w:cs="Segoe UI"/>
@@ -27759,7 +26201,6 @@
                 <w:lang w:val="en-US"/>
               </w:rPr>
             </w:pPr>
-            <w:proofErr w:type="spellStart"/>
             <w:r>
               <w:rPr>
                 <w:rFonts w:ascii="Roboto" w:hAnsi="Roboto" w:cs="Segoe UI"/>
@@ -27769,7 +26210,6 @@
               </w:rPr>
               <w:t>CmdID</w:t>
             </w:r>
-            <w:proofErr w:type="spellEnd"/>
           </w:p>
         </w:tc>
         <w:tc>
@@ -27786,7 +26226,6 @@
                 <w:lang w:val="en-US"/>
               </w:rPr>
             </w:pPr>
-            <w:proofErr w:type="spellStart"/>
             <w:r>
               <w:rPr>
                 <w:rFonts w:ascii="Roboto" w:hAnsi="Roboto" w:cs="Segoe UI"/>
@@ -27796,7 +26235,6 @@
               </w:rPr>
               <w:t>HexString</w:t>
             </w:r>
-            <w:proofErr w:type="spellEnd"/>
           </w:p>
         </w:tc>
         <w:tc>
@@ -27858,7 +26296,6 @@
                 <w:lang w:val="en-US"/>
               </w:rPr>
             </w:pPr>
-            <w:proofErr w:type="spellStart"/>
             <w:r>
               <w:rPr>
                 <w:rFonts w:ascii="Roboto" w:hAnsi="Roboto" w:cs="Segoe UI"/>
@@ -27877,7 +26314,6 @@
               </w:rPr>
               <w:t>Flag</w:t>
             </w:r>
-            <w:proofErr w:type="spellEnd"/>
           </w:p>
         </w:tc>
         <w:tc>
@@ -28235,7 +26671,6 @@
                 <w:lang w:val="en-US"/>
               </w:rPr>
             </w:pPr>
-            <w:proofErr w:type="spellStart"/>
             <w:r>
               <w:rPr>
                 <w:rFonts w:ascii="Roboto" w:hAnsi="Roboto" w:cs="Segoe UI"/>
@@ -28245,7 +26680,6 @@
               </w:rPr>
               <w:t>CmdExTime</w:t>
             </w:r>
-            <w:proofErr w:type="spellEnd"/>
           </w:p>
         </w:tc>
         <w:tc>
@@ -28324,7 +26758,6 @@
                 <w:lang w:val="en-US"/>
               </w:rPr>
             </w:pPr>
-            <w:proofErr w:type="spellStart"/>
             <w:r>
               <w:rPr>
                 <w:rFonts w:ascii="Roboto" w:hAnsi="Roboto" w:cs="Segoe UI"/>
@@ -28343,7 +26776,6 @@
               </w:rPr>
               <w:t>mdType</w:t>
             </w:r>
-            <w:proofErr w:type="spellEnd"/>
           </w:p>
         </w:tc>
         <w:tc>
@@ -28411,27 +26843,7 @@
                 <w:szCs w:val="22"/>
                 <w:lang w:val="en-US"/>
               </w:rPr>
-              <w:t xml:space="preserve">off: &lt;Power on </w:t>
-            </w:r>
-            <w:proofErr w:type="spellStart"/>
-            <w:r>
-              <w:rPr>
-                <w:rFonts w:ascii="Roboto" w:hAnsi="Roboto" w:cs="Segoe UI"/>
-                <w:sz w:val="22"/>
-                <w:szCs w:val="22"/>
-                <w:lang w:val="en-US"/>
-              </w:rPr>
-              <w:t>unix</w:t>
-            </w:r>
-            <w:proofErr w:type="spellEnd"/>
-            <w:r>
-              <w:rPr>
-                <w:rFonts w:ascii="Roboto" w:hAnsi="Roboto" w:cs="Segoe UI"/>
-                <w:sz w:val="22"/>
-                <w:szCs w:val="22"/>
-                <w:lang w:val="en-US"/>
-              </w:rPr>
-              <w:t xml:space="preserve"> time stamp&gt;(optional)</w:t>
+              <w:t>off: &lt;Power on unix time stamp&gt;(optional)</w:t>
             </w:r>
           </w:p>
         </w:tc>
@@ -28587,27 +26999,7 @@
                 <w:szCs w:val="22"/>
                 <w:lang w:val="en-US"/>
               </w:rPr>
-              <w:t xml:space="preserve">&lt;Wakeup </w:t>
-            </w:r>
-            <w:proofErr w:type="spellStart"/>
-            <w:r>
-              <w:rPr>
-                <w:rFonts w:ascii="Roboto" w:hAnsi="Roboto" w:cs="Segoe UI"/>
-                <w:sz w:val="22"/>
-                <w:szCs w:val="22"/>
-                <w:lang w:val="en-US"/>
-              </w:rPr>
-              <w:t>unix</w:t>
-            </w:r>
-            <w:proofErr w:type="spellEnd"/>
-            <w:r>
-              <w:rPr>
-                <w:rFonts w:ascii="Roboto" w:hAnsi="Roboto" w:cs="Segoe UI"/>
-                <w:sz w:val="22"/>
-                <w:szCs w:val="22"/>
-                <w:lang w:val="en-US"/>
-              </w:rPr>
-              <w:t xml:space="preserve"> time stamp&gt;(optional)</w:t>
+              <w:t>&lt;Wakeup unix time stamp&gt;(optional)</w:t>
             </w:r>
           </w:p>
         </w:tc>
@@ -29678,38 +28070,7 @@
                 <w:szCs w:val="22"/>
                 <w:lang w:val="en-US"/>
               </w:rPr>
-              <w:t>: &lt;</w:t>
-            </w:r>
-            <w:proofErr w:type="spellStart"/>
-            <w:r>
-              <w:rPr>
-                <w:rFonts w:ascii="Roboto" w:hAnsi="Roboto" w:cs="Segoe UI"/>
-                <w:sz w:val="22"/>
-                <w:szCs w:val="22"/>
-                <w:lang w:val="en-US"/>
-              </w:rPr>
-              <w:t>PowerLevel</w:t>
-            </w:r>
-            <w:proofErr w:type="spellEnd"/>
-            <w:proofErr w:type="gramStart"/>
-            <w:r>
-              <w:rPr>
-                <w:rFonts w:ascii="Roboto" w:hAnsi="Roboto" w:cs="Segoe UI"/>
-                <w:sz w:val="22"/>
-                <w:szCs w:val="22"/>
-                <w:lang w:val="en-US"/>
-              </w:rPr>
-              <w:t>&gt;[</w:t>
-            </w:r>
-            <w:proofErr w:type="gramEnd"/>
-            <w:r>
-              <w:rPr>
-                <w:rFonts w:ascii="Roboto" w:hAnsi="Roboto" w:cs="Segoe UI"/>
-                <w:sz w:val="22"/>
-                <w:szCs w:val="22"/>
-                <w:lang w:val="en-US"/>
-              </w:rPr>
-              <w:t>0-100%]</w:t>
+              <w:t>: &lt;PowerLevel&gt;[0-100%]</w:t>
             </w:r>
           </w:p>
         </w:tc>
@@ -29999,7 +28360,6 @@
               </w:rPr>
               <w:t>ights: &lt;Status</w:t>
             </w:r>
-            <w:proofErr w:type="gramStart"/>
             <w:r>
               <w:rPr>
                 <w:rFonts w:ascii="Roboto" w:hAnsi="Roboto" w:cs="Segoe UI"/>
@@ -30016,17 +28376,7 @@
                 <w:szCs w:val="22"/>
                 <w:lang w:val="en-US"/>
               </w:rPr>
-              <w:t>[</w:t>
-            </w:r>
-            <w:proofErr w:type="gramEnd"/>
-            <w:r>
-              <w:rPr>
-                <w:rFonts w:ascii="Roboto" w:hAnsi="Roboto" w:cs="Segoe UI"/>
-                <w:sz w:val="22"/>
-                <w:szCs w:val="22"/>
-                <w:lang w:val="en-US"/>
-              </w:rPr>
-              <w:t>ON | OFF]</w:t>
+              <w:t>[ON | OFF]</w:t>
             </w:r>
             <w:r>
               <w:rPr>
@@ -30037,7 +28387,6 @@
               </w:rPr>
               <w:t>;&lt;</w:t>
             </w:r>
-            <w:proofErr w:type="spellStart"/>
             <w:r>
               <w:rPr>
                 <w:rFonts w:ascii="Roboto" w:hAnsi="Roboto" w:cs="Segoe UI"/>
@@ -30054,37 +28403,7 @@
                 <w:szCs w:val="22"/>
                 <w:lang w:val="en-US"/>
               </w:rPr>
-              <w:t>Level</w:t>
-            </w:r>
-            <w:proofErr w:type="spellEnd"/>
-            <w:r>
-              <w:rPr>
-                <w:rFonts w:ascii="Roboto" w:hAnsi="Roboto" w:cs="Segoe UI"/>
-                <w:sz w:val="22"/>
-                <w:szCs w:val="22"/>
-                <w:lang w:val="en-US"/>
-              </w:rPr>
-              <w:t>&gt;[0-100%];&lt;</w:t>
-            </w:r>
-            <w:proofErr w:type="spellStart"/>
-            <w:r>
-              <w:rPr>
-                <w:rFonts w:ascii="Roboto" w:hAnsi="Roboto" w:cs="Segoe UI"/>
-                <w:sz w:val="22"/>
-                <w:szCs w:val="22"/>
-                <w:lang w:val="en-US"/>
-              </w:rPr>
-              <w:t>StrobePeriod</w:t>
-            </w:r>
-            <w:proofErr w:type="spellEnd"/>
-            <w:r>
-              <w:rPr>
-                <w:rFonts w:ascii="Roboto" w:hAnsi="Roboto" w:cs="Segoe UI"/>
-                <w:sz w:val="22"/>
-                <w:szCs w:val="22"/>
-                <w:lang w:val="en-US"/>
-              </w:rPr>
-              <w:t>&gt;[s]</w:t>
+              <w:t>Level&gt;[0-100%];&lt;StrobePeriod&gt;[s]</w:t>
             </w:r>
           </w:p>
         </w:tc>
@@ -30320,7 +28639,6 @@
               </w:rPr>
               <w:t>: &lt;</w:t>
             </w:r>
-            <w:proofErr w:type="spellStart"/>
             <w:r>
               <w:rPr>
                 <w:rFonts w:ascii="Roboto" w:hAnsi="Roboto" w:cs="Segoe UI"/>
@@ -30330,8 +28648,6 @@
               </w:rPr>
               <w:t>HeadingAngle</w:t>
             </w:r>
-            <w:proofErr w:type="spellEnd"/>
-            <w:proofErr w:type="gramStart"/>
             <w:r>
               <w:rPr>
                 <w:rFonts w:ascii="Roboto" w:hAnsi="Roboto" w:cs="Segoe UI"/>
@@ -30348,17 +28664,7 @@
                 <w:szCs w:val="22"/>
                 <w:lang w:val="en-US"/>
               </w:rPr>
-              <w:t>[</w:t>
-            </w:r>
-            <w:proofErr w:type="gramEnd"/>
-            <w:r>
-              <w:rPr>
-                <w:rFonts w:ascii="Roboto" w:hAnsi="Roboto" w:cs="Segoe UI"/>
-                <w:sz w:val="22"/>
-                <w:szCs w:val="22"/>
-                <w:lang w:val="en-US"/>
-              </w:rPr>
-              <w:t>°</w:t>
+              <w:t>[°</w:t>
             </w:r>
             <w:r>
               <w:rPr>
@@ -30583,78 +28889,7 @@
                 <w:szCs w:val="22"/>
                 <w:lang w:val="en-US"/>
               </w:rPr>
-              <w:t>Rotate: &lt;</w:t>
-            </w:r>
-            <w:proofErr w:type="spellStart"/>
-            <w:r>
-              <w:rPr>
-                <w:rFonts w:ascii="Roboto" w:hAnsi="Roboto" w:cs="Segoe UI"/>
-                <w:sz w:val="22"/>
-                <w:szCs w:val="22"/>
-                <w:lang w:val="en-US"/>
-              </w:rPr>
-              <w:t>HeadingAngle</w:t>
-            </w:r>
-            <w:proofErr w:type="spellEnd"/>
-            <w:r>
-              <w:rPr>
-                <w:rFonts w:ascii="Roboto" w:hAnsi="Roboto" w:cs="Segoe UI"/>
-                <w:sz w:val="22"/>
-                <w:szCs w:val="22"/>
-                <w:lang w:val="en-US"/>
-              </w:rPr>
-              <w:t>&gt;[</w:t>
-            </w:r>
-            <w:proofErr w:type="gramStart"/>
-            <w:r>
-              <w:rPr>
-                <w:rFonts w:ascii="Roboto" w:hAnsi="Roboto" w:cs="Segoe UI"/>
-                <w:sz w:val="22"/>
-                <w:szCs w:val="22"/>
-                <w:lang w:val="en-US"/>
-              </w:rPr>
-              <w:t>°];&lt;</w:t>
-            </w:r>
-            <w:proofErr w:type="spellStart"/>
-            <w:proofErr w:type="gramEnd"/>
-            <w:r>
-              <w:rPr>
-                <w:rFonts w:ascii="Roboto" w:hAnsi="Roboto" w:cs="Segoe UI"/>
-                <w:sz w:val="22"/>
-                <w:szCs w:val="22"/>
-                <w:lang w:val="en-US"/>
-              </w:rPr>
-              <w:t>RollAngle</w:t>
-            </w:r>
-            <w:proofErr w:type="spellEnd"/>
-            <w:r>
-              <w:rPr>
-                <w:rFonts w:ascii="Roboto" w:hAnsi="Roboto" w:cs="Segoe UI"/>
-                <w:sz w:val="22"/>
-                <w:szCs w:val="22"/>
-                <w:lang w:val="en-US"/>
-              </w:rPr>
-              <w:t>&gt;[°];&lt;</w:t>
-            </w:r>
-            <w:proofErr w:type="spellStart"/>
-            <w:r>
-              <w:rPr>
-                <w:rFonts w:ascii="Roboto" w:hAnsi="Roboto" w:cs="Segoe UI"/>
-                <w:sz w:val="22"/>
-                <w:szCs w:val="22"/>
-                <w:lang w:val="en-US"/>
-              </w:rPr>
-              <w:t>PitchAngle</w:t>
-            </w:r>
-            <w:proofErr w:type="spellEnd"/>
-            <w:r>
-              <w:rPr>
-                <w:rFonts w:ascii="Roboto" w:hAnsi="Roboto" w:cs="Segoe UI"/>
-                <w:sz w:val="22"/>
-                <w:szCs w:val="22"/>
-                <w:lang w:val="en-US"/>
-              </w:rPr>
-              <w:t>&gt;[°]</w:t>
+              <w:t>Rotate: &lt;HeadingAngle&gt;[°];&lt;RollAngle&gt;[°];&lt;PitchAngle&gt;[°]</w:t>
             </w:r>
           </w:p>
         </w:tc>
@@ -30795,17 +29030,7 @@
                 <w:szCs w:val="22"/>
                 <w:lang w:val="en-US"/>
               </w:rPr>
-              <w:t>&gt;[</w:t>
-            </w:r>
-            <w:proofErr w:type="gramStart"/>
-            <w:r>
-              <w:rPr>
-                <w:rFonts w:ascii="Roboto" w:hAnsi="Roboto" w:cs="Segoe UI"/>
-                <w:sz w:val="22"/>
-                <w:szCs w:val="22"/>
-                <w:lang w:val="en-US"/>
-              </w:rPr>
-              <w:t>°]</w:t>
+              <w:t>&gt;[°]</w:t>
             </w:r>
             <w:r>
               <w:rPr>
@@ -30823,17 +29048,7 @@
                 <w:szCs w:val="22"/>
                 <w:lang w:val="en-US"/>
               </w:rPr>
-              <w:t>&lt;</w:t>
-            </w:r>
-            <w:proofErr w:type="gramEnd"/>
-            <w:r>
-              <w:rPr>
-                <w:rFonts w:ascii="Roboto" w:hAnsi="Roboto" w:cs="Segoe UI"/>
-                <w:sz w:val="22"/>
-                <w:szCs w:val="22"/>
-                <w:lang w:val="en-US"/>
-              </w:rPr>
-              <w:t>Long</w:t>
+              <w:t>&lt;Long</w:t>
             </w:r>
             <w:r>
               <w:rPr>
@@ -30974,27 +29189,7 @@
                 <w:szCs w:val="22"/>
                 <w:lang w:val="en-US"/>
               </w:rPr>
-              <w:t>Follow contact: &lt;</w:t>
-            </w:r>
-            <w:proofErr w:type="spellStart"/>
-            <w:r>
-              <w:rPr>
-                <w:rFonts w:ascii="Roboto" w:hAnsi="Roboto" w:cs="Segoe UI"/>
-                <w:sz w:val="22"/>
-                <w:szCs w:val="22"/>
-                <w:lang w:val="en-US"/>
-              </w:rPr>
-              <w:t>ContactID</w:t>
-            </w:r>
-            <w:proofErr w:type="spellEnd"/>
-            <w:r>
-              <w:rPr>
-                <w:rFonts w:ascii="Roboto" w:hAnsi="Roboto" w:cs="Segoe UI"/>
-                <w:sz w:val="22"/>
-                <w:szCs w:val="22"/>
-                <w:lang w:val="en-US"/>
-              </w:rPr>
-              <w:t>&gt;</w:t>
+              <w:t>Follow contact: &lt;ContactID&gt;</w:t>
             </w:r>
           </w:p>
         </w:tc>
@@ -31150,27 +29345,7 @@
                 <w:szCs w:val="22"/>
                 <w:lang w:val="en-US"/>
               </w:rPr>
-              <w:t xml:space="preserve"> &lt;Latitude&gt;[</w:t>
-            </w:r>
-            <w:proofErr w:type="gramStart"/>
-            <w:r>
-              <w:rPr>
-                <w:rFonts w:ascii="Roboto" w:hAnsi="Roboto" w:cs="Segoe UI"/>
-                <w:sz w:val="22"/>
-                <w:szCs w:val="22"/>
-                <w:lang w:val="en-US"/>
-              </w:rPr>
-              <w:t>°];&lt;</w:t>
-            </w:r>
-            <w:proofErr w:type="gramEnd"/>
-            <w:r>
-              <w:rPr>
-                <w:rFonts w:ascii="Roboto" w:hAnsi="Roboto" w:cs="Segoe UI"/>
-                <w:sz w:val="22"/>
-                <w:szCs w:val="22"/>
-                <w:lang w:val="en-US"/>
-              </w:rPr>
-              <w:t>Longitude&gt;[°];&lt;Altitude&gt;[m];&lt;Tolerance&gt;[m]</w:t>
+              <w:t xml:space="preserve"> &lt;Latitude&gt;[°];&lt;Longitude&gt;[°];&lt;Altitude&gt;[m];&lt;Tolerance&gt;[m]</w:t>
             </w:r>
           </w:p>
         </w:tc>
@@ -31275,27 +29450,7 @@
                 <w:szCs w:val="22"/>
                 <w:lang w:val="en-US"/>
               </w:rPr>
-              <w:t xml:space="preserve"> &lt;Latitude&gt;[</w:t>
-            </w:r>
-            <w:proofErr w:type="gramStart"/>
-            <w:r>
-              <w:rPr>
-                <w:rFonts w:ascii="Roboto" w:hAnsi="Roboto" w:cs="Segoe UI"/>
-                <w:sz w:val="22"/>
-                <w:szCs w:val="22"/>
-                <w:lang w:val="en-US"/>
-              </w:rPr>
-              <w:t>°];&lt;</w:t>
-            </w:r>
-            <w:proofErr w:type="gramEnd"/>
-            <w:r>
-              <w:rPr>
-                <w:rFonts w:ascii="Roboto" w:hAnsi="Roboto" w:cs="Segoe UI"/>
-                <w:sz w:val="22"/>
-                <w:szCs w:val="22"/>
-                <w:lang w:val="en-US"/>
-              </w:rPr>
-              <w:t>Longitude&gt;[°];&lt;</w:t>
+              <w:t xml:space="preserve"> &lt;Latitude&gt;[°];&lt;Longitude&gt;[°];&lt;</w:t>
             </w:r>
             <w:r>
               <w:rPr>
@@ -31382,27 +29537,7 @@
                 <w:szCs w:val="22"/>
                 <w:lang w:val="en-US"/>
               </w:rPr>
-              <w:t xml:space="preserve"> &lt;Latitude&gt;[</w:t>
-            </w:r>
-            <w:proofErr w:type="gramStart"/>
-            <w:r>
-              <w:rPr>
-                <w:rFonts w:ascii="Roboto" w:hAnsi="Roboto" w:cs="Segoe UI"/>
-                <w:sz w:val="22"/>
-                <w:szCs w:val="22"/>
-                <w:lang w:val="en-US"/>
-              </w:rPr>
-              <w:t>°];&lt;</w:t>
-            </w:r>
-            <w:proofErr w:type="gramEnd"/>
-            <w:r>
-              <w:rPr>
-                <w:rFonts w:ascii="Roboto" w:hAnsi="Roboto" w:cs="Segoe UI"/>
-                <w:sz w:val="22"/>
-                <w:szCs w:val="22"/>
-                <w:lang w:val="en-US"/>
-              </w:rPr>
-              <w:t>Longitude&gt;[°];&lt;</w:t>
+              <w:t xml:space="preserve"> &lt;Latitude&gt;[°];&lt;Longitude&gt;[°];&lt;</w:t>
             </w:r>
             <w:r>
               <w:rPr>
@@ -31636,27 +29771,7 @@
                 <w:szCs w:val="22"/>
                 <w:lang w:val="en-US"/>
               </w:rPr>
-              <w:t>&lt;Latitude&gt;[</w:t>
-            </w:r>
-            <w:proofErr w:type="gramStart"/>
-            <w:r>
-              <w:rPr>
-                <w:rFonts w:ascii="Roboto" w:hAnsi="Roboto" w:cs="Segoe UI"/>
-                <w:sz w:val="22"/>
-                <w:szCs w:val="22"/>
-                <w:lang w:val="en-US"/>
-              </w:rPr>
-              <w:t>°];&lt;</w:t>
-            </w:r>
-            <w:proofErr w:type="gramEnd"/>
-            <w:r>
-              <w:rPr>
-                <w:rFonts w:ascii="Roboto" w:hAnsi="Roboto" w:cs="Segoe UI"/>
-                <w:sz w:val="22"/>
-                <w:szCs w:val="22"/>
-                <w:lang w:val="en-US"/>
-              </w:rPr>
-              <w:t>Longitude&gt;[°];&lt;</w:t>
+              <w:t>&lt;Latitude&gt;[°];&lt;Longitude&gt;[°];&lt;</w:t>
             </w:r>
             <w:r>
               <w:rPr>
@@ -31812,27 +29927,7 @@
                 <w:szCs w:val="22"/>
                 <w:lang w:val="en-US"/>
               </w:rPr>
-              <w:t>: &lt;CenterLatitude&gt;[</w:t>
-            </w:r>
-            <w:proofErr w:type="gramStart"/>
-            <w:r>
-              <w:rPr>
-                <w:rFonts w:ascii="Roboto" w:hAnsi="Roboto" w:cs="Segoe UI"/>
-                <w:sz w:val="22"/>
-                <w:szCs w:val="22"/>
-                <w:lang w:val="en-US"/>
-              </w:rPr>
-              <w:t>°];&lt;</w:t>
-            </w:r>
-            <w:proofErr w:type="gramEnd"/>
-            <w:r>
-              <w:rPr>
-                <w:rFonts w:ascii="Roboto" w:hAnsi="Roboto" w:cs="Segoe UI"/>
-                <w:sz w:val="22"/>
-                <w:szCs w:val="22"/>
-                <w:lang w:val="en-US"/>
-              </w:rPr>
-              <w:t>CenterLongitude&gt;[°]</w:t>
+              <w:t>: &lt;CenterLatitude&gt;[°];&lt;CenterLongitude&gt;[°]</w:t>
             </w:r>
             <w:r>
               <w:rPr>
@@ -31937,27 +30032,7 @@
                 <w:szCs w:val="22"/>
                 <w:lang w:val="en-US"/>
               </w:rPr>
-              <w:t>&lt;Latitude&gt;[</w:t>
-            </w:r>
-            <w:proofErr w:type="gramStart"/>
-            <w:r>
-              <w:rPr>
-                <w:rFonts w:ascii="Roboto" w:hAnsi="Roboto" w:cs="Segoe UI"/>
-                <w:sz w:val="22"/>
-                <w:szCs w:val="22"/>
-                <w:lang w:val="en-US"/>
-              </w:rPr>
-              <w:t>°];&lt;</w:t>
-            </w:r>
-            <w:proofErr w:type="gramEnd"/>
-            <w:r>
-              <w:rPr>
-                <w:rFonts w:ascii="Roboto" w:hAnsi="Roboto" w:cs="Segoe UI"/>
-                <w:sz w:val="22"/>
-                <w:szCs w:val="22"/>
-                <w:lang w:val="en-US"/>
-              </w:rPr>
-              <w:t>Longitude&gt;[°];&lt;Altitude&gt;[m]</w:t>
+              <w:t>&lt;Latitude&gt;[°];&lt;Longitude&gt;[°];&lt;Altitude&gt;[m]</w:t>
             </w:r>
           </w:p>
         </w:tc>
@@ -32107,17 +30182,7 @@
                 <w:szCs w:val="22"/>
                 <w:lang w:val="en-US"/>
               </w:rPr>
-              <w:t>[</w:t>
-            </w:r>
-            <w:proofErr w:type="gramStart"/>
-            <w:r>
-              <w:rPr>
-                <w:rFonts w:ascii="Roboto" w:hAnsi="Roboto" w:cs="Segoe UI"/>
-                <w:sz w:val="22"/>
-                <w:szCs w:val="22"/>
-                <w:lang w:val="en-US"/>
-              </w:rPr>
-              <w:t>°]</w:t>
+              <w:t>[°]</w:t>
             </w:r>
             <w:r>
               <w:rPr>
@@ -32135,17 +30200,7 @@
                 <w:szCs w:val="22"/>
                 <w:lang w:val="en-US"/>
               </w:rPr>
-              <w:t>&lt;</w:t>
-            </w:r>
-            <w:proofErr w:type="gramEnd"/>
-            <w:r>
-              <w:rPr>
-                <w:rFonts w:ascii="Roboto" w:hAnsi="Roboto" w:cs="Segoe UI"/>
-                <w:sz w:val="22"/>
-                <w:szCs w:val="22"/>
-                <w:lang w:val="en-US"/>
-              </w:rPr>
-              <w:t>Long</w:t>
+              <w:t>&lt;Long</w:t>
             </w:r>
             <w:r>
               <w:rPr>
@@ -32432,7 +30487,6 @@
               </w:rPr>
               <w:t>&lt;</w:t>
             </w:r>
-            <w:proofErr w:type="spellStart"/>
             <w:r>
               <w:rPr>
                 <w:rFonts w:ascii="Roboto" w:hAnsi="Roboto" w:cs="Segoe UI"/>
@@ -32460,7 +30514,6 @@
               </w:rPr>
               <w:t>ID</w:t>
             </w:r>
-            <w:proofErr w:type="spellEnd"/>
             <w:r>
               <w:rPr>
                 <w:rFonts w:ascii="Roboto" w:hAnsi="Roboto" w:cs="Segoe UI"/>
@@ -32557,7 +30610,6 @@
               </w:rPr>
               <w:t xml:space="preserve"> video: &lt;</w:t>
             </w:r>
-            <w:proofErr w:type="spellStart"/>
             <w:r>
               <w:rPr>
                 <w:rFonts w:ascii="Roboto" w:hAnsi="Roboto" w:cs="Segoe UI"/>
@@ -32585,7 +30637,6 @@
               </w:rPr>
               <w:t>ID</w:t>
             </w:r>
-            <w:proofErr w:type="spellEnd"/>
             <w:r>
               <w:rPr>
                 <w:rFonts w:ascii="Roboto" w:hAnsi="Roboto" w:cs="Segoe UI"/>
@@ -32736,7 +30787,6 @@
               </w:rPr>
               <w:t>&lt;</w:t>
             </w:r>
-            <w:proofErr w:type="spellStart"/>
             <w:r>
               <w:rPr>
                 <w:rFonts w:ascii="Roboto" w:hAnsi="Roboto" w:cs="Segoe UI"/>
@@ -32764,7 +30814,6 @@
               </w:rPr>
               <w:t>ID</w:t>
             </w:r>
-            <w:proofErr w:type="spellEnd"/>
             <w:r>
               <w:rPr>
                 <w:rFonts w:ascii="Roboto" w:hAnsi="Roboto" w:cs="Segoe UI"/>
@@ -32879,7 +30928,6 @@
               </w:rPr>
               <w:t>&lt;</w:t>
             </w:r>
-            <w:proofErr w:type="spellStart"/>
             <w:r>
               <w:rPr>
                 <w:rFonts w:ascii="Roboto" w:hAnsi="Roboto" w:cs="Segoe UI"/>
@@ -32907,7 +30955,6 @@
               </w:rPr>
               <w:t>ID</w:t>
             </w:r>
-            <w:proofErr w:type="spellEnd"/>
             <w:r>
               <w:rPr>
                 <w:rFonts w:ascii="Roboto" w:hAnsi="Roboto" w:cs="Segoe UI"/>
@@ -32933,17 +30980,7 @@
                 <w:szCs w:val="22"/>
                 <w:lang w:val="en-US"/>
               </w:rPr>
-              <w:t>[0-100</w:t>
-            </w:r>
-            <w:proofErr w:type="gramStart"/>
-            <w:r>
-              <w:rPr>
-                <w:rFonts w:ascii="Roboto" w:hAnsi="Roboto" w:cs="Segoe UI"/>
-                <w:sz w:val="22"/>
-                <w:szCs w:val="22"/>
-                <w:lang w:val="en-US"/>
-              </w:rPr>
-              <w:t>%]</w:t>
+              <w:t>[0-100%]</w:t>
             </w:r>
             <w:r>
               <w:rPr>
@@ -32954,7 +30991,6 @@
               </w:rPr>
               <w:t>;&lt;</w:t>
             </w:r>
-            <w:proofErr w:type="gramEnd"/>
             <w:r>
               <w:rPr>
                 <w:rFonts w:ascii="Roboto" w:hAnsi="Roboto" w:cs="Segoe UI"/>
@@ -33105,7 +31141,6 @@
               </w:rPr>
               <w:t>&lt;</w:t>
             </w:r>
-            <w:proofErr w:type="spellStart"/>
             <w:r>
               <w:rPr>
                 <w:rFonts w:ascii="Roboto" w:hAnsi="Roboto" w:cs="Segoe UI"/>
@@ -33133,7 +31168,6 @@
               </w:rPr>
               <w:t>ID</w:t>
             </w:r>
-            <w:proofErr w:type="spellEnd"/>
             <w:r>
               <w:rPr>
                 <w:rFonts w:ascii="Roboto" w:hAnsi="Roboto" w:cs="Segoe UI"/>
@@ -33160,45 +31194,14 @@
               </w:rPr>
               <w:t>A</w:t>
             </w:r>
-            <w:proofErr w:type="spellStart"/>
-            <w:r>
-              <w:rPr>
-                <w:rFonts w:ascii="Roboto" w:hAnsi="Roboto" w:cs="Segoe UI"/>
-                <w:sz w:val="22"/>
-                <w:szCs w:val="22"/>
-                <w:lang w:val="en-US"/>
-              </w:rPr>
-              <w:t>zimuth</w:t>
-            </w:r>
-            <w:proofErr w:type="spellEnd"/>
-            <w:r>
-              <w:rPr>
-                <w:rFonts w:ascii="Roboto" w:hAnsi="Roboto" w:cs="Segoe UI"/>
-                <w:sz w:val="22"/>
-                <w:szCs w:val="22"/>
-                <w:lang w:val="en-US"/>
-              </w:rPr>
-              <w:t>&gt;[</w:t>
-            </w:r>
-            <w:proofErr w:type="gramStart"/>
-            <w:r>
-              <w:rPr>
-                <w:rFonts w:ascii="Roboto" w:hAnsi="Roboto" w:cs="Segoe UI"/>
-                <w:sz w:val="22"/>
-                <w:szCs w:val="22"/>
-                <w:lang w:val="en-US"/>
-              </w:rPr>
-              <w:t>°];&lt;</w:t>
-            </w:r>
-            <w:proofErr w:type="gramEnd"/>
-            <w:r>
-              <w:rPr>
-                <w:rFonts w:ascii="Roboto" w:hAnsi="Roboto" w:cs="Segoe UI"/>
-                <w:sz w:val="22"/>
-                <w:szCs w:val="22"/>
-                <w:lang w:val="en-US"/>
-              </w:rPr>
-              <w:t>Elevation&gt;[°]</w:t>
+            <w:r>
+              <w:rPr>
+                <w:rFonts w:ascii="Roboto" w:hAnsi="Roboto" w:cs="Segoe UI"/>
+                <w:sz w:val="22"/>
+                <w:szCs w:val="22"/>
+                <w:lang w:val="en-US"/>
+              </w:rPr>
+              <w:t>zimuth&gt;[°];&lt;Elevation&gt;[°]</w:t>
             </w:r>
           </w:p>
         </w:tc>
@@ -33356,7 +31359,6 @@
               </w:rPr>
               <w:t>&lt;</w:t>
             </w:r>
-            <w:proofErr w:type="spellStart"/>
             <w:r>
               <w:rPr>
                 <w:rFonts w:ascii="Roboto" w:hAnsi="Roboto" w:cs="Segoe UI"/>
@@ -33373,17 +31375,7 @@
                 <w:szCs w:val="22"/>
                 <w:lang w:val="en-US"/>
               </w:rPr>
-              <w:t>ID</w:t>
-            </w:r>
-            <w:proofErr w:type="spellEnd"/>
-            <w:r>
-              <w:rPr>
-                <w:rFonts w:ascii="Roboto" w:hAnsi="Roboto" w:cs="Segoe UI"/>
-                <w:sz w:val="22"/>
-                <w:szCs w:val="22"/>
-                <w:lang w:val="en-US"/>
-              </w:rPr>
-              <w:t>&gt;</w:t>
+              <w:t>ID&gt;</w:t>
             </w:r>
           </w:p>
         </w:tc>
@@ -33454,7 +31446,6 @@
               </w:rPr>
               <w:t>Set orientation of actuator: &lt;</w:t>
             </w:r>
-            <w:proofErr w:type="spellStart"/>
             <w:r>
               <w:rPr>
                 <w:rFonts w:ascii="Roboto" w:hAnsi="Roboto" w:cs="Segoe UI"/>
@@ -33473,7 +31464,6 @@
               </w:rPr>
               <w:t>ID</w:t>
             </w:r>
-            <w:proofErr w:type="spellEnd"/>
             <w:r>
               <w:rPr>
                 <w:rFonts w:ascii="Roboto" w:hAnsi="Roboto" w:cs="Segoe UI"/>
@@ -33500,54 +31490,23 @@
               </w:rPr>
               <w:t>A</w:t>
             </w:r>
-            <w:proofErr w:type="spellStart"/>
-            <w:r>
-              <w:rPr>
-                <w:rFonts w:ascii="Roboto" w:hAnsi="Roboto" w:cs="Segoe UI"/>
-                <w:sz w:val="22"/>
-                <w:szCs w:val="22"/>
-                <w:lang w:val="en-US"/>
-              </w:rPr>
-              <w:t>zimuth</w:t>
-            </w:r>
-            <w:proofErr w:type="spellEnd"/>
-            <w:r>
-              <w:rPr>
-                <w:rFonts w:ascii="Roboto" w:hAnsi="Roboto" w:cs="Segoe UI"/>
-                <w:sz w:val="22"/>
-                <w:szCs w:val="22"/>
-                <w:lang w:val="en-US"/>
-              </w:rPr>
-              <w:t>&gt;[</w:t>
-            </w:r>
-            <w:proofErr w:type="gramStart"/>
-            <w:r>
-              <w:rPr>
-                <w:rFonts w:ascii="Roboto" w:hAnsi="Roboto" w:cs="Segoe UI"/>
-                <w:sz w:val="22"/>
-                <w:szCs w:val="22"/>
-                <w:lang w:val="en-US"/>
-              </w:rPr>
-              <w:t>°];</w:t>
-            </w:r>
-            <w:r>
-              <w:rPr>
-                <w:rFonts w:ascii="Roboto" w:hAnsi="Roboto" w:cs="Segoe UI"/>
-                <w:sz w:val="22"/>
-                <w:szCs w:val="22"/>
-                <w:lang w:val="en-US"/>
-              </w:rPr>
-              <w:t>&lt;</w:t>
-            </w:r>
-            <w:proofErr w:type="gramEnd"/>
-            <w:r>
-              <w:rPr>
-                <w:rFonts w:ascii="Roboto" w:hAnsi="Roboto" w:cs="Segoe UI"/>
-                <w:sz w:val="22"/>
-                <w:szCs w:val="22"/>
-                <w:lang w:val="en-US"/>
-              </w:rPr>
-              <w:t>Elevation&gt;[°]</w:t>
+            <w:r>
+              <w:rPr>
+                <w:rFonts w:ascii="Roboto" w:hAnsi="Roboto" w:cs="Segoe UI"/>
+                <w:sz w:val="22"/>
+                <w:szCs w:val="22"/>
+                <w:lang w:val="en-US"/>
+              </w:rPr>
+              <w:t>zimuth&gt;[°];</w:t>
+            </w:r>
+            <w:r>
+              <w:rPr>
+                <w:rFonts w:ascii="Roboto" w:hAnsi="Roboto" w:cs="Segoe UI"/>
+                <w:sz w:val="22"/>
+                <w:szCs w:val="22"/>
+                <w:lang w:val="en-US"/>
+              </w:rPr>
+              <w:t>&lt;Elevation&gt;[°]</w:t>
             </w:r>
           </w:p>
         </w:tc>
@@ -33690,7 +31649,6 @@
               </w:rPr>
               <w:t>&lt;</w:t>
             </w:r>
-            <w:proofErr w:type="spellStart"/>
             <w:r>
               <w:rPr>
                 <w:rFonts w:ascii="Roboto" w:hAnsi="Roboto" w:cs="Segoe UI"/>
@@ -33707,17 +31665,7 @@
                 <w:szCs w:val="22"/>
                 <w:lang w:val="en-US"/>
               </w:rPr>
-              <w:t>ID</w:t>
-            </w:r>
-            <w:proofErr w:type="spellEnd"/>
-            <w:r>
-              <w:rPr>
-                <w:rFonts w:ascii="Roboto" w:hAnsi="Roboto" w:cs="Segoe UI"/>
-                <w:sz w:val="22"/>
-                <w:szCs w:val="22"/>
-                <w:lang w:val="en-US"/>
-              </w:rPr>
-              <w:t>&gt;</w:t>
+              <w:t>ID&gt;</w:t>
             </w:r>
           </w:p>
         </w:tc>
@@ -33842,7 +31790,6 @@
               </w:rPr>
               <w:t>&lt;</w:t>
             </w:r>
-            <w:proofErr w:type="spellStart"/>
             <w:r>
               <w:rPr>
                 <w:rFonts w:ascii="Roboto" w:hAnsi="Roboto" w:cs="Segoe UI"/>
@@ -33859,17 +31806,7 @@
                 <w:szCs w:val="22"/>
                 <w:lang w:val="en-US"/>
               </w:rPr>
-              <w:t>ID</w:t>
-            </w:r>
-            <w:proofErr w:type="spellEnd"/>
-            <w:r>
-              <w:rPr>
-                <w:rFonts w:ascii="Roboto" w:hAnsi="Roboto" w:cs="Segoe UI"/>
-                <w:sz w:val="22"/>
-                <w:szCs w:val="22"/>
-                <w:lang w:val="en-US"/>
-              </w:rPr>
-              <w:t>&gt;</w:t>
+              <w:t>ID&gt;</w:t>
             </w:r>
           </w:p>
         </w:tc>
@@ -34034,27 +31971,7 @@
                 <w:szCs w:val="22"/>
                 <w:lang w:val="en-US"/>
               </w:rPr>
-              <w:t>&lt;</w:t>
-            </w:r>
-            <w:proofErr w:type="spellStart"/>
-            <w:r>
-              <w:rPr>
-                <w:rFonts w:ascii="Roboto" w:hAnsi="Roboto" w:cs="Segoe UI"/>
-                <w:sz w:val="22"/>
-                <w:szCs w:val="22"/>
-                <w:lang w:val="en-US"/>
-              </w:rPr>
-              <w:t>WeaponID</w:t>
-            </w:r>
-            <w:proofErr w:type="spellEnd"/>
-            <w:r>
-              <w:rPr>
-                <w:rFonts w:ascii="Roboto" w:hAnsi="Roboto" w:cs="Segoe UI"/>
-                <w:sz w:val="22"/>
-                <w:szCs w:val="22"/>
-                <w:lang w:val="en-US"/>
-              </w:rPr>
-              <w:t>&gt;</w:t>
+              <w:t>&lt;WeaponID&gt;</w:t>
             </w:r>
           </w:p>
         </w:tc>
@@ -34150,27 +32067,7 @@
                 <w:szCs w:val="22"/>
                 <w:lang w:val="en-US"/>
               </w:rPr>
-              <w:t>&lt;</w:t>
-            </w:r>
-            <w:proofErr w:type="spellStart"/>
-            <w:r>
-              <w:rPr>
-                <w:rFonts w:ascii="Roboto" w:hAnsi="Roboto" w:cs="Segoe UI"/>
-                <w:sz w:val="22"/>
-                <w:szCs w:val="22"/>
-                <w:lang w:val="en-US"/>
-              </w:rPr>
-              <w:t>WeaponID</w:t>
-            </w:r>
-            <w:proofErr w:type="spellEnd"/>
-            <w:r>
-              <w:rPr>
-                <w:rFonts w:ascii="Roboto" w:hAnsi="Roboto" w:cs="Segoe UI"/>
-                <w:sz w:val="22"/>
-                <w:szCs w:val="22"/>
-                <w:lang w:val="en-US"/>
-              </w:rPr>
-              <w:t>&gt;</w:t>
+              <w:t>&lt;WeaponID&gt;</w:t>
             </w:r>
           </w:p>
         </w:tc>
@@ -34257,27 +32154,7 @@
                 <w:szCs w:val="22"/>
                 <w:lang w:val="en-US"/>
               </w:rPr>
-              <w:t>: &lt;</w:t>
-            </w:r>
-            <w:proofErr w:type="spellStart"/>
-            <w:r>
-              <w:rPr>
-                <w:rFonts w:ascii="Roboto" w:hAnsi="Roboto" w:cs="Segoe UI"/>
-                <w:sz w:val="22"/>
-                <w:szCs w:val="22"/>
-                <w:lang w:val="en-US"/>
-              </w:rPr>
-              <w:t>WeaponID</w:t>
-            </w:r>
-            <w:proofErr w:type="spellEnd"/>
-            <w:r>
-              <w:rPr>
-                <w:rFonts w:ascii="Roboto" w:hAnsi="Roboto" w:cs="Segoe UI"/>
-                <w:sz w:val="22"/>
-                <w:szCs w:val="22"/>
-                <w:lang w:val="en-US"/>
-              </w:rPr>
-              <w:t>&gt;</w:t>
+              <w:t>: &lt;WeaponID&gt;</w:t>
             </w:r>
           </w:p>
         </w:tc>
@@ -34364,27 +32241,7 @@
                 <w:szCs w:val="22"/>
                 <w:lang w:val="en-US"/>
               </w:rPr>
-              <w:t>&lt;</w:t>
-            </w:r>
-            <w:proofErr w:type="spellStart"/>
-            <w:r>
-              <w:rPr>
-                <w:rFonts w:ascii="Roboto" w:hAnsi="Roboto" w:cs="Segoe UI"/>
-                <w:sz w:val="22"/>
-                <w:szCs w:val="22"/>
-                <w:lang w:val="en-US"/>
-              </w:rPr>
-              <w:t>WeaponID</w:t>
-            </w:r>
-            <w:proofErr w:type="spellEnd"/>
-            <w:r>
-              <w:rPr>
-                <w:rFonts w:ascii="Roboto" w:hAnsi="Roboto" w:cs="Segoe UI"/>
-                <w:sz w:val="22"/>
-                <w:szCs w:val="22"/>
-                <w:lang w:val="en-US"/>
-              </w:rPr>
-              <w:t>&gt;</w:t>
+              <w:t>&lt;WeaponID&gt;</w:t>
             </w:r>
             <w:r>
               <w:rPr>
@@ -34402,27 +32259,7 @@
                 <w:szCs w:val="22"/>
                 <w:lang w:val="en-US"/>
               </w:rPr>
-              <w:t>&lt;Azimuth&gt;[</w:t>
-            </w:r>
-            <w:proofErr w:type="gramStart"/>
-            <w:r>
-              <w:rPr>
-                <w:rFonts w:ascii="Roboto" w:hAnsi="Roboto" w:cs="Segoe UI"/>
-                <w:sz w:val="22"/>
-                <w:szCs w:val="22"/>
-                <w:lang w:val="en-US"/>
-              </w:rPr>
-              <w:t>°];&lt;</w:t>
-            </w:r>
-            <w:proofErr w:type="gramEnd"/>
-            <w:r>
-              <w:rPr>
-                <w:rFonts w:ascii="Roboto" w:hAnsi="Roboto" w:cs="Segoe UI"/>
-                <w:sz w:val="22"/>
-                <w:szCs w:val="22"/>
-                <w:lang w:val="en-US"/>
-              </w:rPr>
-              <w:t>Elevation&gt;[°]</w:t>
+              <w:t>&lt;Azimuth&gt;[°];&lt;Elevation&gt;[°]</w:t>
             </w:r>
           </w:p>
         </w:tc>
@@ -34493,7 +32330,6 @@
                 <w:lang w:val="en-US"/>
               </w:rPr>
             </w:pPr>
-            <w:proofErr w:type="spellStart"/>
             <w:r>
               <w:rPr>
                 <w:rFonts w:ascii="Roboto" w:hAnsi="Roboto" w:cs="Segoe UI"/>
@@ -34521,7 +32357,6 @@
               </w:rPr>
               <w:t>ngagement</w:t>
             </w:r>
-            <w:proofErr w:type="spellEnd"/>
             <w:r>
               <w:rPr>
                 <w:rFonts w:ascii="Roboto" w:hAnsi="Roboto" w:cs="Segoe UI"/>
@@ -34540,7 +32375,6 @@
               </w:rPr>
               <w:t>&lt;</w:t>
             </w:r>
-            <w:proofErr w:type="spellStart"/>
             <w:r>
               <w:rPr>
                 <w:rFonts w:ascii="Roboto" w:hAnsi="Roboto" w:cs="Segoe UI"/>
@@ -34557,17 +32391,7 @@
                 <w:szCs w:val="22"/>
                 <w:lang w:val="en-US"/>
               </w:rPr>
-              <w:t>eaponID</w:t>
-            </w:r>
-            <w:proofErr w:type="spellEnd"/>
-            <w:r>
-              <w:rPr>
-                <w:rFonts w:ascii="Roboto" w:hAnsi="Roboto" w:cs="Segoe UI"/>
-                <w:sz w:val="22"/>
-                <w:szCs w:val="22"/>
-                <w:lang w:val="en-US"/>
-              </w:rPr>
-              <w:t>&gt;;</w:t>
+              <w:t>eaponID&gt;;</w:t>
             </w:r>
             <w:r>
               <w:rPr>
@@ -34578,7 +32402,6 @@
               </w:rPr>
               <w:t>&lt;</w:t>
             </w:r>
-            <w:proofErr w:type="spellStart"/>
             <w:r>
               <w:rPr>
                 <w:rFonts w:ascii="Roboto" w:hAnsi="Roboto" w:cs="Segoe UI"/>
@@ -34597,67 +32420,15 @@
               </w:rPr>
               <w:t>ontactID</w:t>
             </w:r>
-            <w:proofErr w:type="spellEnd"/>
-            <w:r>
-              <w:rPr>
-                <w:rFonts w:ascii="Roboto" w:hAnsi="Roboto" w:cs="Segoe UI"/>
-                <w:sz w:val="22"/>
-                <w:szCs w:val="22"/>
-                <w:lang w:val="en-US"/>
-              </w:rPr>
-              <w:t xml:space="preserve"> | </w:t>
-            </w:r>
-            <w:proofErr w:type="spellStart"/>
-            <w:r>
-              <w:rPr>
-                <w:rFonts w:ascii="Roboto" w:hAnsi="Roboto" w:cs="Segoe UI"/>
-                <w:sz w:val="22"/>
-                <w:szCs w:val="22"/>
-                <w:lang w:val="en-US"/>
-              </w:rPr>
-              <w:t>PointID</w:t>
-            </w:r>
-            <w:proofErr w:type="spellEnd"/>
-            <w:r>
-              <w:rPr>
-                <w:rFonts w:ascii="Roboto" w:hAnsi="Roboto" w:cs="Segoe UI"/>
-                <w:sz w:val="22"/>
-                <w:szCs w:val="22"/>
-                <w:lang w:val="en-US"/>
-              </w:rPr>
-              <w:t xml:space="preserve"> | </w:t>
-            </w:r>
-            <w:proofErr w:type="spellStart"/>
-            <w:r>
-              <w:rPr>
-                <w:rFonts w:ascii="Roboto" w:hAnsi="Roboto" w:cs="Segoe UI"/>
-                <w:sz w:val="22"/>
-                <w:szCs w:val="22"/>
-                <w:lang w:val="en-US"/>
-              </w:rPr>
-              <w:t>EmmisionID</w:t>
-            </w:r>
-            <w:proofErr w:type="spellEnd"/>
-            <w:r>
-              <w:rPr>
-                <w:rFonts w:ascii="Roboto" w:hAnsi="Roboto" w:cs="Segoe UI"/>
-                <w:sz w:val="22"/>
-                <w:szCs w:val="22"/>
-                <w:lang w:val="en-US"/>
-              </w:rPr>
-              <w:t xml:space="preserve"> | </w:t>
-            </w:r>
-            <w:proofErr w:type="spellStart"/>
-            <w:r>
-              <w:rPr>
-                <w:rFonts w:ascii="Roboto" w:hAnsi="Roboto" w:cs="Segoe UI"/>
-                <w:sz w:val="22"/>
-                <w:szCs w:val="22"/>
-                <w:lang w:val="en-US"/>
-              </w:rPr>
-              <w:t>GraphicID</w:t>
-            </w:r>
-            <w:proofErr w:type="spellEnd"/>
+            <w:r>
+              <w:rPr>
+                <w:rFonts w:ascii="Roboto" w:hAnsi="Roboto" w:cs="Segoe UI"/>
+                <w:sz w:val="22"/>
+                <w:szCs w:val="22"/>
+                <w:lang w:val="en-US"/>
+              </w:rPr>
+              <w:t xml:space="preserve"> | PointID | EmmisionID | GraphicID</w:t>
+            </w:r>
             <w:r>
               <w:rPr>
                 <w:rFonts w:ascii="Roboto" w:hAnsi="Roboto" w:cs="Segoe UI"/>
@@ -34745,7 +32516,6 @@
                 <w:lang w:val="en-US"/>
               </w:rPr>
             </w:pPr>
-            <w:proofErr w:type="spellStart"/>
             <w:r>
               <w:rPr>
                 <w:rFonts w:ascii="Roboto" w:hAnsi="Roboto" w:cs="Segoe UI"/>
@@ -34755,7 +32525,6 @@
               </w:rPr>
               <w:t>HoldEngagement</w:t>
             </w:r>
-            <w:proofErr w:type="spellEnd"/>
             <w:r>
               <w:rPr>
                 <w:rFonts w:ascii="Roboto" w:hAnsi="Roboto" w:cs="Segoe UI"/>
@@ -34772,99 +32541,17 @@
                 <w:szCs w:val="22"/>
                 <w:lang w:val="en-US"/>
               </w:rPr>
-              <w:t>&lt;</w:t>
-            </w:r>
-            <w:proofErr w:type="spellStart"/>
-            <w:r>
-              <w:rPr>
-                <w:rFonts w:ascii="Roboto" w:hAnsi="Roboto" w:cs="Segoe UI"/>
-                <w:sz w:val="22"/>
-                <w:szCs w:val="22"/>
-                <w:lang w:val="en-US"/>
-              </w:rPr>
-              <w:t>WeaponID</w:t>
-            </w:r>
-            <w:proofErr w:type="spellEnd"/>
-            <w:r>
-              <w:rPr>
-                <w:rFonts w:ascii="Roboto" w:hAnsi="Roboto" w:cs="Segoe UI"/>
-                <w:sz w:val="22"/>
-                <w:szCs w:val="22"/>
-                <w:lang w:val="en-US"/>
-              </w:rPr>
-              <w:t>&gt;;&lt;</w:t>
-            </w:r>
-            <w:proofErr w:type="spellStart"/>
-            <w:r>
-              <w:rPr>
-                <w:rFonts w:ascii="Roboto" w:hAnsi="Roboto" w:cs="Segoe UI"/>
-                <w:sz w:val="22"/>
-                <w:szCs w:val="22"/>
-                <w:lang w:val="en-US"/>
-              </w:rPr>
-              <w:t>ContactID</w:t>
-            </w:r>
-            <w:proofErr w:type="spellEnd"/>
-            <w:r>
-              <w:rPr>
-                <w:rFonts w:ascii="Roboto" w:hAnsi="Roboto" w:cs="Segoe UI"/>
-                <w:sz w:val="22"/>
-                <w:szCs w:val="22"/>
-                <w:lang w:val="en-US"/>
-              </w:rPr>
-              <w:t xml:space="preserve"> | </w:t>
-            </w:r>
-            <w:proofErr w:type="spellStart"/>
-            <w:r>
-              <w:rPr>
-                <w:rFonts w:ascii="Roboto" w:hAnsi="Roboto" w:cs="Segoe UI"/>
-                <w:sz w:val="22"/>
-                <w:szCs w:val="22"/>
-                <w:lang w:val="en-US"/>
-              </w:rPr>
-              <w:t>PointID</w:t>
-            </w:r>
-            <w:proofErr w:type="spellEnd"/>
-            <w:r>
-              <w:rPr>
-                <w:rFonts w:ascii="Roboto" w:hAnsi="Roboto" w:cs="Segoe UI"/>
-                <w:sz w:val="22"/>
-                <w:szCs w:val="22"/>
-                <w:lang w:val="en-US"/>
-              </w:rPr>
-              <w:t xml:space="preserve"> | </w:t>
-            </w:r>
-            <w:proofErr w:type="spellStart"/>
-            <w:r>
-              <w:rPr>
-                <w:rFonts w:ascii="Roboto" w:hAnsi="Roboto" w:cs="Segoe UI"/>
-                <w:sz w:val="22"/>
-                <w:szCs w:val="22"/>
-                <w:lang w:val="en-US"/>
-              </w:rPr>
-              <w:t>EmmisionID</w:t>
-            </w:r>
-            <w:proofErr w:type="spellEnd"/>
-            <w:r>
-              <w:rPr>
-                <w:rFonts w:ascii="Roboto" w:hAnsi="Roboto" w:cs="Segoe UI"/>
-                <w:sz w:val="22"/>
-                <w:szCs w:val="22"/>
-                <w:lang w:val="en-US"/>
-              </w:rPr>
-              <w:t xml:space="preserve"> | </w:t>
-            </w:r>
-            <w:proofErr w:type="spellStart"/>
-            <w:r>
-              <w:rPr>
-                <w:rFonts w:ascii="Roboto" w:hAnsi="Roboto" w:cs="Segoe UI"/>
-                <w:sz w:val="22"/>
-                <w:szCs w:val="22"/>
-                <w:lang w:val="en-US"/>
-              </w:rPr>
-              <w:t>GraphicID</w:t>
-            </w:r>
-            <w:proofErr w:type="spellEnd"/>
+              <w:t>&lt;WeaponID&gt;;&lt;ContactID</w:t>
+            </w:r>
+            <w:r>
+              <w:rPr>
+                <w:rFonts w:ascii="Roboto" w:hAnsi="Roboto" w:cs="Segoe UI"/>
+                <w:sz w:val="22"/>
+                <w:szCs w:val="22"/>
+                <w:lang w:val="en-US"/>
+              </w:rPr>
+              <w:t xml:space="preserve"> | PointID | EmmisionID | GraphicID</w:t>
+            </w:r>
             <w:r>
               <w:rPr>
                 <w:rFonts w:ascii="Roboto" w:hAnsi="Roboto" w:cs="Segoe UI"/>
@@ -34952,7 +32639,6 @@
                 <w:lang w:val="en-US"/>
               </w:rPr>
             </w:pPr>
-            <w:proofErr w:type="spellStart"/>
             <w:r>
               <w:rPr>
                 <w:rFonts w:ascii="Roboto" w:hAnsi="Roboto" w:cs="Segoe UI"/>
@@ -34962,7 +32648,6 @@
               </w:rPr>
               <w:t>StopEngagement</w:t>
             </w:r>
-            <w:proofErr w:type="spellEnd"/>
             <w:r>
               <w:rPr>
                 <w:rFonts w:ascii="Roboto" w:hAnsi="Roboto" w:cs="Segoe UI"/>
@@ -34979,99 +32664,17 @@
                 <w:szCs w:val="22"/>
                 <w:lang w:val="en-US"/>
               </w:rPr>
-              <w:t>&lt;</w:t>
-            </w:r>
-            <w:proofErr w:type="spellStart"/>
-            <w:r>
-              <w:rPr>
-                <w:rFonts w:ascii="Roboto" w:hAnsi="Roboto" w:cs="Segoe UI"/>
-                <w:sz w:val="22"/>
-                <w:szCs w:val="22"/>
-                <w:lang w:val="en-US"/>
-              </w:rPr>
-              <w:t>WeaponID</w:t>
-            </w:r>
-            <w:proofErr w:type="spellEnd"/>
-            <w:r>
-              <w:rPr>
-                <w:rFonts w:ascii="Roboto" w:hAnsi="Roboto" w:cs="Segoe UI"/>
-                <w:sz w:val="22"/>
-                <w:szCs w:val="22"/>
-                <w:lang w:val="en-US"/>
-              </w:rPr>
-              <w:t>&gt;;&lt;</w:t>
-            </w:r>
-            <w:proofErr w:type="spellStart"/>
-            <w:r>
-              <w:rPr>
-                <w:rFonts w:ascii="Roboto" w:hAnsi="Roboto" w:cs="Segoe UI"/>
-                <w:sz w:val="22"/>
-                <w:szCs w:val="22"/>
-                <w:lang w:val="en-US"/>
-              </w:rPr>
-              <w:t>ContactID</w:t>
-            </w:r>
-            <w:proofErr w:type="spellEnd"/>
-            <w:r>
-              <w:rPr>
-                <w:rFonts w:ascii="Roboto" w:hAnsi="Roboto" w:cs="Segoe UI"/>
-                <w:sz w:val="22"/>
-                <w:szCs w:val="22"/>
-                <w:lang w:val="en-US"/>
-              </w:rPr>
-              <w:t xml:space="preserve"> | </w:t>
-            </w:r>
-            <w:proofErr w:type="spellStart"/>
-            <w:r>
-              <w:rPr>
-                <w:rFonts w:ascii="Roboto" w:hAnsi="Roboto" w:cs="Segoe UI"/>
-                <w:sz w:val="22"/>
-                <w:szCs w:val="22"/>
-                <w:lang w:val="en-US"/>
-              </w:rPr>
-              <w:t>PointID</w:t>
-            </w:r>
-            <w:proofErr w:type="spellEnd"/>
-            <w:r>
-              <w:rPr>
-                <w:rFonts w:ascii="Roboto" w:hAnsi="Roboto" w:cs="Segoe UI"/>
-                <w:sz w:val="22"/>
-                <w:szCs w:val="22"/>
-                <w:lang w:val="en-US"/>
-              </w:rPr>
-              <w:t xml:space="preserve"> | </w:t>
-            </w:r>
-            <w:proofErr w:type="spellStart"/>
-            <w:r>
-              <w:rPr>
-                <w:rFonts w:ascii="Roboto" w:hAnsi="Roboto" w:cs="Segoe UI"/>
-                <w:sz w:val="22"/>
-                <w:szCs w:val="22"/>
-                <w:lang w:val="en-US"/>
-              </w:rPr>
-              <w:t>EmmisionID</w:t>
-            </w:r>
-            <w:proofErr w:type="spellEnd"/>
-            <w:r>
-              <w:rPr>
-                <w:rFonts w:ascii="Roboto" w:hAnsi="Roboto" w:cs="Segoe UI"/>
-                <w:sz w:val="22"/>
-                <w:szCs w:val="22"/>
-                <w:lang w:val="en-US"/>
-              </w:rPr>
-              <w:t xml:space="preserve"> | </w:t>
-            </w:r>
-            <w:proofErr w:type="spellStart"/>
-            <w:r>
-              <w:rPr>
-                <w:rFonts w:ascii="Roboto" w:hAnsi="Roboto" w:cs="Segoe UI"/>
-                <w:sz w:val="22"/>
-                <w:szCs w:val="22"/>
-                <w:lang w:val="en-US"/>
-              </w:rPr>
-              <w:t>GraphicID</w:t>
-            </w:r>
-            <w:proofErr w:type="spellEnd"/>
+              <w:t>&lt;WeaponID&gt;;&lt;ContactID</w:t>
+            </w:r>
+            <w:r>
+              <w:rPr>
+                <w:rFonts w:ascii="Roboto" w:hAnsi="Roboto" w:cs="Segoe UI"/>
+                <w:sz w:val="22"/>
+                <w:szCs w:val="22"/>
+                <w:lang w:val="en-US"/>
+              </w:rPr>
+              <w:t xml:space="preserve"> | PointID | EmmisionID | GraphicID</w:t>
+            </w:r>
             <w:r>
               <w:rPr>
                 <w:rFonts w:ascii="Roboto" w:hAnsi="Roboto" w:cs="Segoe UI"/>
@@ -35208,27 +32811,7 @@
                 <w:szCs w:val="22"/>
                 <w:lang w:val="en-US"/>
               </w:rPr>
-              <w:t>Sanitize system (</w:t>
-            </w:r>
-            <w:proofErr w:type="gramStart"/>
-            <w:r>
-              <w:rPr>
-                <w:rFonts w:ascii="Roboto" w:hAnsi="Roboto" w:cs="Segoe UI"/>
-                <w:sz w:val="22"/>
-                <w:szCs w:val="22"/>
-                <w:lang w:val="en-US"/>
-              </w:rPr>
-              <w:t>e.g.</w:t>
-            </w:r>
-            <w:proofErr w:type="gramEnd"/>
-            <w:r>
-              <w:rPr>
-                <w:rFonts w:ascii="Roboto" w:hAnsi="Roboto" w:cs="Segoe UI"/>
-                <w:sz w:val="22"/>
-                <w:szCs w:val="22"/>
-                <w:lang w:val="en-US"/>
-              </w:rPr>
-              <w:t xml:space="preserve"> in a case of emergency or drone hijacking)</w:t>
+              <w:t>Sanitize system (e.g. in a case of emergency or drone hijacking)</w:t>
             </w:r>
           </w:p>
         </w:tc>
@@ -35290,7 +32873,6 @@
                 <w:lang w:val="en-US"/>
               </w:rPr>
             </w:pPr>
-            <w:proofErr w:type="spellStart"/>
             <w:r>
               <w:rPr>
                 <w:rFonts w:ascii="Roboto" w:hAnsi="Roboto" w:cs="Segoe UI"/>
@@ -35309,7 +32891,6 @@
               </w:rPr>
               <w:t>ion</w:t>
             </w:r>
-            <w:proofErr w:type="spellEnd"/>
           </w:p>
         </w:tc>
       </w:tr>
@@ -35624,27 +33205,7 @@
           <w:szCs w:val="22"/>
           <w:lang w:val="en-US"/>
         </w:rPr>
-        <w:t>;5</w:t>
-      </w:r>
-      <w:proofErr w:type="gramStart"/>
-      <w:r>
-        <w:rPr>
-          <w:rFonts w:ascii="Roboto" w:hAnsi="Roboto" w:cs="Segoe UI"/>
-          <w:sz w:val="22"/>
-          <w:szCs w:val="22"/>
-          <w:lang w:val="en-US"/>
-        </w:rPr>
-        <w:t>BCD;S</w:t>
-      </w:r>
-      <w:proofErr w:type="gramEnd"/>
-      <w:r>
-        <w:rPr>
-          <w:rFonts w:ascii="Roboto" w:hAnsi="Roboto" w:cs="Segoe UI"/>
-          <w:sz w:val="22"/>
-          <w:szCs w:val="22"/>
-          <w:lang w:val="en-US"/>
-        </w:rPr>
-        <w:t>;TRUE;4389F10D;</w:t>
+        <w:t>;5BCD;S;TRUE;4389F10D;</w:t>
       </w:r>
       <w:r>
         <w:rPr>
@@ -35824,36 +33385,16 @@
           <w:szCs w:val="22"/>
           <w:lang w:val="en-US"/>
         </w:rPr>
-        <w:t>0195238F55</w:t>
-      </w:r>
-      <w:proofErr w:type="gramStart"/>
-      <w:r>
-        <w:rPr>
-          <w:rFonts w:ascii="Roboto" w:hAnsi="Roboto" w:cs="Segoe UI"/>
-          <w:sz w:val="22"/>
-          <w:szCs w:val="22"/>
-          <w:lang w:val="en-US"/>
-        </w:rPr>
-        <w:t>AD</w:t>
-      </w:r>
-      <w:r>
-        <w:rPr>
-          <w:rFonts w:ascii="Roboto" w:hAnsi="Roboto" w:cs="Segoe UI"/>
-          <w:sz w:val="22"/>
-          <w:szCs w:val="22"/>
-          <w:lang w:val="en-US"/>
-        </w:rPr>
-        <w:t>;E</w:t>
-      </w:r>
-      <w:proofErr w:type="gramEnd"/>
-      <w:r>
-        <w:rPr>
-          <w:rFonts w:ascii="Roboto" w:hAnsi="Roboto" w:cs="Segoe UI"/>
-          <w:sz w:val="22"/>
-          <w:szCs w:val="22"/>
-          <w:lang w:val="en-US"/>
-        </w:rPr>
-        <w:t>4B3;C;TRUE;;Drone2;0000;0</w:t>
+        <w:t>0195238F55AD</w:t>
+      </w:r>
+      <w:r>
+        <w:rPr>
+          <w:rFonts w:ascii="Roboto" w:hAnsi="Roboto" w:cs="Segoe UI"/>
+          <w:sz w:val="22"/>
+          <w:szCs w:val="22"/>
+          <w:lang w:val="en-US"/>
+        </w:rPr>
+        <w:t>;E4B3;C;TRUE;;Drone2;0000;0</w:t>
       </w:r>
       <w:r>
         <w:rPr>
@@ -36011,36 +33552,16 @@
           <w:szCs w:val="22"/>
           <w:lang w:val="en-US"/>
         </w:rPr>
-        <w:t>0195238E25</w:t>
-      </w:r>
-      <w:proofErr w:type="gramStart"/>
-      <w:r>
-        <w:rPr>
-          <w:rFonts w:ascii="Roboto" w:hAnsi="Roboto" w:cs="Segoe UI"/>
-          <w:sz w:val="22"/>
-          <w:szCs w:val="22"/>
-          <w:lang w:val="en-US"/>
-        </w:rPr>
-        <w:t>AD</w:t>
-      </w:r>
-      <w:r>
-        <w:rPr>
-          <w:rFonts w:ascii="Roboto" w:hAnsi="Roboto" w:cs="Segoe UI"/>
-          <w:sz w:val="22"/>
-          <w:szCs w:val="22"/>
-          <w:lang w:val="en-US"/>
-        </w:rPr>
-        <w:t>;E</w:t>
-      </w:r>
-      <w:proofErr w:type="gramEnd"/>
-      <w:r>
-        <w:rPr>
-          <w:rFonts w:ascii="Roboto" w:hAnsi="Roboto" w:cs="Segoe UI"/>
-          <w:sz w:val="22"/>
-          <w:szCs w:val="22"/>
-          <w:lang w:val="en-US"/>
-        </w:rPr>
-        <w:t>4B3;C;TRUE;;</w:t>
+        <w:t>0195238E25AD</w:t>
+      </w:r>
+      <w:r>
+        <w:rPr>
+          <w:rFonts w:ascii="Roboto" w:hAnsi="Roboto" w:cs="Segoe UI"/>
+          <w:sz w:val="22"/>
+          <w:szCs w:val="22"/>
+          <w:lang w:val="en-US"/>
+        </w:rPr>
+        <w:t>;E4B3;C;TRUE;;</w:t>
       </w:r>
       <w:r>
         <w:rPr>
@@ -36124,36 +33645,16 @@
           <w:szCs w:val="22"/>
           <w:lang w:val="en-US"/>
         </w:rPr>
-        <w:t>0195238E25</w:t>
-      </w:r>
-      <w:proofErr w:type="gramStart"/>
-      <w:r>
-        <w:rPr>
-          <w:rFonts w:ascii="Roboto" w:hAnsi="Roboto" w:cs="Segoe UI"/>
-          <w:sz w:val="22"/>
-          <w:szCs w:val="22"/>
-          <w:lang w:val="en-US"/>
-        </w:rPr>
-        <w:t>AD</w:t>
-      </w:r>
-      <w:r>
-        <w:rPr>
-          <w:rFonts w:ascii="Roboto" w:hAnsi="Roboto" w:cs="Segoe UI"/>
-          <w:sz w:val="22"/>
-          <w:szCs w:val="22"/>
-          <w:lang w:val="en-US"/>
-        </w:rPr>
-        <w:t>;E</w:t>
-      </w:r>
-      <w:proofErr w:type="gramEnd"/>
-      <w:r>
-        <w:rPr>
-          <w:rFonts w:ascii="Roboto" w:hAnsi="Roboto" w:cs="Segoe UI"/>
-          <w:sz w:val="22"/>
-          <w:szCs w:val="22"/>
-          <w:lang w:val="en-US"/>
-        </w:rPr>
-        <w:t>4B3;C;TRUE;;ORKA;0331;00;</w:t>
+        <w:t>0195238E25AD</w:t>
+      </w:r>
+      <w:r>
+        <w:rPr>
+          <w:rFonts w:ascii="Roboto" w:hAnsi="Roboto" w:cs="Segoe UI"/>
+          <w:sz w:val="22"/>
+          <w:szCs w:val="22"/>
+          <w:lang w:val="en-US"/>
+        </w:rPr>
+        <w:t>;E4B3;C;TRUE;;ORKA;0331;00;</w:t>
       </w:r>
       <w:r>
         <w:rPr>
@@ -36219,36 +33720,16 @@
           <w:szCs w:val="22"/>
           <w:lang w:val="en-US"/>
         </w:rPr>
-        <w:t>0195238E25</w:t>
-      </w:r>
-      <w:proofErr w:type="gramStart"/>
-      <w:r>
-        <w:rPr>
-          <w:rFonts w:ascii="Roboto" w:hAnsi="Roboto" w:cs="Segoe UI"/>
-          <w:sz w:val="22"/>
-          <w:szCs w:val="22"/>
-          <w:lang w:val="en-US"/>
-        </w:rPr>
-        <w:t>AD</w:t>
-      </w:r>
-      <w:r>
-        <w:rPr>
-          <w:rFonts w:ascii="Roboto" w:hAnsi="Roboto" w:cs="Segoe UI"/>
-          <w:sz w:val="22"/>
-          <w:szCs w:val="22"/>
-          <w:lang w:val="en-US"/>
-        </w:rPr>
-        <w:t>;E</w:t>
-      </w:r>
-      <w:proofErr w:type="gramEnd"/>
-      <w:r>
-        <w:rPr>
-          <w:rFonts w:ascii="Roboto" w:hAnsi="Roboto" w:cs="Segoe UI"/>
-          <w:sz w:val="22"/>
-          <w:szCs w:val="22"/>
-          <w:lang w:val="en-US"/>
-        </w:rPr>
-        <w:t>4B3;C;TRUE;;ORKA;0331;00;</w:t>
+        <w:t>0195238E25AD</w:t>
+      </w:r>
+      <w:r>
+        <w:rPr>
+          <w:rFonts w:ascii="Roboto" w:hAnsi="Roboto" w:cs="Segoe UI"/>
+          <w:sz w:val="22"/>
+          <w:szCs w:val="22"/>
+          <w:lang w:val="en-US"/>
+        </w:rPr>
+        <w:t>;E4B3;C;TRUE;;ORKA;0331;00;</w:t>
       </w:r>
       <w:r>
         <w:rPr>
@@ -36314,36 +33795,16 @@
           <w:szCs w:val="22"/>
           <w:lang w:val="en-US"/>
         </w:rPr>
-        <w:t>0195238E25</w:t>
-      </w:r>
-      <w:proofErr w:type="gramStart"/>
-      <w:r>
-        <w:rPr>
-          <w:rFonts w:ascii="Roboto" w:hAnsi="Roboto" w:cs="Segoe UI"/>
-          <w:sz w:val="22"/>
-          <w:szCs w:val="22"/>
-          <w:lang w:val="en-US"/>
-        </w:rPr>
-        <w:t>AD</w:t>
-      </w:r>
-      <w:r>
-        <w:rPr>
-          <w:rFonts w:ascii="Roboto" w:hAnsi="Roboto" w:cs="Segoe UI"/>
-          <w:sz w:val="22"/>
-          <w:szCs w:val="22"/>
-          <w:lang w:val="en-US"/>
-        </w:rPr>
-        <w:t>;E</w:t>
-      </w:r>
-      <w:proofErr w:type="gramEnd"/>
-      <w:r>
-        <w:rPr>
-          <w:rFonts w:ascii="Roboto" w:hAnsi="Roboto" w:cs="Segoe UI"/>
-          <w:sz w:val="22"/>
-          <w:szCs w:val="22"/>
-          <w:lang w:val="en-US"/>
-        </w:rPr>
-        <w:t>4B3;C;TRUE;;ORKA;0331;00;</w:t>
+        <w:t>0195238E25AD</w:t>
+      </w:r>
+      <w:r>
+        <w:rPr>
+          <w:rFonts w:ascii="Roboto" w:hAnsi="Roboto" w:cs="Segoe UI"/>
+          <w:sz w:val="22"/>
+          <w:szCs w:val="22"/>
+          <w:lang w:val="en-US"/>
+        </w:rPr>
+        <w:t>;E4B3;C;TRUE;;ORKA;0331;00;</w:t>
       </w:r>
       <w:r>
         <w:rPr>
@@ -36490,17 +33951,7 @@
           <w:szCs w:val="22"/>
           <w:lang w:val="en-US"/>
         </w:rPr>
-        <w:t>0195238E25</w:t>
-      </w:r>
-      <w:proofErr w:type="gramStart"/>
-      <w:r>
-        <w:rPr>
-          <w:rFonts w:ascii="Roboto" w:hAnsi="Roboto" w:cs="Segoe UI"/>
-          <w:sz w:val="22"/>
-          <w:szCs w:val="22"/>
-          <w:lang w:val="en-US"/>
-        </w:rPr>
-        <w:t>AD</w:t>
+        <w:t>0195238E25AD</w:t>
       </w:r>
       <w:r>
         <w:rPr>
@@ -36518,17 +33969,7 @@
           <w:szCs w:val="22"/>
           <w:lang w:val="en-US"/>
         </w:rPr>
-        <w:t>E</w:t>
-      </w:r>
-      <w:proofErr w:type="gramEnd"/>
-      <w:r>
-        <w:rPr>
-          <w:rFonts w:ascii="Roboto" w:hAnsi="Roboto" w:cs="Segoe UI"/>
-          <w:sz w:val="22"/>
-          <w:szCs w:val="22"/>
-          <w:lang w:val="en-US"/>
-        </w:rPr>
-        <w:t>4B3</w:t>
+        <w:t>E4B3</w:t>
       </w:r>
       <w:r>
         <w:rPr>
@@ -36666,36 +34107,16 @@
           <w:szCs w:val="22"/>
           <w:lang w:val="en-US"/>
         </w:rPr>
-        <w:t>0195238E25</w:t>
-      </w:r>
-      <w:proofErr w:type="gramStart"/>
-      <w:r>
-        <w:rPr>
-          <w:rFonts w:ascii="Roboto" w:hAnsi="Roboto" w:cs="Segoe UI"/>
-          <w:sz w:val="22"/>
-          <w:szCs w:val="22"/>
-          <w:lang w:val="en-US"/>
-        </w:rPr>
-        <w:t>AD</w:t>
-      </w:r>
-      <w:r>
-        <w:rPr>
-          <w:rFonts w:ascii="Roboto" w:hAnsi="Roboto" w:cs="Segoe UI"/>
-          <w:sz w:val="22"/>
-          <w:szCs w:val="22"/>
-          <w:lang w:val="en-US"/>
-        </w:rPr>
-        <w:t>;E</w:t>
-      </w:r>
-      <w:proofErr w:type="gramEnd"/>
-      <w:r>
-        <w:rPr>
-          <w:rFonts w:ascii="Roboto" w:hAnsi="Roboto" w:cs="Segoe UI"/>
-          <w:sz w:val="22"/>
-          <w:szCs w:val="22"/>
-          <w:lang w:val="en-US"/>
-        </w:rPr>
-        <w:t>4B3;C;TRUE;;ORKA;0331;00;</w:t>
+        <w:t>0195238E25AD</w:t>
+      </w:r>
+      <w:r>
+        <w:rPr>
+          <w:rFonts w:ascii="Roboto" w:hAnsi="Roboto" w:cs="Segoe UI"/>
+          <w:sz w:val="22"/>
+          <w:szCs w:val="22"/>
+          <w:lang w:val="en-US"/>
+        </w:rPr>
+        <w:t>;E4B3;C;TRUE;;ORKA;0331;00;</w:t>
       </w:r>
       <w:r>
         <w:rPr>
@@ -37050,47 +34471,7 @@
           <w:szCs w:val="22"/>
           <w:lang w:val="en-US"/>
         </w:rPr>
-        <w:t xml:space="preserve">But </w:t>
-      </w:r>
-      <w:proofErr w:type="gramStart"/>
-      <w:r>
-        <w:rPr>
-          <w:rFonts w:ascii="Roboto" w:hAnsi="Roboto" w:cs="Segoe UI"/>
-          <w:sz w:val="22"/>
-          <w:szCs w:val="22"/>
-          <w:lang w:val="en-US"/>
-        </w:rPr>
-        <w:t>of course</w:t>
-      </w:r>
-      <w:proofErr w:type="gramEnd"/>
-      <w:r>
-        <w:rPr>
-          <w:rFonts w:ascii="Roboto" w:hAnsi="Roboto" w:cs="Segoe UI"/>
-          <w:sz w:val="22"/>
-          <w:szCs w:val="22"/>
-          <w:lang w:val="en-US"/>
-        </w:rPr>
-        <w:t xml:space="preserve"> </w:t>
-      </w:r>
-      <w:proofErr w:type="spellStart"/>
-      <w:r>
-        <w:rPr>
-          <w:rFonts w:ascii="Roboto" w:hAnsi="Roboto" w:cs="Segoe UI"/>
-          <w:sz w:val="22"/>
-          <w:szCs w:val="22"/>
-          <w:lang w:val="en-US"/>
-        </w:rPr>
-        <w:t>its</w:t>
-      </w:r>
-      <w:proofErr w:type="spellEnd"/>
-      <w:r>
-        <w:rPr>
-          <w:rFonts w:ascii="Roboto" w:hAnsi="Roboto" w:cs="Segoe UI"/>
-          <w:sz w:val="22"/>
-          <w:szCs w:val="22"/>
-          <w:lang w:val="en-US"/>
-        </w:rPr>
-        <w:t xml:space="preserve"> </w:t>
+        <w:t xml:space="preserve">But of course its </w:t>
       </w:r>
       <w:r>
         <w:rPr>
@@ -37733,7 +35114,6 @@
                 <w:lang w:val="en-US"/>
               </w:rPr>
             </w:pPr>
-            <w:proofErr w:type="spellStart"/>
             <w:r>
               <w:rPr>
                 <w:rFonts w:ascii="Roboto" w:hAnsi="Roboto" w:cs="Segoe UI"/>
@@ -37770,7 +35150,6 @@
               </w:rPr>
               <w:t>Status</w:t>
             </w:r>
-            <w:proofErr w:type="spellEnd"/>
           </w:p>
         </w:tc>
         <w:tc>
@@ -38125,7 +35504,6 @@
                 <w:lang w:val="en-US"/>
               </w:rPr>
             </w:pPr>
-            <w:proofErr w:type="spellStart"/>
             <w:r>
               <w:rPr>
                 <w:rFonts w:ascii="Roboto" w:hAnsi="Roboto" w:cs="Segoe UI"/>
@@ -38162,7 +35540,6 @@
               </w:rPr>
               <w:t>Status</w:t>
             </w:r>
-            <w:proofErr w:type="spellEnd"/>
           </w:p>
         </w:tc>
         <w:tc>
@@ -38562,7 +35939,6 @@
                 <w:lang w:val="en-US"/>
               </w:rPr>
             </w:pPr>
-            <w:proofErr w:type="spellStart"/>
             <w:r>
               <w:rPr>
                 <w:rFonts w:ascii="Roboto" w:hAnsi="Roboto" w:cs="Segoe UI"/>
@@ -38581,7 +35957,6 @@
               </w:rPr>
               <w:t>s</w:t>
             </w:r>
-            <w:proofErr w:type="spellEnd"/>
           </w:p>
         </w:tc>
         <w:tc>
@@ -38669,7 +36044,6 @@
                 <w:lang w:val="en-US"/>
               </w:rPr>
             </w:pPr>
-            <w:proofErr w:type="spellStart"/>
             <w:r>
               <w:rPr>
                 <w:rFonts w:ascii="Roboto" w:hAnsi="Roboto" w:cs="Segoe UI"/>
@@ -38697,7 +36071,6 @@
               </w:rPr>
               <w:t>s</w:t>
             </w:r>
-            <w:proofErr w:type="spellEnd"/>
           </w:p>
         </w:tc>
         <w:tc>
@@ -38803,7 +36176,6 @@
                 <w:lang w:val="en-US"/>
               </w:rPr>
             </w:pPr>
-            <w:proofErr w:type="spellStart"/>
             <w:r>
               <w:rPr>
                 <w:rFonts w:ascii="Roboto" w:hAnsi="Roboto" w:cs="Segoe UI"/>
@@ -38849,7 +36221,6 @@
               </w:rPr>
               <w:t>s</w:t>
             </w:r>
-            <w:proofErr w:type="spellEnd"/>
           </w:p>
         </w:tc>
         <w:tc>
@@ -38991,7 +36362,6 @@
                 <w:lang w:val="en-US"/>
               </w:rPr>
             </w:pPr>
-            <w:proofErr w:type="spellStart"/>
             <w:r>
               <w:rPr>
                 <w:rFonts w:ascii="Roboto" w:hAnsi="Roboto" w:cs="Segoe UI"/>
@@ -39010,7 +36380,6 @@
               </w:rPr>
               <w:t>s</w:t>
             </w:r>
-            <w:proofErr w:type="spellEnd"/>
           </w:p>
         </w:tc>
         <w:tc>
@@ -39107,7 +36476,6 @@
                 <w:lang w:val="en-US"/>
               </w:rPr>
             </w:pPr>
-            <w:proofErr w:type="spellStart"/>
             <w:r>
               <w:rPr>
                 <w:rFonts w:ascii="Roboto" w:hAnsi="Roboto" w:cs="Segoe UI"/>
@@ -39117,7 +36485,6 @@
               </w:rPr>
               <w:t>CmdID</w:t>
             </w:r>
-            <w:proofErr w:type="spellEnd"/>
           </w:p>
         </w:tc>
         <w:tc>
@@ -39135,7 +36502,6 @@
                 <w:lang w:val="en-US"/>
               </w:rPr>
             </w:pPr>
-            <w:proofErr w:type="spellStart"/>
             <w:r>
               <w:rPr>
                 <w:rFonts w:ascii="Roboto" w:hAnsi="Roboto" w:cs="Segoe UI"/>
@@ -39145,7 +36511,6 @@
               </w:rPr>
               <w:t>HexString</w:t>
             </w:r>
-            <w:proofErr w:type="spellEnd"/>
           </w:p>
         </w:tc>
         <w:tc>
@@ -39261,7 +36626,6 @@
                 <w:lang w:val="en-US"/>
               </w:rPr>
             </w:pPr>
-            <w:proofErr w:type="spellStart"/>
             <w:r>
               <w:rPr>
                 <w:rFonts w:ascii="Roboto" w:hAnsi="Roboto" w:cs="Segoe UI"/>
@@ -39271,7 +36635,6 @@
               </w:rPr>
               <w:t>CmdState</w:t>
             </w:r>
-            <w:proofErr w:type="spellEnd"/>
           </w:p>
         </w:tc>
         <w:tc>
@@ -40101,27 +37464,7 @@
           <w:szCs w:val="22"/>
           <w:lang w:val="en-US"/>
         </w:rPr>
-        <w:t>STATUS;15;0195238E25AD;75</w:t>
-      </w:r>
-      <w:proofErr w:type="gramStart"/>
-      <w:r>
-        <w:rPr>
-          <w:rFonts w:ascii="Roboto" w:hAnsi="Roboto" w:cs="Segoe UI"/>
-          <w:sz w:val="22"/>
-          <w:szCs w:val="22"/>
-          <w:lang w:val="en-US"/>
-        </w:rPr>
-        <w:t>DA;U;;;</w:t>
-      </w:r>
-      <w:proofErr w:type="gramEnd"/>
-      <w:r>
-        <w:rPr>
-          <w:rFonts w:ascii="Roboto" w:hAnsi="Roboto" w:cs="Segoe UI"/>
-          <w:sz w:val="22"/>
-          <w:szCs w:val="22"/>
-          <w:lang w:val="en-US"/>
-        </w:rPr>
-        <w:t>4;2;MLG#20;;A</w:t>
+        <w:t>STATUS;15;0195238E25AD;75DA;U;;;4;2;MLG#20;;A</w:t>
       </w:r>
       <w:r>
         <w:rPr>
@@ -40192,27 +37535,7 @@
           <w:szCs w:val="22"/>
           <w:lang w:val="en-US"/>
         </w:rPr>
-        <w:t>STATUS;16;0195238E25AD;129</w:t>
-      </w:r>
-      <w:proofErr w:type="gramStart"/>
-      <w:r>
-        <w:rPr>
-          <w:rFonts w:ascii="Roboto" w:hAnsi="Roboto" w:cs="Segoe UI"/>
-          <w:sz w:val="22"/>
-          <w:szCs w:val="22"/>
-          <w:lang w:val="en-US"/>
-        </w:rPr>
-        <w:t>E;R;;;</w:t>
-      </w:r>
-      <w:proofErr w:type="gramEnd"/>
-      <w:r>
-        <w:rPr>
-          <w:rFonts w:ascii="Roboto" w:hAnsi="Roboto" w:cs="Segoe UI"/>
-          <w:sz w:val="22"/>
-          <w:szCs w:val="22"/>
-          <w:lang w:val="en-US"/>
-        </w:rPr>
-        <w:t>2;2;BMG#10;;;;ED32;3;;aHR0cDovLzEwLjAuMC4xL2ltYWdlLnBuZw==;T3V0IG9mIGZ1ZWwh</w:t>
+        <w:t>STATUS;16;0195238E25AD;129E;R;;;2;2;BMG#10;;;;ED32;3;;aHR0cDovLzEwLjAuMC4xL2ltYWdlLnBuZw==;T3V0IG9mIGZ1ZWwh</w:t>
       </w:r>
     </w:p>
     <w:p>
@@ -40394,17 +37717,7 @@
           <w:szCs w:val="22"/>
           <w:lang w:val="en-US"/>
         </w:rPr>
-        <w:t>ACKNOWLEDGE;&lt;Number&gt;;&lt;Time&gt;;&lt;Sender&gt;;&lt;Classification</w:t>
-      </w:r>
-      <w:proofErr w:type="gramStart"/>
-      <w:r>
-        <w:rPr>
-          <w:rFonts w:ascii="Roboto" w:hAnsi="Roboto" w:cs="Segoe UI"/>
-          <w:sz w:val="22"/>
-          <w:szCs w:val="22"/>
-          <w:lang w:val="en-US"/>
-        </w:rPr>
-        <w:t>&gt;;;</w:t>
+        <w:t>ACKNOWLEDGE;&lt;Number&gt;;&lt;Time&gt;;&lt;Sender&gt;;&lt;Classification&gt;;;</w:t>
       </w:r>
       <w:r>
         <w:rPr>
@@ -40415,7 +37728,6 @@
         </w:rPr>
         <w:t>&lt;</w:t>
       </w:r>
-      <w:proofErr w:type="gramEnd"/>
       <w:r>
         <w:rPr>
           <w:rFonts w:ascii="Roboto" w:hAnsi="Roboto" w:cs="Segoe UI"/>
@@ -40771,27 +38083,7 @@
                 <w:szCs w:val="22"/>
                 <w:lang w:val="en-US"/>
               </w:rPr>
-              <w:t xml:space="preserve"> (</w:t>
-            </w:r>
-            <w:proofErr w:type="gramStart"/>
-            <w:r>
-              <w:rPr>
-                <w:rFonts w:ascii="Roboto" w:hAnsi="Roboto" w:cs="Segoe UI"/>
-                <w:sz w:val="22"/>
-                <w:szCs w:val="22"/>
-                <w:lang w:val="en-US"/>
-              </w:rPr>
-              <w:t>e.g.</w:t>
-            </w:r>
-            <w:proofErr w:type="gramEnd"/>
-            <w:r>
-              <w:rPr>
-                <w:rFonts w:ascii="Roboto" w:hAnsi="Roboto" w:cs="Segoe UI"/>
-                <w:sz w:val="22"/>
-                <w:szCs w:val="22"/>
-                <w:lang w:val="en-US"/>
-              </w:rPr>
-              <w:t xml:space="preserve"> CONTACT, RESEND, …)</w:t>
+              <w:t xml:space="preserve"> (e.g. CONTACT, RESEND, …)</w:t>
             </w:r>
             <w:r>
               <w:rPr>
@@ -40846,7 +38138,6 @@
                 <w:lang w:val="en-US"/>
               </w:rPr>
             </w:pPr>
-            <w:proofErr w:type="spellStart"/>
             <w:r>
               <w:rPr>
                 <w:rFonts w:ascii="Roboto" w:hAnsi="Roboto" w:cs="Segoe UI"/>
@@ -40856,7 +38147,6 @@
               </w:rPr>
               <w:t>HexString</w:t>
             </w:r>
-            <w:proofErr w:type="spellEnd"/>
           </w:p>
         </w:tc>
         <w:tc>
@@ -40880,27 +38170,7 @@
                 <w:szCs w:val="22"/>
                 <w:lang w:val="en-US"/>
               </w:rPr>
-              <w:t xml:space="preserve">The number of the message which should be acknowledged. This is a hexadecimal string representation of </w:t>
-            </w:r>
-            <w:proofErr w:type="gramStart"/>
-            <w:r>
-              <w:rPr>
-                <w:rFonts w:ascii="Roboto" w:hAnsi="Roboto" w:cs="Segoe UI"/>
-                <w:sz w:val="22"/>
-                <w:szCs w:val="22"/>
-                <w:lang w:val="en-US"/>
-              </w:rPr>
-              <w:t>an</w:t>
-            </w:r>
-            <w:proofErr w:type="gramEnd"/>
-            <w:r>
-              <w:rPr>
-                <w:rFonts w:ascii="Roboto" w:hAnsi="Roboto" w:cs="Segoe UI"/>
-                <w:sz w:val="22"/>
-                <w:szCs w:val="22"/>
-                <w:lang w:val="en-US"/>
-              </w:rPr>
-              <w:t xml:space="preserve"> </w:t>
+              <w:t xml:space="preserve">The number of the message which should be acknowledged. This is a hexadecimal string representation of an </w:t>
             </w:r>
             <w:r>
               <w:rPr>
@@ -40983,17 +38253,7 @@
           <w:szCs w:val="22"/>
           <w:lang w:val="en-US"/>
         </w:rPr>
-        <w:t>;129</w:t>
-      </w:r>
-      <w:proofErr w:type="gramStart"/>
-      <w:r>
-        <w:rPr>
-          <w:rFonts w:ascii="Roboto" w:hAnsi="Roboto" w:cs="Segoe UI"/>
-          <w:sz w:val="22"/>
-          <w:szCs w:val="22"/>
-          <w:lang w:val="en-US"/>
-        </w:rPr>
-        <w:t>E;R;;</w:t>
+        <w:t>;129E;R;;</w:t>
       </w:r>
       <w:r>
         <w:rPr>
@@ -41004,7 +38264,6 @@
         </w:rPr>
         <w:t>;</w:t>
       </w:r>
-      <w:proofErr w:type="gramEnd"/>
       <w:r>
         <w:rPr>
           <w:rFonts w:ascii="Roboto" w:hAnsi="Roboto" w:cs="Segoe UI"/>
@@ -41846,17 +39105,7 @@
           <w:szCs w:val="22"/>
           <w:lang w:val="en-US"/>
         </w:rPr>
-        <w:t>;129</w:t>
-      </w:r>
-      <w:proofErr w:type="gramStart"/>
-      <w:r>
-        <w:rPr>
-          <w:rFonts w:ascii="Roboto" w:hAnsi="Roboto" w:cs="Segoe UI"/>
-          <w:sz w:val="22"/>
-          <w:szCs w:val="22"/>
-          <w:lang w:val="en-US"/>
-        </w:rPr>
-        <w:t>E;R</w:t>
+        <w:t>;129E;R</w:t>
       </w:r>
       <w:r>
         <w:rPr>
@@ -41885,7 +39134,6 @@
         </w:rPr>
         <w:t>;</w:t>
       </w:r>
-      <w:proofErr w:type="gramEnd"/>
       <w:r>
         <w:rPr>
           <w:rFonts w:ascii="Roboto" w:hAnsi="Roboto" w:cs="Segoe UI"/>
@@ -42348,7 +39596,6 @@
         </w:rPr>
         <w:t>&lt;</w:t>
       </w:r>
-      <w:proofErr w:type="spellStart"/>
       <w:r>
         <w:rPr>
           <w:rFonts w:ascii="Roboto" w:hAnsi="Roboto" w:cs="Segoe UI"/>
@@ -42365,17 +39612,7 @@
           <w:szCs w:val="22"/>
           <w:lang w:val="en-US"/>
         </w:rPr>
-        <w:t>ontentType</w:t>
-      </w:r>
-      <w:proofErr w:type="spellEnd"/>
-      <w:r>
-        <w:rPr>
-          <w:rFonts w:ascii="Roboto" w:hAnsi="Roboto" w:cs="Segoe UI"/>
-          <w:sz w:val="22"/>
-          <w:szCs w:val="22"/>
-          <w:lang w:val="en-US"/>
-        </w:rPr>
-        <w:t>&gt;;&lt;</w:t>
+        <w:t>ontentType&gt;;&lt;</w:t>
       </w:r>
       <w:r>
         <w:rPr>
@@ -42453,7 +39690,6 @@
                 <w:lang w:val="en-US"/>
               </w:rPr>
             </w:pPr>
-            <w:proofErr w:type="spellStart"/>
             <w:r>
               <w:rPr>
                 <w:rFonts w:ascii="Roboto" w:hAnsi="Roboto" w:cs="Segoe UI"/>
@@ -42472,7 +39708,6 @@
               </w:rPr>
               <w:t>ontentType</w:t>
             </w:r>
-            <w:proofErr w:type="spellEnd"/>
           </w:p>
         </w:tc>
         <w:tc>
@@ -43360,17 +40595,7 @@
           <w:szCs w:val="22"/>
           <w:lang w:val="en-US"/>
         </w:rPr>
-        <w:t>;66A</w:t>
-      </w:r>
-      <w:proofErr w:type="gramStart"/>
-      <w:r>
-        <w:rPr>
-          <w:rFonts w:ascii="Roboto" w:hAnsi="Roboto" w:cs="Segoe UI"/>
-          <w:sz w:val="22"/>
-          <w:szCs w:val="22"/>
-          <w:lang w:val="en-US"/>
-        </w:rPr>
-        <w:t>3;R;</w:t>
+        <w:t>;66A3;R;</w:t>
       </w:r>
       <w:r>
         <w:rPr>
@@ -43390,7 +40615,6 @@
         </w:rPr>
         <w:t>;</w:t>
       </w:r>
-      <w:proofErr w:type="gramEnd"/>
       <w:r>
         <w:rPr>
           <w:rFonts w:ascii="Roboto" w:hAnsi="Roboto" w:cs="Segoe UI"/>
@@ -43468,27 +40692,7 @@
           <w:szCs w:val="22"/>
           <w:lang w:val="en-US"/>
         </w:rPr>
-        <w:t>;66A</w:t>
-      </w:r>
-      <w:proofErr w:type="gramStart"/>
-      <w:r>
-        <w:rPr>
-          <w:rFonts w:ascii="Roboto" w:hAnsi="Roboto" w:cs="Segoe UI"/>
-          <w:sz w:val="22"/>
-          <w:szCs w:val="22"/>
-          <w:lang w:val="en-US"/>
-        </w:rPr>
-        <w:t>3;R</w:t>
-      </w:r>
-      <w:proofErr w:type="gramEnd"/>
-      <w:r>
-        <w:rPr>
-          <w:rFonts w:ascii="Roboto" w:hAnsi="Roboto" w:cs="Segoe UI"/>
-          <w:sz w:val="22"/>
-          <w:szCs w:val="22"/>
-          <w:lang w:val="en-US"/>
-        </w:rPr>
-        <w:t>;TRUE</w:t>
+        <w:t>;66A3;R;TRUE</w:t>
       </w:r>
       <w:r>
         <w:rPr>
@@ -43621,17 +40825,7 @@
           <w:szCs w:val="22"/>
           <w:lang w:val="en-US"/>
         </w:rPr>
-        <w:t>;66A</w:t>
-      </w:r>
-      <w:proofErr w:type="gramStart"/>
-      <w:r>
-        <w:rPr>
-          <w:rFonts w:ascii="Roboto" w:hAnsi="Roboto" w:cs="Segoe UI"/>
-          <w:sz w:val="22"/>
-          <w:szCs w:val="22"/>
-          <w:lang w:val="en-US"/>
-        </w:rPr>
-        <w:t>3;R;;</w:t>
+        <w:t>;66A3;R;;</w:t>
       </w:r>
       <w:r>
         <w:rPr>
@@ -43642,7 +40836,6 @@
         </w:rPr>
         <w:t>;</w:t>
       </w:r>
-      <w:proofErr w:type="gramEnd"/>
       <w:r>
         <w:rPr>
           <w:rFonts w:ascii="Roboto" w:hAnsi="Roboto" w:cs="Segoe UI"/>
@@ -44101,17 +41294,7 @@
           <w:szCs w:val="22"/>
           <w:lang w:val="en-US"/>
         </w:rPr>
-        <w:t>;89</w:t>
-      </w:r>
-      <w:proofErr w:type="gramStart"/>
-      <w:r>
-        <w:rPr>
-          <w:rFonts w:ascii="Roboto" w:hAnsi="Roboto" w:cs="Segoe UI"/>
-          <w:sz w:val="22"/>
-          <w:szCs w:val="22"/>
-          <w:lang w:val="en-US"/>
-        </w:rPr>
-        <w:t>AD;U;;</w:t>
+        <w:t>;89AD;U;;</w:t>
       </w:r>
       <w:r>
         <w:rPr>
@@ -44122,7 +41305,6 @@
         </w:rPr>
         <w:t>;</w:t>
       </w:r>
-      <w:proofErr w:type="gramEnd"/>
       <w:r>
         <w:rPr>
           <w:rFonts w:ascii="Roboto" w:hAnsi="Roboto" w:cs="Segoe UI"/>
@@ -44162,27 +41344,7 @@
           <w:szCs w:val="22"/>
           <w:lang w:val="en-US"/>
         </w:rPr>
-        <w:t xml:space="preserve"> </w:t>
-      </w:r>
-      <w:proofErr w:type="gramStart"/>
-      <w:r>
-        <w:rPr>
-          <w:rFonts w:ascii="Roboto" w:hAnsi="Roboto" w:cs="Segoe UI"/>
-          <w:sz w:val="22"/>
-          <w:szCs w:val="22"/>
-          <w:lang w:val="en-US"/>
-        </w:rPr>
-        <w:t>HEARTBEAT;43;;</w:t>
-      </w:r>
-      <w:proofErr w:type="gramEnd"/>
-      <w:r>
-        <w:rPr>
-          <w:rFonts w:ascii="Roboto" w:hAnsi="Roboto" w:cs="Segoe UI"/>
-          <w:sz w:val="22"/>
-          <w:szCs w:val="22"/>
-          <w:lang w:val="en-US"/>
-        </w:rPr>
-        <w:t>1022</w:t>
+        <w:t xml:space="preserve"> HEARTBEAT;43;;1022</w:t>
       </w:r>
     </w:p>
     <w:p>
@@ -44567,7 +41729,6 @@
                 <w:lang w:val="en-US"/>
               </w:rPr>
             </w:pPr>
-            <w:proofErr w:type="spellStart"/>
             <w:r>
               <w:rPr>
                 <w:rFonts w:ascii="Roboto" w:hAnsi="Roboto" w:cs="Segoe UI"/>
@@ -44577,7 +41738,6 @@
               </w:rPr>
               <w:t>HexString</w:t>
             </w:r>
-            <w:proofErr w:type="spellEnd"/>
           </w:p>
         </w:tc>
         <w:tc>
@@ -44675,19 +41835,8 @@
           <w:szCs w:val="22"/>
           <w:lang w:val="en-US"/>
         </w:rPr>
-        <w:t>;89</w:t>
-      </w:r>
-      <w:proofErr w:type="gramStart"/>
-      <w:r>
-        <w:rPr>
-          <w:rFonts w:ascii="Roboto" w:hAnsi="Roboto" w:cs="Segoe UI"/>
-          <w:sz w:val="22"/>
-          <w:szCs w:val="22"/>
-          <w:lang w:val="en-US"/>
-        </w:rPr>
-        <w:t>AD;U</w:t>
-      </w:r>
-      <w:proofErr w:type="gramEnd"/>
+        <w:t>;89AD;U</w:t>
+      </w:r>
     </w:p>
     <w:p>
       <w:pPr>
@@ -44720,7 +41869,6 @@
         </w:rPr>
         <w:t xml:space="preserve"> </w:t>
       </w:r>
-      <w:proofErr w:type="gramStart"/>
       <w:r>
         <w:rPr>
           <w:rFonts w:ascii="Roboto" w:hAnsi="Roboto" w:cs="Segoe UI"/>
@@ -44757,7 +41905,6 @@
         </w:rPr>
         <w:t>;;</w:t>
       </w:r>
-      <w:proofErr w:type="gramEnd"/>
       <w:r>
         <w:rPr>
           <w:rFonts w:ascii="Roboto" w:hAnsi="Roboto" w:cs="Segoe UI"/>
@@ -44813,7 +41960,7 @@
           <v:shape id="_x0000_i1025" type="#_x0000_t75" style="width:376.3pt;height:228.85pt" o:ole="">
             <v:imagedata r:id="rId11" o:title=""/>
           </v:shape>
-          <o:OLEObject Type="Embed" ProgID="Visio.Drawing.15" ShapeID="_x0000_i1025" DrawAspect="Content" ObjectID="_1850456416" r:id="rId12"/>
+          <o:OLEObject Type="Embed" ProgID="Visio.Drawing.15" ShapeID="_x0000_i1025" DrawAspect="Content" ObjectID="_1850503267" r:id="rId12"/>
         </w:object>
       </w:r>
     </w:p>
@@ -44985,39 +42132,71 @@
           <w:szCs w:val="22"/>
           <w:lang w:val="en-US"/>
         </w:rPr>
-        <w:t xml:space="preserve">or via the post-quantum </w:t>
-      </w:r>
-      <w:proofErr w:type="spellStart"/>
-      <w:r>
-        <w:rPr>
-          <w:rFonts w:ascii="Roboto" w:hAnsi="Roboto" w:cs="Segoe UI"/>
-          <w:sz w:val="22"/>
-          <w:szCs w:val="22"/>
-          <w:lang w:val="en-US"/>
-        </w:rPr>
-        <w:t>Kyber</w:t>
-      </w:r>
-      <w:proofErr w:type="spellEnd"/>
-      <w:r>
-        <w:rPr>
-          <w:rFonts w:ascii="Roboto" w:hAnsi="Roboto" w:cs="Segoe UI"/>
-          <w:sz w:val="22"/>
-          <w:szCs w:val="22"/>
-          <w:lang w:val="en-US"/>
-        </w:rPr>
-        <w:t>-/</w:t>
-      </w:r>
-      <w:proofErr w:type="spellStart"/>
-      <w:r>
-        <w:rPr>
-          <w:rFonts w:ascii="Roboto" w:hAnsi="Roboto" w:cs="Segoe UI"/>
-          <w:sz w:val="22"/>
-          <w:szCs w:val="22"/>
-          <w:lang w:val="en-US"/>
-        </w:rPr>
-        <w:t>FrodoKEM</w:t>
-      </w:r>
-      <w:proofErr w:type="spellEnd"/>
+        <w:t>or via the post-quantum Kyber</w:t>
+      </w:r>
+      <w:r>
+        <w:rPr>
+          <w:rFonts w:ascii="Roboto" w:hAnsi="Roboto" w:cs="Segoe UI"/>
+          <w:sz w:val="22"/>
+          <w:szCs w:val="22"/>
+          <w:lang w:val="en-US"/>
+        </w:rPr>
+        <w:t xml:space="preserve">-/FrodoKEM </w:t>
+      </w:r>
+      <w:r>
+        <w:rPr>
+          <w:rFonts w:ascii="Roboto" w:hAnsi="Roboto" w:cs="Segoe UI"/>
+          <w:sz w:val="22"/>
+          <w:szCs w:val="22"/>
+          <w:lang w:val="en-US"/>
+        </w:rPr>
+        <w:t>process</w:t>
+      </w:r>
+      <w:r>
+        <w:rPr>
+          <w:rFonts w:ascii="Roboto" w:hAnsi="Roboto" w:cs="Segoe UI"/>
+          <w:sz w:val="22"/>
+          <w:szCs w:val="22"/>
+          <w:lang w:val="en-US"/>
+        </w:rPr>
+        <w:t>.</w:t>
+      </w:r>
+      <w:r>
+        <w:rPr>
+          <w:rFonts w:ascii="Roboto" w:hAnsi="Roboto" w:cs="Segoe UI"/>
+          <w:sz w:val="22"/>
+          <w:szCs w:val="22"/>
+          <w:lang w:val="en-US"/>
+        </w:rPr>
+        <w:t xml:space="preserve"> It’s preferred to use </w:t>
+      </w:r>
+      <w:r>
+        <w:rPr>
+          <w:rFonts w:ascii="Roboto" w:hAnsi="Roboto" w:cs="Segoe UI"/>
+          <w:sz w:val="22"/>
+          <w:szCs w:val="22"/>
+          <w:lang w:val="en-US"/>
+        </w:rPr>
+        <w:t xml:space="preserve">ECDH or standard DH with </w:t>
+      </w:r>
+      <w:r>
+        <w:rPr>
+          <w:rFonts w:ascii="Roboto" w:hAnsi="Roboto" w:cs="Segoe UI"/>
+          <w:sz w:val="22"/>
+          <w:szCs w:val="22"/>
+          <w:lang w:val="en-US"/>
+        </w:rPr>
+        <w:t>MAC</w:t>
+      </w:r>
+      <w:r>
+        <w:rPr>
+          <w:rFonts w:ascii="Roboto" w:hAnsi="Roboto" w:cs="Segoe UI"/>
+          <w:sz w:val="22"/>
+          <w:szCs w:val="22"/>
+          <w:lang w:val="en-US"/>
+        </w:rPr>
+        <w:t xml:space="preserve"> DRBG.</w:t>
+      </w:r>
       <w:r>
         <w:rPr>
           <w:rFonts w:ascii="Roboto" w:hAnsi="Roboto" w:cs="Segoe UI"/>
@@ -45034,34 +42213,7 @@
           <w:szCs w:val="22"/>
           <w:lang w:val="en-US"/>
         </w:rPr>
-        <w:t>process</w:t>
-      </w:r>
-      <w:r>
-        <w:rPr>
-          <w:rFonts w:ascii="Roboto" w:hAnsi="Roboto" w:cs="Segoe UI"/>
-          <w:sz w:val="22"/>
-          <w:szCs w:val="22"/>
-          <w:lang w:val="en-US"/>
-        </w:rPr>
-        <w:t>.</w:t>
-      </w:r>
-      <w:r>
-        <w:rPr>
-          <w:rFonts w:ascii="Roboto" w:hAnsi="Roboto" w:cs="Segoe UI"/>
-          <w:sz w:val="22"/>
-          <w:szCs w:val="22"/>
-          <w:lang w:val="en-US"/>
-        </w:rPr>
-        <w:t xml:space="preserve"> It’s preferred to use </w:t>
-      </w:r>
-      <w:r>
-        <w:rPr>
-          <w:rFonts w:ascii="Roboto" w:hAnsi="Roboto" w:cs="Segoe UI"/>
-          <w:sz w:val="22"/>
-          <w:szCs w:val="22"/>
-          <w:lang w:val="en-US"/>
-        </w:rPr>
-        <w:t xml:space="preserve">ECDH or standard DH with </w:t>
+        <w:t xml:space="preserve">If possible, also use </w:t>
       </w:r>
       <w:r>
         <w:rPr>
@@ -45079,7 +42231,97 @@
           <w:szCs w:val="22"/>
           <w:lang w:val="en-US"/>
         </w:rPr>
-        <w:t xml:space="preserve"> DRBG.</w:t>
+        <w:t xml:space="preserve"> authentication for these messages or otherwise do </w:t>
+      </w:r>
+      <w:r>
+        <w:rPr>
+          <w:rFonts w:ascii="Roboto" w:hAnsi="Roboto" w:cs="Segoe UI"/>
+          <w:sz w:val="22"/>
+          <w:szCs w:val="22"/>
+          <w:lang w:val="en-US"/>
+        </w:rPr>
+        <w:t xml:space="preserve">some </w:t>
+      </w:r>
+      <w:r>
+        <w:rPr>
+          <w:rFonts w:ascii="Roboto" w:hAnsi="Roboto" w:cs="Segoe UI"/>
+          <w:sz w:val="22"/>
+          <w:szCs w:val="22"/>
+          <w:lang w:val="en-US"/>
+        </w:rPr>
+        <w:t>plausibility checks.</w:t>
+      </w:r>
+      <w:r>
+        <w:rPr>
+          <w:rFonts w:ascii="Roboto" w:hAnsi="Roboto" w:cs="Segoe UI"/>
+          <w:sz w:val="22"/>
+          <w:szCs w:val="22"/>
+          <w:lang w:val="en-US"/>
+        </w:rPr>
+        <w:t xml:space="preserve"> The current phase defines if a field is mandatory. </w:t>
+      </w:r>
+      <w:r>
+        <w:rPr>
+          <w:rFonts w:ascii="Roboto" w:hAnsi="Roboto" w:cs="Segoe UI"/>
+          <w:sz w:val="22"/>
+          <w:szCs w:val="22"/>
+          <w:lang w:val="en-US"/>
+        </w:rPr>
+        <w:t xml:space="preserve">Both sides can restart the process by </w:t>
+      </w:r>
+      <w:r>
+        <w:rPr>
+          <w:rFonts w:ascii="Roboto" w:hAnsi="Roboto" w:cs="Segoe UI"/>
+          <w:sz w:val="22"/>
+          <w:szCs w:val="22"/>
+          <w:lang w:val="en-US"/>
+        </w:rPr>
+        <w:t xml:space="preserve">simply </w:t>
+      </w:r>
+      <w:r>
+        <w:rPr>
+          <w:rFonts w:ascii="Roboto" w:hAnsi="Roboto" w:cs="Segoe UI"/>
+          <w:sz w:val="22"/>
+          <w:szCs w:val="22"/>
+          <w:lang w:val="en-US"/>
+        </w:rPr>
+        <w:t xml:space="preserve">sending </w:t>
+      </w:r>
+      <w:r>
+        <w:rPr>
+          <w:rFonts w:ascii="Roboto" w:hAnsi="Roboto" w:cs="Segoe UI"/>
+          <w:sz w:val="22"/>
+          <w:szCs w:val="22"/>
+          <w:lang w:val="en-US"/>
+        </w:rPr>
+        <w:t xml:space="preserve">a message with </w:t>
+      </w:r>
+      <w:r>
+        <w:rPr>
+          <w:rFonts w:ascii="Roboto" w:hAnsi="Roboto" w:cs="Segoe UI"/>
+          <w:sz w:val="22"/>
+          <w:szCs w:val="22"/>
+          <w:lang w:val="en-US"/>
+        </w:rPr>
+        <w:t xml:space="preserve">the </w:t>
+      </w:r>
+      <w:r>
+        <w:rPr>
+          <w:rFonts w:ascii="Roboto" w:hAnsi="Roboto" w:cs="Segoe UI"/>
+          <w:sz w:val="22"/>
+          <w:szCs w:val="22"/>
+          <w:lang w:val="en-US"/>
+        </w:rPr>
+        <w:t>phase</w:t>
+      </w:r>
+      <w:r>
+        <w:rPr>
+          <w:rFonts w:ascii="Roboto" w:hAnsi="Roboto" w:cs="Segoe UI"/>
+          <w:sz w:val="22"/>
+          <w:szCs w:val="22"/>
+          <w:lang w:val="en-US"/>
+        </w:rPr>
+        <w:t xml:space="preserve"> set</w:t>
       </w:r>
       <w:r>
         <w:rPr>
@@ -45097,115 +42339,16 @@
           <w:szCs w:val="22"/>
           <w:lang w:val="en-US"/>
         </w:rPr>
-        <w:t xml:space="preserve">If possible, also use </w:t>
-      </w:r>
-      <w:r>
-        <w:rPr>
-          <w:rFonts w:ascii="Roboto" w:hAnsi="Roboto" w:cs="Segoe UI"/>
-          <w:sz w:val="22"/>
-          <w:szCs w:val="22"/>
-          <w:lang w:val="en-US"/>
-        </w:rPr>
-        <w:t>MAC</w:t>
-      </w:r>
-      <w:r>
-        <w:rPr>
-          <w:rFonts w:ascii="Roboto" w:hAnsi="Roboto" w:cs="Segoe UI"/>
-          <w:sz w:val="22"/>
-          <w:szCs w:val="22"/>
-          <w:lang w:val="en-US"/>
-        </w:rPr>
-        <w:t xml:space="preserve"> authentication for these messages or otherwise do </w:t>
-      </w:r>
-      <w:r>
-        <w:rPr>
-          <w:rFonts w:ascii="Roboto" w:hAnsi="Roboto" w:cs="Segoe UI"/>
-          <w:sz w:val="22"/>
-          <w:szCs w:val="22"/>
-          <w:lang w:val="en-US"/>
-        </w:rPr>
-        <w:t xml:space="preserve">some </w:t>
-      </w:r>
-      <w:r>
-        <w:rPr>
-          <w:rFonts w:ascii="Roboto" w:hAnsi="Roboto" w:cs="Segoe UI"/>
-          <w:sz w:val="22"/>
-          <w:szCs w:val="22"/>
-          <w:lang w:val="en-US"/>
-        </w:rPr>
-        <w:t>plausibility checks.</w:t>
-      </w:r>
-      <w:r>
-        <w:rPr>
-          <w:rFonts w:ascii="Roboto" w:hAnsi="Roboto" w:cs="Segoe UI"/>
-          <w:sz w:val="22"/>
-          <w:szCs w:val="22"/>
-          <w:lang w:val="en-US"/>
-        </w:rPr>
-        <w:t xml:space="preserve"> The current phase defines if a field is mandatory. </w:t>
-      </w:r>
-      <w:r>
-        <w:rPr>
-          <w:rFonts w:ascii="Roboto" w:hAnsi="Roboto" w:cs="Segoe UI"/>
-          <w:sz w:val="22"/>
-          <w:szCs w:val="22"/>
-          <w:lang w:val="en-US"/>
-        </w:rPr>
-        <w:t xml:space="preserve">Both sides can restart the process by </w:t>
-      </w:r>
-      <w:r>
-        <w:rPr>
-          <w:rFonts w:ascii="Roboto" w:hAnsi="Roboto" w:cs="Segoe UI"/>
-          <w:sz w:val="22"/>
-          <w:szCs w:val="22"/>
-          <w:lang w:val="en-US"/>
-        </w:rPr>
-        <w:t xml:space="preserve">simply </w:t>
-      </w:r>
-      <w:r>
-        <w:rPr>
-          <w:rFonts w:ascii="Roboto" w:hAnsi="Roboto" w:cs="Segoe UI"/>
-          <w:sz w:val="22"/>
-          <w:szCs w:val="22"/>
-          <w:lang w:val="en-US"/>
-        </w:rPr>
-        <w:t xml:space="preserve">sending </w:t>
-      </w:r>
-      <w:r>
-        <w:rPr>
-          <w:rFonts w:ascii="Roboto" w:hAnsi="Roboto" w:cs="Segoe UI"/>
-          <w:sz w:val="22"/>
-          <w:szCs w:val="22"/>
-          <w:lang w:val="en-US"/>
-        </w:rPr>
-        <w:t xml:space="preserve">a message with </w:t>
-      </w:r>
-      <w:r>
-        <w:rPr>
-          <w:rFonts w:ascii="Roboto" w:hAnsi="Roboto" w:cs="Segoe UI"/>
-          <w:sz w:val="22"/>
-          <w:szCs w:val="22"/>
-          <w:lang w:val="en-US"/>
-        </w:rPr>
-        <w:t xml:space="preserve">the </w:t>
-      </w:r>
-      <w:r>
-        <w:rPr>
-          <w:rFonts w:ascii="Roboto" w:hAnsi="Roboto" w:cs="Segoe UI"/>
-          <w:sz w:val="22"/>
-          <w:szCs w:val="22"/>
-          <w:lang w:val="en-US"/>
-        </w:rPr>
-        <w:t>phase</w:t>
-      </w:r>
-      <w:r>
-        <w:rPr>
-          <w:rFonts w:ascii="Roboto" w:hAnsi="Roboto" w:cs="Segoe UI"/>
-          <w:sz w:val="22"/>
-          <w:szCs w:val="22"/>
-          <w:lang w:val="en-US"/>
-        </w:rPr>
-        <w:t xml:space="preserve"> set</w:t>
+        <w:t xml:space="preserve">again </w:t>
+      </w:r>
+      <w:r>
+        <w:rPr>
+          <w:rFonts w:ascii="Roboto" w:hAnsi="Roboto" w:cs="Segoe UI"/>
+          <w:sz w:val="22"/>
+          <w:szCs w:val="22"/>
+          <w:lang w:val="en-US"/>
+        </w:rPr>
+        <w:t>to zero</w:t>
       </w:r>
       <w:r>
         <w:rPr>
@@ -45223,33 +42366,6 @@
           <w:szCs w:val="22"/>
           <w:lang w:val="en-US"/>
         </w:rPr>
-        <w:t xml:space="preserve">again </w:t>
-      </w:r>
-      <w:r>
-        <w:rPr>
-          <w:rFonts w:ascii="Roboto" w:hAnsi="Roboto" w:cs="Segoe UI"/>
-          <w:sz w:val="22"/>
-          <w:szCs w:val="22"/>
-          <w:lang w:val="en-US"/>
-        </w:rPr>
-        <w:t>to zero</w:t>
-      </w:r>
-      <w:r>
-        <w:rPr>
-          <w:rFonts w:ascii="Roboto" w:hAnsi="Roboto" w:cs="Segoe UI"/>
-          <w:sz w:val="22"/>
-          <w:szCs w:val="22"/>
-          <w:lang w:val="en-US"/>
-        </w:rPr>
-        <w:t xml:space="preserve"> </w:t>
-      </w:r>
-      <w:r>
-        <w:rPr>
-          <w:rFonts w:ascii="Roboto" w:hAnsi="Roboto" w:cs="Segoe UI"/>
-          <w:sz w:val="22"/>
-          <w:szCs w:val="22"/>
-          <w:lang w:val="en-US"/>
-        </w:rPr>
         <w:t>again.</w:t>
       </w:r>
       <w:r>
@@ -45268,39 +42384,17 @@
           <w:szCs w:val="22"/>
           <w:lang w:val="en-US"/>
         </w:rPr>
-        <w:t xml:space="preserve"> or </w:t>
-      </w:r>
-      <w:proofErr w:type="spellStart"/>
-      <w:r>
-        <w:rPr>
-          <w:rFonts w:ascii="Roboto" w:hAnsi="Roboto" w:cs="Segoe UI"/>
-          <w:sz w:val="22"/>
-          <w:szCs w:val="22"/>
-          <w:lang w:val="en-US"/>
-        </w:rPr>
-        <w:t>Kyber</w:t>
-      </w:r>
-      <w:proofErr w:type="spellEnd"/>
-      <w:r>
-        <w:rPr>
-          <w:rFonts w:ascii="Roboto" w:hAnsi="Roboto" w:cs="Segoe UI"/>
-          <w:sz w:val="22"/>
-          <w:szCs w:val="22"/>
-          <w:lang w:val="en-US"/>
-        </w:rPr>
-        <w:t>-/</w:t>
-      </w:r>
-      <w:proofErr w:type="spellStart"/>
-      <w:r>
-        <w:rPr>
-          <w:rFonts w:ascii="Roboto" w:hAnsi="Roboto" w:cs="Segoe UI"/>
-          <w:sz w:val="22"/>
-          <w:szCs w:val="22"/>
-          <w:lang w:val="en-US"/>
-        </w:rPr>
-        <w:t>FrodoKEM</w:t>
-      </w:r>
-      <w:proofErr w:type="spellEnd"/>
+        <w:t xml:space="preserve"> or Kyber</w:t>
+      </w:r>
+      <w:r>
+        <w:rPr>
+          <w:rFonts w:ascii="Roboto" w:hAnsi="Roboto" w:cs="Segoe UI"/>
+          <w:sz w:val="22"/>
+          <w:szCs w:val="22"/>
+          <w:lang w:val="en-US"/>
+        </w:rPr>
+        <w:t>-/FrodoKEM</w:t>
+      </w:r>
       <w:r>
         <w:rPr>
           <w:rFonts w:ascii="Roboto" w:hAnsi="Roboto" w:cs="Segoe UI"/>
@@ -45645,7 +42739,6 @@
         </w:rPr>
         <w:t>&gt;(M</w:t>
       </w:r>
-      <w:proofErr w:type="gramStart"/>
       <w:r>
         <w:rPr>
           <w:rFonts w:ascii="Roboto" w:hAnsi="Roboto" w:cs="Segoe UI"/>
@@ -45671,17 +42764,7 @@
           <w:szCs w:val="22"/>
           <w:lang w:val="en-US"/>
         </w:rPr>
-        <w:t>&lt;</w:t>
-      </w:r>
-      <w:proofErr w:type="gramEnd"/>
-      <w:r>
-        <w:rPr>
-          <w:rFonts w:ascii="Roboto" w:hAnsi="Roboto" w:cs="Segoe UI"/>
-          <w:sz w:val="22"/>
-          <w:szCs w:val="22"/>
-          <w:lang w:val="en-US"/>
-        </w:rPr>
-        <w:t>Key</w:t>
+        <w:t>&lt;Key</w:t>
       </w:r>
       <w:r>
         <w:rPr>
@@ -45861,27 +42944,7 @@
           <w:szCs w:val="22"/>
           <w:lang w:val="en-US"/>
         </w:rPr>
-        <w:t>&lt;</w:t>
-      </w:r>
-      <w:proofErr w:type="spellStart"/>
-      <w:r>
-        <w:rPr>
-          <w:rFonts w:ascii="Roboto" w:hAnsi="Roboto" w:cs="Segoe UI"/>
-          <w:sz w:val="22"/>
-          <w:szCs w:val="22"/>
-          <w:lang w:val="en-US"/>
-        </w:rPr>
-        <w:t>InitialisationVector</w:t>
-      </w:r>
-      <w:proofErr w:type="spellEnd"/>
-      <w:r>
-        <w:rPr>
-          <w:rFonts w:ascii="Roboto" w:hAnsi="Roboto" w:cs="Segoe UI"/>
-          <w:sz w:val="22"/>
-          <w:szCs w:val="22"/>
-          <w:lang w:val="en-US"/>
-        </w:rPr>
-        <w:t>&gt;(M</w:t>
+        <w:t>&lt;InitialisationVector&gt;(M</w:t>
       </w:r>
       <w:r>
         <w:rPr>
@@ -46040,7 +43103,6 @@
                 <w:lang w:val="en-US"/>
               </w:rPr>
             </w:pPr>
-            <w:proofErr w:type="spellStart"/>
             <w:r>
               <w:rPr>
                 <w:rFonts w:ascii="Roboto" w:hAnsi="Roboto" w:cs="Segoe UI"/>
@@ -46059,7 +43121,6 @@
               </w:rPr>
               <w:t>Type</w:t>
             </w:r>
-            <w:proofErr w:type="spellEnd"/>
           </w:p>
         </w:tc>
         <w:tc>
@@ -46120,7 +43181,6 @@
               </w:rPr>
               <w:t xml:space="preserve"> </w:t>
             </w:r>
-            <w:proofErr w:type="gramStart"/>
             <w:r>
               <w:rPr>
                 <w:rFonts w:ascii="Roboto" w:hAnsi="Roboto" w:cs="Segoe UI"/>
@@ -46175,7 +43235,6 @@
               </w:rPr>
               <w:t>it</w:t>
             </w:r>
-            <w:proofErr w:type="gramEnd"/>
             <w:r>
               <w:rPr>
                 <w:rFonts w:ascii="Roboto" w:hAnsi="Roboto" w:cs="Segoe UI"/>
@@ -46360,17 +43419,7 @@
                 <w:szCs w:val="22"/>
                 <w:lang w:val="en-US"/>
               </w:rPr>
-              <w:t>1024/2048/</w:t>
-            </w:r>
-            <w:proofErr w:type="gramStart"/>
-            <w:r>
-              <w:rPr>
-                <w:rFonts w:ascii="Roboto" w:hAnsi="Roboto" w:cs="Segoe UI"/>
-                <w:sz w:val="22"/>
-                <w:szCs w:val="22"/>
-                <w:lang w:val="en-US"/>
-              </w:rPr>
-              <w:t>4096 b</w:t>
+              <w:t>1024/2048/4096 b</w:t>
             </w:r>
             <w:r>
               <w:rPr>
@@ -46381,7 +43430,6 @@
               </w:rPr>
               <w:t>it</w:t>
             </w:r>
-            <w:proofErr w:type="gramEnd"/>
             <w:r>
               <w:rPr>
                 <w:rFonts w:ascii="Roboto" w:hAnsi="Roboto" w:cs="Segoe UI"/>
@@ -47027,7 +44075,6 @@
                 <w:lang w:val="en-US"/>
               </w:rPr>
             </w:pPr>
-            <w:proofErr w:type="spellStart"/>
             <w:r>
               <w:rPr>
                 <w:rFonts w:ascii="Roboto" w:hAnsi="Roboto" w:cs="Segoe UI"/>
@@ -47046,7 +44093,6 @@
               </w:rPr>
               <w:t>SharedSecret</w:t>
             </w:r>
-            <w:proofErr w:type="spellEnd"/>
           </w:p>
         </w:tc>
         <w:tc>
@@ -47134,7 +44180,6 @@
                 <w:lang w:val="en-US"/>
               </w:rPr>
             </w:pPr>
-            <w:proofErr w:type="spellStart"/>
             <w:r>
               <w:rPr>
                 <w:rFonts w:ascii="Roboto" w:hAnsi="Roboto" w:cs="Segoe UI"/>
@@ -47144,7 +44189,6 @@
               </w:rPr>
               <w:t>KeyLengthKEM</w:t>
             </w:r>
-            <w:proofErr w:type="spellEnd"/>
           </w:p>
         </w:tc>
         <w:tc>
@@ -47294,7 +44338,6 @@
                 <w:lang w:val="en-US"/>
               </w:rPr>
             </w:pPr>
-            <w:proofErr w:type="spellStart"/>
             <w:r>
               <w:rPr>
                 <w:rFonts w:ascii="Roboto" w:hAnsi="Roboto" w:cs="Segoe UI"/>
@@ -47304,7 +44347,6 @@
               </w:rPr>
               <w:t>HexString</w:t>
             </w:r>
-            <w:proofErr w:type="spellEnd"/>
           </w:p>
         </w:tc>
         <w:tc>
@@ -47383,7 +44425,6 @@
                 <w:lang w:val="en-US"/>
               </w:rPr>
             </w:pPr>
-            <w:proofErr w:type="spellStart"/>
             <w:r>
               <w:rPr>
                 <w:rFonts w:ascii="Roboto" w:hAnsi="Roboto" w:cs="Segoe UI"/>
@@ -47393,7 +44434,6 @@
               </w:rPr>
               <w:t>HexString</w:t>
             </w:r>
-            <w:proofErr w:type="spellEnd"/>
           </w:p>
         </w:tc>
         <w:tc>
@@ -47437,25 +44477,14 @@
                 <w:lang w:val="en-US"/>
               </w:rPr>
             </w:pPr>
-            <w:proofErr w:type="spellStart"/>
-            <w:r>
-              <w:rPr>
-                <w:rFonts w:ascii="Roboto" w:hAnsi="Roboto" w:cs="Segoe UI"/>
-                <w:sz w:val="22"/>
-                <w:szCs w:val="22"/>
-                <w:lang w:val="en-US"/>
-              </w:rPr>
-              <w:t>Initialisation</w:t>
-            </w:r>
-            <w:proofErr w:type="spellEnd"/>
-            <w:r>
-              <w:rPr>
-                <w:rFonts w:ascii="Roboto" w:hAnsi="Roboto" w:cs="Segoe UI"/>
-                <w:sz w:val="22"/>
-                <w:szCs w:val="22"/>
-                <w:lang w:val="en-US"/>
-              </w:rPr>
-              <w:t xml:space="preserve"> vector (IV)</w:t>
+            <w:r>
+              <w:rPr>
+                <w:rFonts w:ascii="Roboto" w:hAnsi="Roboto" w:cs="Segoe UI"/>
+                <w:sz w:val="22"/>
+                <w:szCs w:val="22"/>
+                <w:lang w:val="en-US"/>
+              </w:rPr>
+              <w:t>Initialisation vector (IV)</w:t>
             </w:r>
           </w:p>
         </w:tc>
@@ -47474,7 +44503,6 @@
                 <w:lang w:val="en-US"/>
               </w:rPr>
             </w:pPr>
-            <w:proofErr w:type="spellStart"/>
             <w:r>
               <w:rPr>
                 <w:rFonts w:ascii="Roboto" w:hAnsi="Roboto" w:cs="Segoe UI"/>
@@ -47484,7 +44512,6 @@
               </w:rPr>
               <w:t>HexString</w:t>
             </w:r>
-            <w:proofErr w:type="spellEnd"/>
           </w:p>
         </w:tc>
         <w:tc>
@@ -47501,25 +44528,14 @@
                 <w:lang w:val="en-US"/>
               </w:rPr>
             </w:pPr>
-            <w:proofErr w:type="spellStart"/>
-            <w:r>
-              <w:rPr>
-                <w:rFonts w:ascii="Roboto" w:hAnsi="Roboto" w:cs="Segoe UI"/>
-                <w:sz w:val="22"/>
-                <w:szCs w:val="22"/>
-                <w:lang w:val="en-US"/>
-              </w:rPr>
-              <w:t>Initialisation</w:t>
-            </w:r>
-            <w:proofErr w:type="spellEnd"/>
-            <w:r>
-              <w:rPr>
-                <w:rFonts w:ascii="Roboto" w:hAnsi="Roboto" w:cs="Segoe UI"/>
-                <w:sz w:val="22"/>
-                <w:szCs w:val="22"/>
-                <w:lang w:val="en-US"/>
-              </w:rPr>
-              <w:t xml:space="preserve"> vector (IV) </w:t>
+            <w:r>
+              <w:rPr>
+                <w:rFonts w:ascii="Roboto" w:hAnsi="Roboto" w:cs="Segoe UI"/>
+                <w:sz w:val="22"/>
+                <w:szCs w:val="22"/>
+                <w:lang w:val="en-US"/>
+              </w:rPr>
+              <w:t xml:space="preserve">Initialisation vector (IV) </w:t>
             </w:r>
             <w:r>
               <w:rPr>
@@ -47761,17 +44777,7 @@
           <w:szCs w:val="22"/>
           <w:lang w:val="en-US"/>
         </w:rPr>
-        <w:t>;89</w:t>
-      </w:r>
-      <w:proofErr w:type="gramStart"/>
-      <w:r>
-        <w:rPr>
-          <w:rFonts w:ascii="Roboto" w:hAnsi="Roboto" w:cs="Segoe UI"/>
-          <w:sz w:val="22"/>
-          <w:szCs w:val="22"/>
-          <w:lang w:val="en-US"/>
-        </w:rPr>
-        <w:t>AD;U;;</w:t>
+        <w:t>;89AD;U;;</w:t>
       </w:r>
       <w:r>
         <w:rPr>
@@ -47782,7 +44788,6 @@
         </w:rPr>
         <w:t>;</w:t>
       </w:r>
-      <w:proofErr w:type="gramEnd"/>
       <w:r>
         <w:rPr>
           <w:rFonts w:ascii="Roboto" w:hAnsi="Roboto" w:cs="Segoe UI"/>
@@ -47910,17 +44915,7 @@
           <w:szCs w:val="22"/>
           <w:lang w:val="en-US"/>
         </w:rPr>
-        <w:t>0191C643A8</w:t>
-      </w:r>
-      <w:proofErr w:type="gramStart"/>
-      <w:r>
-        <w:rPr>
-          <w:rFonts w:ascii="Roboto" w:hAnsi="Roboto" w:cs="Segoe UI"/>
-          <w:sz w:val="22"/>
-          <w:szCs w:val="22"/>
-          <w:lang w:val="en-US"/>
-        </w:rPr>
-        <w:t>AF</w:t>
+        <w:t>0191C643A8AF</w:t>
       </w:r>
       <w:r>
         <w:rPr>
@@ -47938,17 +44933,7 @@
           <w:szCs w:val="22"/>
           <w:lang w:val="en-US"/>
         </w:rPr>
-        <w:t>FE</w:t>
-      </w:r>
-      <w:proofErr w:type="gramEnd"/>
-      <w:r>
-        <w:rPr>
-          <w:rFonts w:ascii="Roboto" w:hAnsi="Roboto" w:cs="Segoe UI"/>
-          <w:sz w:val="22"/>
-          <w:szCs w:val="22"/>
-          <w:lang w:val="en-US"/>
-        </w:rPr>
-        <w:t>2A</w:t>
+        <w:t>FE2A</w:t>
       </w:r>
       <w:r>
         <w:rPr>
@@ -48075,55 +45060,7 @@
           <w:lang w:val="en-US"/>
         </w:rPr>
         <w:lastRenderedPageBreak/>
-        <w:t xml:space="preserve">DH-, ECDH and </w:t>
-      </w:r>
-      <w:proofErr w:type="spellStart"/>
-      <w:r>
-        <w:rPr>
-          <w:rFonts w:ascii="Roboto" w:hAnsi="Roboto" w:cs="Segoe UI"/>
-          <w:i/>
-          <w:iCs/>
-          <w:sz w:val="22"/>
-          <w:szCs w:val="22"/>
-          <w:lang w:val="en-US"/>
-        </w:rPr>
-        <w:t>Kyber</w:t>
-      </w:r>
-      <w:proofErr w:type="spellEnd"/>
-      <w:r>
-        <w:rPr>
-          <w:rFonts w:ascii="Roboto" w:hAnsi="Roboto" w:cs="Segoe UI"/>
-          <w:i/>
-          <w:iCs/>
-          <w:sz w:val="22"/>
-          <w:szCs w:val="22"/>
-          <w:lang w:val="en-US"/>
-        </w:rPr>
-        <w:t>/</w:t>
-      </w:r>
-      <w:proofErr w:type="spellStart"/>
-      <w:r>
-        <w:rPr>
-          <w:rFonts w:ascii="Roboto" w:hAnsi="Roboto" w:cs="Segoe UI"/>
-          <w:i/>
-          <w:iCs/>
-          <w:sz w:val="22"/>
-          <w:szCs w:val="22"/>
-          <w:lang w:val="en-US"/>
-        </w:rPr>
-        <w:t>FrodoKEM</w:t>
-      </w:r>
-      <w:proofErr w:type="spellEnd"/>
-      <w:r>
-        <w:rPr>
-          <w:rFonts w:ascii="Roboto" w:hAnsi="Roboto" w:cs="Segoe UI"/>
-          <w:i/>
-          <w:iCs/>
-          <w:sz w:val="22"/>
-          <w:szCs w:val="22"/>
-          <w:lang w:val="en-US"/>
-        </w:rPr>
-        <w:t xml:space="preserve"> sequences</w:t>
+        <w:t>DH-, ECDH and Kyber/FrodoKEM sequences</w:t>
       </w:r>
       <w:r>
         <w:rPr>
@@ -48191,7 +45128,7 @@
           <v:shape id="_x0000_i1026" type="#_x0000_t75" style="width:608.15pt;height:417pt" o:ole="">
             <v:imagedata r:id="rId14" o:title=""/>
           </v:shape>
-          <o:OLEObject Type="Embed" ProgID="Visio.Drawing.15" ShapeID="_x0000_i1026" DrawAspect="Content" ObjectID="_1850456417" r:id="rId15"/>
+          <o:OLEObject Type="Embed" ProgID="Visio.Drawing.15" ShapeID="_x0000_i1026" DrawAspect="Content" ObjectID="_1850503268" r:id="rId15"/>
         </w:object>
       </w:r>
     </w:p>
@@ -48301,7 +45238,6 @@
         </w:rPr>
         <w:t xml:space="preserve">You can mix different messages in a single POST request. Updates for existing messages, </w:t>
       </w:r>
-      <w:proofErr w:type="gramStart"/>
       <w:r>
         <w:rPr>
           <w:rFonts w:ascii="Roboto" w:hAnsi="Roboto" w:cs="Segoe UI"/>
@@ -48311,7 +45247,6 @@
         </w:rPr>
         <w:t>e.g.</w:t>
       </w:r>
-      <w:proofErr w:type="gramEnd"/>
       <w:r>
         <w:rPr>
           <w:rFonts w:ascii="Roboto" w:hAnsi="Roboto" w:cs="Segoe UI"/>
@@ -48471,19 +45406,8 @@
           <w:szCs w:val="22"/>
           <w:lang w:val="en-US"/>
         </w:rPr>
-        <w:t xml:space="preserve">   "messages</w:t>
-      </w:r>
-      <w:proofErr w:type="gramStart"/>
-      <w:r>
-        <w:rPr>
-          <w:rFonts w:ascii="Roboto" w:hAnsi="Roboto" w:cs="Segoe UI"/>
-          <w:sz w:val="22"/>
-          <w:szCs w:val="22"/>
-          <w:lang w:val="en-US"/>
-        </w:rPr>
-        <w:t>":[</w:t>
-      </w:r>
-      <w:proofErr w:type="gramEnd"/>
+        <w:t xml:space="preserve">   "messages":[</w:t>
+      </w:r>
     </w:p>
     <w:p>
       <w:pPr>
@@ -48715,19 +45639,8 @@
           <w:lang w:val="en-US"/>
         </w:rPr>
         <w:br/>
-        <w:t xml:space="preserve">Host: </w:t>
-      </w:r>
-      <w:proofErr w:type="spellStart"/>
-      <w:proofErr w:type="gramStart"/>
-      <w:r>
-        <w:rPr>
-          <w:rFonts w:ascii="Roboto" w:hAnsi="Roboto" w:cs="Segoe UI"/>
-          <w:lang w:val="en-US"/>
-        </w:rPr>
-        <w:t>sample.host</w:t>
-      </w:r>
-      <w:proofErr w:type="spellEnd"/>
-      <w:proofErr w:type="gramEnd"/>
+        <w:t>Host: sample.host</w:t>
+      </w:r>
       <w:r>
         <w:rPr>
           <w:rFonts w:ascii="Roboto" w:hAnsi="Roboto" w:cs="Segoe UI"/>
@@ -48888,19 +45801,8 @@
           <w:szCs w:val="22"/>
           <w:lang w:val="en-US"/>
         </w:rPr>
-        <w:t xml:space="preserve">   "messages</w:t>
-      </w:r>
-      <w:proofErr w:type="gramStart"/>
-      <w:r>
-        <w:rPr>
-          <w:rFonts w:ascii="Roboto" w:hAnsi="Roboto" w:cs="Segoe UI"/>
-          <w:sz w:val="22"/>
-          <w:szCs w:val="22"/>
-          <w:lang w:val="en-US"/>
-        </w:rPr>
-        <w:t>":[</w:t>
-      </w:r>
-      <w:proofErr w:type="gramEnd"/>
+        <w:t xml:space="preserve">   "messages":[</w:t>
+      </w:r>
     </w:p>
     <w:p>
       <w:pPr>
@@ -48959,27 +45861,7 @@
           <w:szCs w:val="22"/>
           <w:lang w:val="en-US"/>
         </w:rPr>
-        <w:t>;66A</w:t>
-      </w:r>
-      <w:proofErr w:type="gramStart"/>
-      <w:r>
-        <w:rPr>
-          <w:rFonts w:ascii="Roboto" w:hAnsi="Roboto" w:cs="Segoe UI"/>
-          <w:sz w:val="22"/>
-          <w:szCs w:val="22"/>
-          <w:lang w:val="en-US"/>
-        </w:rPr>
-        <w:t>3;S</w:t>
-      </w:r>
-      <w:proofErr w:type="gramEnd"/>
-      <w:r>
-        <w:rPr>
-          <w:rFonts w:ascii="Roboto" w:hAnsi="Roboto" w:cs="Segoe UI"/>
-          <w:sz w:val="22"/>
-          <w:szCs w:val="22"/>
-          <w:lang w:val="en-US"/>
-        </w:rPr>
-        <w:t>;TRUE;102;TRUE;53.32;8.11"</w:t>
+        <w:t>;66A3;S;TRUE;102;TRUE;53.32;8.11"</w:t>
       </w:r>
       <w:r>
         <w:rPr>
@@ -49009,27 +45891,7 @@
           <w:szCs w:val="22"/>
           <w:lang w:val="en-US"/>
         </w:rPr>
-        <w:t xml:space="preserve">         "message":"</w:t>
-      </w:r>
-      <w:proofErr w:type="gramStart"/>
-      <w:r>
-        <w:rPr>
-          <w:rFonts w:ascii="Roboto" w:hAnsi="Roboto" w:cs="Segoe UI"/>
-          <w:sz w:val="22"/>
-          <w:szCs w:val="22"/>
-          <w:lang w:val="en-US"/>
-        </w:rPr>
-        <w:t>METEO;AC</w:t>
-      </w:r>
-      <w:proofErr w:type="gramEnd"/>
-      <w:r>
-        <w:rPr>
-          <w:rFonts w:ascii="Roboto" w:hAnsi="Roboto" w:cs="Segoe UI"/>
-          <w:sz w:val="22"/>
-          <w:szCs w:val="22"/>
-          <w:lang w:val="en-US"/>
-        </w:rPr>
-        <w:t>;</w:t>
+        <w:t xml:space="preserve">         "message":"METEO;AC;</w:t>
       </w:r>
       <w:r>
         <w:rPr>
@@ -49077,27 +45939,7 @@
           <w:szCs w:val="22"/>
           <w:lang w:val="en-US"/>
         </w:rPr>
-        <w:t xml:space="preserve">         "message":"</w:t>
-      </w:r>
-      <w:proofErr w:type="gramStart"/>
-      <w:r>
-        <w:rPr>
-          <w:rFonts w:ascii="Roboto" w:hAnsi="Roboto" w:cs="Segoe UI"/>
-          <w:sz w:val="22"/>
-          <w:szCs w:val="22"/>
-          <w:lang w:val="en-US"/>
-        </w:rPr>
-        <w:t>TEXT;D</w:t>
-      </w:r>
-      <w:proofErr w:type="gramEnd"/>
-      <w:r>
-        <w:rPr>
-          <w:rFonts w:ascii="Roboto" w:hAnsi="Roboto" w:cs="Segoe UI"/>
-          <w:sz w:val="22"/>
-          <w:szCs w:val="22"/>
-          <w:lang w:val="en-US"/>
-        </w:rPr>
-        <w:t>6;</w:t>
+        <w:t xml:space="preserve">         "message":"TEXT;D6;</w:t>
       </w:r>
       <w:r>
         <w:rPr>
@@ -49163,27 +46005,7 @@
           <w:szCs w:val="22"/>
           <w:lang w:val="en-US"/>
         </w:rPr>
-        <w:t>;910</w:t>
-      </w:r>
-      <w:proofErr w:type="gramStart"/>
-      <w:r>
-        <w:rPr>
-          <w:rFonts w:ascii="Roboto" w:hAnsi="Roboto" w:cs="Segoe UI"/>
-          <w:sz w:val="22"/>
-          <w:szCs w:val="22"/>
-          <w:lang w:val="en-US"/>
-        </w:rPr>
-        <w:t>E;U;;</w:t>
-      </w:r>
-      <w:proofErr w:type="gramEnd"/>
-      <w:r>
-        <w:rPr>
-          <w:rFonts w:ascii="Roboto" w:hAnsi="Roboto" w:cs="Segoe UI"/>
-          <w:sz w:val="22"/>
-          <w:szCs w:val="22"/>
-          <w:lang w:val="en-US"/>
-        </w:rPr>
-        <w:t>8;1;FF8000;Area A;10000;53.43;9.45"</w:t>
+        <w:t>;910E;U;;8;1;FF8000;Area A;10000;53.43;9.45"</w:t>
       </w:r>
     </w:p>
     <w:p>
@@ -49379,19 +46201,8 @@
           <w:lang w:val="en-US"/>
         </w:rPr>
         <w:br/>
-        <w:t xml:space="preserve">Host: </w:t>
-      </w:r>
-      <w:proofErr w:type="spellStart"/>
-      <w:proofErr w:type="gramStart"/>
-      <w:r>
-        <w:rPr>
-          <w:rFonts w:ascii="Roboto" w:hAnsi="Roboto" w:cs="Segoe UI"/>
-          <w:lang w:val="en-US"/>
-        </w:rPr>
-        <w:t>sample.host</w:t>
-      </w:r>
-      <w:proofErr w:type="spellEnd"/>
-      <w:proofErr w:type="gramEnd"/>
+        <w:t>Host: sample.host</w:t>
+      </w:r>
       <w:r>
         <w:rPr>
           <w:rFonts w:ascii="Roboto" w:hAnsi="Roboto" w:cs="Segoe UI"/>
@@ -49440,19 +46251,8 @@
           <w:szCs w:val="22"/>
           <w:lang w:val="en-US"/>
         </w:rPr>
-        <w:t xml:space="preserve">   "messages</w:t>
-      </w:r>
-      <w:proofErr w:type="gramStart"/>
-      <w:r>
-        <w:rPr>
-          <w:rFonts w:ascii="Roboto" w:hAnsi="Roboto" w:cs="Segoe UI"/>
-          <w:sz w:val="22"/>
-          <w:szCs w:val="22"/>
-          <w:lang w:val="en-US"/>
-        </w:rPr>
-        <w:t>":[</w:t>
-      </w:r>
-      <w:proofErr w:type="gramEnd"/>
+        <w:t xml:space="preserve">   "messages":[</w:t>
+      </w:r>
     </w:p>
     <w:p>
       <w:pPr>
@@ -49511,27 +46311,7 @@
           <w:szCs w:val="22"/>
           <w:lang w:val="en-US"/>
         </w:rPr>
-        <w:t>;66A</w:t>
-      </w:r>
-      <w:proofErr w:type="gramStart"/>
-      <w:r>
-        <w:rPr>
-          <w:rFonts w:ascii="Roboto" w:hAnsi="Roboto" w:cs="Segoe UI"/>
-          <w:sz w:val="22"/>
-          <w:szCs w:val="22"/>
-          <w:lang w:val="en-US"/>
-        </w:rPr>
-        <w:t>3;R</w:t>
-      </w:r>
-      <w:proofErr w:type="gramEnd"/>
-      <w:r>
-        <w:rPr>
-          <w:rFonts w:ascii="Roboto" w:hAnsi="Roboto" w:cs="Segoe UI"/>
-          <w:sz w:val="22"/>
-          <w:szCs w:val="22"/>
-          <w:lang w:val="en-US"/>
-        </w:rPr>
-        <w:t xml:space="preserve">;TRUE;;42.32;-123.11;10000;50.23;297;;;33.3;-0.15;sfapmf---------"         </w:t>
+        <w:t xml:space="preserve">;66A3;R;TRUE;;42.32;-123.11;10000;50.23;297;;;33.3;-0.15;sfapmf---------"         </w:t>
       </w:r>
     </w:p>
     <w:p>
@@ -49552,27 +46332,7 @@
           <w:szCs w:val="22"/>
           <w:lang w:val="en-US"/>
         </w:rPr>
-        <w:t xml:space="preserve">         "message":"</w:t>
-      </w:r>
-      <w:proofErr w:type="gramStart"/>
-      <w:r>
-        <w:rPr>
-          <w:rFonts w:ascii="Roboto" w:hAnsi="Roboto" w:cs="Segoe UI"/>
-          <w:sz w:val="22"/>
-          <w:szCs w:val="22"/>
-          <w:lang w:val="en-US"/>
-        </w:rPr>
-        <w:t>TEXT;AE</w:t>
-      </w:r>
-      <w:proofErr w:type="gramEnd"/>
-      <w:r>
-        <w:rPr>
-          <w:rFonts w:ascii="Roboto" w:hAnsi="Roboto" w:cs="Segoe UI"/>
-          <w:sz w:val="22"/>
-          <w:szCs w:val="22"/>
-          <w:lang w:val="en-US"/>
-        </w:rPr>
-        <w:t>;</w:t>
+        <w:t xml:space="preserve">         "message":"TEXT;AE;</w:t>
       </w:r>
       <w:r>
         <w:rPr>
@@ -49782,51 +46542,7 @@
           <w:szCs w:val="20"/>
           <w:shd w:val="clear" w:color="auto" w:fill="FAFAFA"/>
         </w:rPr>
-        <w:t>{"</w:t>
-      </w:r>
-      <w:proofErr w:type="spellStart"/>
-      <w:r>
-        <w:rPr>
-          <w:rFonts w:ascii="Roboto" w:hAnsi="Roboto"/>
-          <w:color w:val="383A42"/>
-          <w:sz w:val="20"/>
-          <w:szCs w:val="20"/>
-          <w:shd w:val="clear" w:color="auto" w:fill="FAFAFA"/>
-        </w:rPr>
-        <w:t>success</w:t>
-      </w:r>
-      <w:proofErr w:type="spellEnd"/>
-      <w:r>
-        <w:rPr>
-          <w:rFonts w:ascii="Roboto" w:hAnsi="Roboto"/>
-          <w:color w:val="383A42"/>
-          <w:sz w:val="20"/>
-          <w:szCs w:val="20"/>
-          <w:shd w:val="clear" w:color="auto" w:fill="FAFAFA"/>
-        </w:rPr>
-        <w:t>":"</w:t>
-      </w:r>
-      <w:proofErr w:type="spellStart"/>
-      <w:r>
-        <w:rPr>
-          <w:rFonts w:ascii="Roboto" w:hAnsi="Roboto"/>
-          <w:color w:val="383A42"/>
-          <w:sz w:val="20"/>
-          <w:szCs w:val="20"/>
-          <w:shd w:val="clear" w:color="auto" w:fill="FAFAFA"/>
-        </w:rPr>
-        <w:t>true</w:t>
-      </w:r>
-      <w:proofErr w:type="spellEnd"/>
-      <w:r>
-        <w:rPr>
-          <w:rFonts w:ascii="Roboto" w:hAnsi="Roboto"/>
-          <w:color w:val="383A42"/>
-          <w:sz w:val="20"/>
-          <w:szCs w:val="20"/>
-          <w:shd w:val="clear" w:color="auto" w:fill="FAFAFA"/>
-        </w:rPr>
-        <w:t>"}</w:t>
+        <w:t>{"success":"true"}</w:t>
       </w:r>
     </w:p>
     <w:p>
@@ -49874,31 +46590,7 @@
           <w:lang w:val="en-US"/>
         </w:rPr>
         <w:lastRenderedPageBreak/>
-        <w:t xml:space="preserve">SEDAP-Express </w:t>
-      </w:r>
-      <w:proofErr w:type="spellStart"/>
-      <w:r>
-        <w:rPr>
-          <w:rFonts w:ascii="Roboto" w:hAnsi="Roboto" w:cs="Segoe UI"/>
-          <w:b/>
-          <w:bCs/>
-          <w:sz w:val="22"/>
-          <w:szCs w:val="22"/>
-          <w:lang w:val="en-US"/>
-        </w:rPr>
-        <w:t>Protobuf</w:t>
-      </w:r>
-      <w:proofErr w:type="spellEnd"/>
-      <w:r>
-        <w:rPr>
-          <w:rFonts w:ascii="Roboto" w:hAnsi="Roboto" w:cs="Segoe UI"/>
-          <w:b/>
-          <w:bCs/>
-          <w:sz w:val="22"/>
-          <w:szCs w:val="22"/>
-          <w:lang w:val="en-US"/>
-        </w:rPr>
-        <w:t>-</w:t>
+        <w:t>SEDAP-Express Protobuf-</w:t>
       </w:r>
       <w:r>
         <w:rPr>
@@ -49972,7 +46664,6 @@
           <w:lang w:val="en-US"/>
         </w:rPr>
       </w:pPr>
-      <w:proofErr w:type="spellStart"/>
       <w:r>
         <w:rPr>
           <w:rFonts w:ascii="Roboto" w:hAnsi="Roboto" w:cs="Segoe UI"/>
@@ -49982,19 +46673,7 @@
           <w:szCs w:val="22"/>
           <w:lang w:val="en-US"/>
         </w:rPr>
-        <w:t>Definiton</w:t>
-      </w:r>
-      <w:proofErr w:type="spellEnd"/>
-      <w:r>
-        <w:rPr>
-          <w:rFonts w:ascii="Roboto" w:hAnsi="Roboto" w:cs="Segoe UI"/>
-          <w:i/>
-          <w:iCs/>
-          <w:sz w:val="22"/>
-          <w:szCs w:val="22"/>
-          <w:lang w:val="en-US"/>
-        </w:rPr>
-        <w:t>:</w:t>
+        <w:t>Definiton:</w:t>
       </w:r>
     </w:p>
     <w:p>
@@ -50048,27 +46727,7 @@
           <w:szCs w:val="22"/>
           <w:lang w:val="en-US"/>
         </w:rPr>
-        <w:t xml:space="preserve">message </w:t>
-      </w:r>
-      <w:proofErr w:type="spellStart"/>
-      <w:r>
-        <w:rPr>
-          <w:rFonts w:ascii="Roboto" w:hAnsi="Roboto" w:cs="Segoe UI"/>
-          <w:sz w:val="22"/>
-          <w:szCs w:val="22"/>
-          <w:lang w:val="en-US"/>
-        </w:rPr>
-        <w:t>SomeMessage</w:t>
-      </w:r>
-      <w:proofErr w:type="spellEnd"/>
-      <w:r>
-        <w:rPr>
-          <w:rFonts w:ascii="Roboto" w:hAnsi="Roboto" w:cs="Segoe UI"/>
-          <w:sz w:val="22"/>
-          <w:szCs w:val="22"/>
-          <w:lang w:val="en-US"/>
-        </w:rPr>
-        <w:t xml:space="preserve"> {</w:t>
+        <w:t>message SomeMessage {</w:t>
       </w:r>
     </w:p>
     <w:p>
@@ -50176,27 +46835,7 @@
           <w:szCs w:val="22"/>
           <w:lang w:val="en-US"/>
         </w:rPr>
-        <w:t xml:space="preserve">    repeated Messages </w:t>
-      </w:r>
-      <w:proofErr w:type="spellStart"/>
-      <w:r>
-        <w:rPr>
-          <w:rFonts w:ascii="Roboto" w:hAnsi="Roboto" w:cs="Segoe UI"/>
-          <w:sz w:val="22"/>
-          <w:szCs w:val="22"/>
-          <w:lang w:val="en-US"/>
-        </w:rPr>
-        <w:t>messages</w:t>
-      </w:r>
-      <w:proofErr w:type="spellEnd"/>
-      <w:r>
-        <w:rPr>
-          <w:rFonts w:ascii="Roboto" w:hAnsi="Roboto" w:cs="Segoe UI"/>
-          <w:sz w:val="22"/>
-          <w:szCs w:val="22"/>
-          <w:lang w:val="en-US"/>
-        </w:rPr>
-        <w:t xml:space="preserve"> = 1;</w:t>
+        <w:t xml:space="preserve">    repeated Messages messages = 1;</w:t>
       </w:r>
     </w:p>
     <w:p>

--- a/Documentation/SEDAP-Express ICD v1.4.8.docx
+++ b/Documentation/SEDAP-Express ICD v1.4.8.docx
@@ -19066,7 +19066,61 @@
           <w:szCs w:val="22"/>
           <w:lang w:val="en-US"/>
         </w:rPr>
-        <w:t>EMISSION;5E;0195238E15AD;66A3;R;;;100;;53.32;8.11;0;;;;20;8725000.0#8735000.0;20000;3;0;2;6;10233;;</w:t>
+        <w:t>EMISSION;5E;0195238E15AD;66A3;R;;;100;;53.32;8.11;0;;;;20;8725000.0#8735000.0;20000;3;0</w:t>
+      </w:r>
+      <w:r>
+        <w:rPr>
+          <w:rFonts w:ascii="Roboto" w:hAnsi="Roboto" w:cs="Segoe UI"/>
+          <w:sz w:val="22"/>
+          <w:szCs w:val="22"/>
+          <w:lang w:val="en-US"/>
+        </w:rPr>
+        <w:t>0</w:t>
+      </w:r>
+      <w:r>
+        <w:rPr>
+          <w:rFonts w:ascii="Roboto" w:hAnsi="Roboto" w:cs="Segoe UI"/>
+          <w:sz w:val="22"/>
+          <w:szCs w:val="22"/>
+          <w:lang w:val="en-US"/>
+        </w:rPr>
+        <w:t>;</w:t>
+      </w:r>
+      <w:r>
+        <w:rPr>
+          <w:rFonts w:ascii="Roboto" w:hAnsi="Roboto" w:cs="Segoe UI"/>
+          <w:sz w:val="22"/>
+          <w:szCs w:val="22"/>
+          <w:lang w:val="en-US"/>
+        </w:rPr>
+        <w:t>0</w:t>
+      </w:r>
+      <w:r>
+        <w:rPr>
+          <w:rFonts w:ascii="Roboto" w:hAnsi="Roboto" w:cs="Segoe UI"/>
+          <w:sz w:val="22"/>
+          <w:szCs w:val="22"/>
+          <w:lang w:val="en-US"/>
+        </w:rPr>
+        <w:t>2;</w:t>
+      </w:r>
+      <w:r>
+        <w:rPr>
+          <w:rFonts w:ascii="Roboto" w:hAnsi="Roboto" w:cs="Segoe UI"/>
+          <w:sz w:val="22"/>
+          <w:szCs w:val="22"/>
+          <w:lang w:val="en-US"/>
+        </w:rPr>
+        <w:t>0</w:t>
+      </w:r>
+      <w:r>
+        <w:rPr>
+          <w:rFonts w:ascii="Roboto" w:hAnsi="Roboto" w:cs="Segoe UI"/>
+          <w:sz w:val="22"/>
+          <w:szCs w:val="22"/>
+          <w:lang w:val="en-US"/>
+        </w:rPr>
+        <w:t>6;10233;;</w:t>
       </w:r>
       <w:r>
         <w:rPr>
@@ -19107,7 +19161,61 @@
           <w:szCs w:val="22"/>
           <w:lang w:val="en-US"/>
         </w:rPr>
-        <w:t>EMISSION;5F;0195238E25AD;66A3;R;;;101;;54.86;9.32;0;52.12;9.8;50;233;25725.0;4000;1;5;2;0;;sngpesr--------</w:t>
+        <w:t>EMISSION;5F;0195238E25AD;66A3;R;;;101;;54.86;9.32;0;52.12;9.8;50;233;25725.0;4000;1;</w:t>
+      </w:r>
+      <w:r>
+        <w:rPr>
+          <w:rFonts w:ascii="Roboto" w:hAnsi="Roboto" w:cs="Segoe UI"/>
+          <w:sz w:val="22"/>
+          <w:szCs w:val="22"/>
+          <w:lang w:val="en-US"/>
+        </w:rPr>
+        <w:t>0</w:t>
+      </w:r>
+      <w:r>
+        <w:rPr>
+          <w:rFonts w:ascii="Roboto" w:hAnsi="Roboto" w:cs="Segoe UI"/>
+          <w:sz w:val="22"/>
+          <w:szCs w:val="22"/>
+          <w:lang w:val="en-US"/>
+        </w:rPr>
+        <w:t>5;</w:t>
+      </w:r>
+      <w:r>
+        <w:rPr>
+          <w:rFonts w:ascii="Roboto" w:hAnsi="Roboto" w:cs="Segoe UI"/>
+          <w:sz w:val="22"/>
+          <w:szCs w:val="22"/>
+          <w:lang w:val="en-US"/>
+        </w:rPr>
+        <w:t>0</w:t>
+      </w:r>
+      <w:r>
+        <w:rPr>
+          <w:rFonts w:ascii="Roboto" w:hAnsi="Roboto" w:cs="Segoe UI"/>
+          <w:sz w:val="22"/>
+          <w:szCs w:val="22"/>
+          <w:lang w:val="en-US"/>
+        </w:rPr>
+        <w:t>2;</w:t>
+      </w:r>
+      <w:r>
+        <w:rPr>
+          <w:rFonts w:ascii="Roboto" w:hAnsi="Roboto" w:cs="Segoe UI"/>
+          <w:sz w:val="22"/>
+          <w:szCs w:val="22"/>
+          <w:lang w:val="en-US"/>
+        </w:rPr>
+        <w:t>0</w:t>
+      </w:r>
+      <w:r>
+        <w:rPr>
+          <w:rFonts w:ascii="Roboto" w:hAnsi="Roboto" w:cs="Segoe UI"/>
+          <w:sz w:val="22"/>
+          <w:szCs w:val="22"/>
+          <w:lang w:val="en-US"/>
+        </w:rPr>
+        <w:t>0;;sngpesr--------</w:t>
       </w:r>
       <w:r>
         <w:rPr>
@@ -34471,7 +34579,25 @@
           <w:szCs w:val="22"/>
           <w:lang w:val="en-US"/>
         </w:rPr>
-        <w:t xml:space="preserve">But of course its </w:t>
+        <w:t>But of course it</w:t>
+      </w:r>
+      <w:r>
+        <w:rPr>
+          <w:rFonts w:ascii="Roboto" w:hAnsi="Roboto" w:cs="Segoe UI"/>
+          <w:sz w:val="22"/>
+          <w:szCs w:val="22"/>
+          <w:lang w:val="en-US"/>
+        </w:rPr>
+        <w:t>’</w:t>
+      </w:r>
+      <w:r>
+        <w:rPr>
+          <w:rFonts w:ascii="Roboto" w:hAnsi="Roboto" w:cs="Segoe UI"/>
+          <w:sz w:val="22"/>
+          <w:szCs w:val="22"/>
+          <w:lang w:val="en-US"/>
+        </w:rPr>
+        <w:t xml:space="preserve">s </w:t>
       </w:r>
       <w:r>
         <w:rPr>
@@ -37482,7 +37608,25 @@
           <w:szCs w:val="22"/>
           <w:lang w:val="en-US"/>
         </w:rPr>
-        <w:t>u1#50;;443D;1;MTAuMC4wLjEzMg==;;RnVsbHkgb3BlcmF0aW9uYWw=</w:t>
+        <w:t>u1#50;;443D;</w:t>
+      </w:r>
+      <w:r>
+        <w:rPr>
+          <w:rFonts w:ascii="Roboto" w:hAnsi="Roboto" w:cs="Segoe UI"/>
+          <w:sz w:val="22"/>
+          <w:szCs w:val="22"/>
+          <w:lang w:val="en-US"/>
+        </w:rPr>
+        <w:t>0</w:t>
+      </w:r>
+      <w:r>
+        <w:rPr>
+          <w:rFonts w:ascii="Roboto" w:hAnsi="Roboto" w:cs="Segoe UI"/>
+          <w:sz w:val="22"/>
+          <w:szCs w:val="22"/>
+          <w:lang w:val="en-US"/>
+        </w:rPr>
+        <w:t>1;MTAuMC4wLjEzMg==;;RnVsbHkgb3BlcmF0aW9uYWw=</w:t>
       </w:r>
     </w:p>
     <w:p>
@@ -37535,7 +37679,25 @@
           <w:szCs w:val="22"/>
           <w:lang w:val="en-US"/>
         </w:rPr>
-        <w:t>STATUS;16;0195238E25AD;129E;R;;;2;2;BMG#10;;;;ED32;3;;aHR0cDovLzEwLjAuMC4xL2ltYWdlLnBuZw==;T3V0IG9mIGZ1ZWwh</w:t>
+        <w:t>STATUS;16;0195238E25AD;129E;R;;;2;2;BMG#10;;;;ED32;</w:t>
+      </w:r>
+      <w:r>
+        <w:rPr>
+          <w:rFonts w:ascii="Roboto" w:hAnsi="Roboto" w:cs="Segoe UI"/>
+          <w:sz w:val="22"/>
+          <w:szCs w:val="22"/>
+          <w:lang w:val="en-US"/>
+        </w:rPr>
+        <w:t>0</w:t>
+      </w:r>
+      <w:r>
+        <w:rPr>
+          <w:rFonts w:ascii="Roboto" w:hAnsi="Roboto" w:cs="Segoe UI"/>
+          <w:sz w:val="22"/>
+          <w:szCs w:val="22"/>
+          <w:lang w:val="en-US"/>
+        </w:rPr>
+        <w:t>3;;aHR0cDovLzEwLjAuMC4xL2ltYWdlLnBuZw==;T3V0IG9mIGZ1ZWwh</w:t>
       </w:r>
     </w:p>
     <w:p>
@@ -41960,7 +42122,7 @@
           <v:shape id="_x0000_i1025" type="#_x0000_t75" style="width:376.3pt;height:228.85pt" o:ole="">
             <v:imagedata r:id="rId11" o:title=""/>
           </v:shape>
-          <o:OLEObject Type="Embed" ProgID="Visio.Drawing.15" ShapeID="_x0000_i1025" DrawAspect="Content" ObjectID="_1850503267" r:id="rId12"/>
+          <o:OLEObject Type="Embed" ProgID="Visio.Drawing.15" ShapeID="_x0000_i1025" DrawAspect="Content" ObjectID="_1850505277" r:id="rId12"/>
         </w:object>
       </w:r>
     </w:p>
@@ -45128,7 +45290,7 @@
           <v:shape id="_x0000_i1026" type="#_x0000_t75" style="width:608.15pt;height:417pt" o:ole="">
             <v:imagedata r:id="rId14" o:title=""/>
           </v:shape>
-          <o:OLEObject Type="Embed" ProgID="Visio.Drawing.15" ShapeID="_x0000_i1026" DrawAspect="Content" ObjectID="_1850503268" r:id="rId15"/>
+          <o:OLEObject Type="Embed" ProgID="Visio.Drawing.15" ShapeID="_x0000_i1026" DrawAspect="Content" ObjectID="_1850505278" r:id="rId15"/>
         </w:object>
       </w:r>
     </w:p>
